--- a/wp_leads_dem09.docx
+++ b/wp_leads_dem09.docx
@@ -66,7 +66,25 @@
           <w:sz w:val="19"/>
           <w:szCs w:val="19"/>
         </w:rPr>
-        <w:t>O1 = EU institutions, national decision-makers, civil society organisations, other societal actors and citizens are better equipped, with new data, knowledge and methods, to confront threats and challenges to democracies and to enhance their inclusiveness and participatory elan.</w:t>
+        <w:t xml:space="preserve">O1 = EU institutions, national </w:t>
+      </w:r>
+      <w:proofErr w:type="gramStart"/>
+      <w:r>
+        <w:rPr>
+          <w:rFonts w:ascii="Calibri" w:eastAsia="Calibri" w:hAnsi="Calibri" w:cs="Calibri"/>
+          <w:sz w:val="19"/>
+          <w:szCs w:val="19"/>
+        </w:rPr>
+        <w:t>decision-makers</w:t>
+      </w:r>
+      <w:proofErr w:type="gramEnd"/>
+      <w:r>
+        <w:rPr>
+          <w:rFonts w:ascii="Calibri" w:eastAsia="Calibri" w:hAnsi="Calibri" w:cs="Calibri"/>
+          <w:sz w:val="19"/>
+          <w:szCs w:val="19"/>
+        </w:rPr>
+        <w:t>, civil society organisations, other societal actors and citizens are better equipped, with new data, knowledge and methods, to confront threats and challenges to democracies and to enhance their inclusiveness and participatory elan.</w:t>
       </w:r>
     </w:p>
     <w:p>
@@ -79,7 +97,25 @@
           <w:sz w:val="19"/>
           <w:szCs w:val="19"/>
         </w:rPr>
-        <w:t>O2 = strengthened long-lasting citizen engagement in democratic life, going beyond electoral processes, and increased trust in democratic institutions. Projects must contribute to both. ● = main focus of the WP, ○ = contributes.</w:t>
+        <w:t xml:space="preserve">O2 = strengthened long-lasting citizen engagement in democratic life, going beyond electoral processes, and increased trust in democratic institutions. Projects must contribute to both. ● = </w:t>
+      </w:r>
+      <w:proofErr w:type="gramStart"/>
+      <w:r>
+        <w:rPr>
+          <w:rFonts w:ascii="Calibri" w:eastAsia="Calibri" w:hAnsi="Calibri" w:cs="Calibri"/>
+          <w:sz w:val="19"/>
+          <w:szCs w:val="19"/>
+        </w:rPr>
+        <w:t>main focus</w:t>
+      </w:r>
+      <w:proofErr w:type="gramEnd"/>
+      <w:r>
+        <w:rPr>
+          <w:rFonts w:ascii="Calibri" w:eastAsia="Calibri" w:hAnsi="Calibri" w:cs="Calibri"/>
+          <w:sz w:val="19"/>
+          <w:szCs w:val="19"/>
+        </w:rPr>
+        <w:t xml:space="preserve"> of the WP, ○ = contributes.</w:t>
       </w:r>
     </w:p>
     <w:tbl>
@@ -96,15 +132,15 @@
         <w:tblLook w:val="04A0" w:firstRow="1" w:lastRow="0" w:firstColumn="1" w:lastColumn="0" w:noHBand="0" w:noVBand="1"/>
       </w:tblPr>
       <w:tblGrid>
-        <w:gridCol w:w="3874"/>
-        <w:gridCol w:w="1299"/>
-        <w:gridCol w:w="2091"/>
-        <w:gridCol w:w="1060"/>
-        <w:gridCol w:w="2685"/>
-        <w:gridCol w:w="1098"/>
-        <w:gridCol w:w="1295"/>
-        <w:gridCol w:w="499"/>
-        <w:gridCol w:w="499"/>
+        <w:gridCol w:w="3900"/>
+        <w:gridCol w:w="1300"/>
+        <w:gridCol w:w="2100"/>
+        <w:gridCol w:w="1000"/>
+        <w:gridCol w:w="2700"/>
+        <w:gridCol w:w="1100"/>
+        <w:gridCol w:w="1300"/>
+        <w:gridCol w:w="500"/>
+        <w:gridCol w:w="500"/>
       </w:tblGrid>
       <w:tr>
         <w:trPr>
@@ -131,14 +167,19 @@
           <w:p>
             <w:pPr>
               <w:spacing w:after="40"/>
-            </w:pPr>
-            <w:r>
-              <w:rPr>
-                <w:rFonts w:ascii="Calibri" w:eastAsia="Calibri" w:hAnsi="Calibri" w:cs="Calibri"/>
+              <w:rPr>
+                <w:rFonts w:asciiTheme="minorHAnsi" w:hAnsiTheme="minorHAnsi" w:cstheme="minorHAnsi"/>
+                <w:sz w:val="16"/>
+                <w:szCs w:val="16"/>
+              </w:rPr>
+            </w:pPr>
+            <w:r>
+              <w:rPr>
+                <w:rFonts w:asciiTheme="minorHAnsi" w:eastAsia="Calibri" w:hAnsiTheme="minorHAnsi" w:cstheme="minorHAnsi"/>
                 <w:b/>
                 <w:bCs/>
-                <w:sz w:val="18"/>
-                <w:szCs w:val="18"/>
+                <w:sz w:val="16"/>
+                <w:szCs w:val="16"/>
               </w:rPr>
               <w:t>Work Package</w:t>
             </w:r>
@@ -165,14 +206,19 @@
           <w:p>
             <w:pPr>
               <w:spacing w:after="40"/>
-            </w:pPr>
-            <w:r>
-              <w:rPr>
-                <w:rFonts w:ascii="Calibri" w:eastAsia="Calibri" w:hAnsi="Calibri" w:cs="Calibri"/>
+              <w:rPr>
+                <w:rFonts w:asciiTheme="minorHAnsi" w:hAnsiTheme="minorHAnsi" w:cstheme="minorHAnsi"/>
+                <w:sz w:val="16"/>
+                <w:szCs w:val="16"/>
+              </w:rPr>
+            </w:pPr>
+            <w:r>
+              <w:rPr>
+                <w:rFonts w:asciiTheme="minorHAnsi" w:eastAsia="Calibri" w:hAnsiTheme="minorHAnsi" w:cstheme="minorHAnsi"/>
                 <w:b/>
                 <w:bCs/>
-                <w:sz w:val="18"/>
-                <w:szCs w:val="18"/>
+                <w:sz w:val="16"/>
+                <w:szCs w:val="16"/>
               </w:rPr>
               <w:t>Framework component</w:t>
             </w:r>
@@ -199,14 +245,19 @@
           <w:p>
             <w:pPr>
               <w:spacing w:after="40"/>
-            </w:pPr>
-            <w:r>
-              <w:rPr>
-                <w:rFonts w:ascii="Calibri" w:eastAsia="Calibri" w:hAnsi="Calibri" w:cs="Calibri"/>
+              <w:rPr>
+                <w:rFonts w:asciiTheme="minorHAnsi" w:hAnsiTheme="minorHAnsi" w:cstheme="minorHAnsi"/>
+                <w:sz w:val="16"/>
+                <w:szCs w:val="16"/>
+              </w:rPr>
+            </w:pPr>
+            <w:r>
+              <w:rPr>
+                <w:rFonts w:asciiTheme="minorHAnsi" w:eastAsia="Calibri" w:hAnsiTheme="minorHAnsi" w:cstheme="minorHAnsi"/>
                 <w:b/>
                 <w:bCs/>
-                <w:sz w:val="18"/>
-                <w:szCs w:val="18"/>
+                <w:sz w:val="16"/>
+                <w:szCs w:val="16"/>
               </w:rPr>
               <w:t>Lead</w:t>
             </w:r>
@@ -233,14 +284,19 @@
           <w:p>
             <w:pPr>
               <w:spacing w:after="40"/>
-            </w:pPr>
-            <w:r>
-              <w:rPr>
-                <w:rFonts w:ascii="Calibri" w:eastAsia="Calibri" w:hAnsi="Calibri" w:cs="Calibri"/>
+              <w:rPr>
+                <w:rFonts w:asciiTheme="minorHAnsi" w:hAnsiTheme="minorHAnsi" w:cstheme="minorHAnsi"/>
+                <w:sz w:val="16"/>
+                <w:szCs w:val="16"/>
+              </w:rPr>
+            </w:pPr>
+            <w:r>
+              <w:rPr>
+                <w:rFonts w:asciiTheme="minorHAnsi" w:eastAsia="Calibri" w:hAnsiTheme="minorHAnsi" w:cstheme="minorHAnsi"/>
                 <w:b/>
                 <w:bCs/>
-                <w:sz w:val="18"/>
-                <w:szCs w:val="18"/>
+                <w:sz w:val="16"/>
+                <w:szCs w:val="16"/>
               </w:rPr>
               <w:t>Country</w:t>
             </w:r>
@@ -267,14 +323,19 @@
           <w:p>
             <w:pPr>
               <w:spacing w:after="40"/>
-            </w:pPr>
-            <w:r>
-              <w:rPr>
-                <w:rFonts w:ascii="Calibri" w:eastAsia="Calibri" w:hAnsi="Calibri" w:cs="Calibri"/>
+              <w:rPr>
+                <w:rFonts w:asciiTheme="minorHAnsi" w:hAnsiTheme="minorHAnsi" w:cstheme="minorHAnsi"/>
+                <w:sz w:val="16"/>
+                <w:szCs w:val="16"/>
+              </w:rPr>
+            </w:pPr>
+            <w:r>
+              <w:rPr>
+                <w:rFonts w:asciiTheme="minorHAnsi" w:eastAsia="Calibri" w:hAnsiTheme="minorHAnsi" w:cstheme="minorHAnsi"/>
                 <w:b/>
                 <w:bCs/>
-                <w:sz w:val="18"/>
-                <w:szCs w:val="18"/>
+                <w:sz w:val="16"/>
+                <w:szCs w:val="16"/>
               </w:rPr>
               <w:t>Co-lead(s)</w:t>
             </w:r>
@@ -301,14 +362,19 @@
           <w:p>
             <w:pPr>
               <w:spacing w:after="40"/>
-            </w:pPr>
-            <w:r>
-              <w:rPr>
-                <w:rFonts w:ascii="Calibri" w:eastAsia="Calibri" w:hAnsi="Calibri" w:cs="Calibri"/>
+              <w:rPr>
+                <w:rFonts w:asciiTheme="minorHAnsi" w:hAnsiTheme="minorHAnsi" w:cstheme="minorHAnsi"/>
+                <w:sz w:val="16"/>
+                <w:szCs w:val="16"/>
+              </w:rPr>
+            </w:pPr>
+            <w:r>
+              <w:rPr>
+                <w:rFonts w:asciiTheme="minorHAnsi" w:eastAsia="Calibri" w:hAnsiTheme="minorHAnsi" w:cstheme="minorHAnsi"/>
                 <w:b/>
                 <w:bCs/>
-                <w:sz w:val="18"/>
-                <w:szCs w:val="18"/>
+                <w:sz w:val="16"/>
+                <w:szCs w:val="16"/>
               </w:rPr>
               <w:t>Country</w:t>
             </w:r>
@@ -335,14 +401,19 @@
           <w:p>
             <w:pPr>
               <w:spacing w:after="40"/>
-            </w:pPr>
-            <w:r>
-              <w:rPr>
-                <w:rFonts w:ascii="Calibri" w:eastAsia="Calibri" w:hAnsi="Calibri" w:cs="Calibri"/>
+              <w:rPr>
+                <w:rFonts w:asciiTheme="minorHAnsi" w:hAnsiTheme="minorHAnsi" w:cstheme="minorHAnsi"/>
+                <w:sz w:val="16"/>
+                <w:szCs w:val="16"/>
+              </w:rPr>
+            </w:pPr>
+            <w:r>
+              <w:rPr>
+                <w:rFonts w:asciiTheme="minorHAnsi" w:eastAsia="Calibri" w:hAnsiTheme="minorHAnsi" w:cstheme="minorHAnsi"/>
                 <w:b/>
                 <w:bCs/>
-                <w:sz w:val="18"/>
-                <w:szCs w:val="18"/>
+                <w:sz w:val="16"/>
+                <w:szCs w:val="16"/>
               </w:rPr>
               <w:t>Runtime</w:t>
             </w:r>
@@ -370,14 +441,19 @@
             <w:pPr>
               <w:spacing w:after="40"/>
               <w:jc w:val="center"/>
-            </w:pPr>
-            <w:r>
-              <w:rPr>
-                <w:rFonts w:ascii="Calibri" w:eastAsia="Calibri" w:hAnsi="Calibri" w:cs="Calibri"/>
+              <w:rPr>
+                <w:rFonts w:asciiTheme="minorHAnsi" w:hAnsiTheme="minorHAnsi" w:cstheme="minorHAnsi"/>
+                <w:sz w:val="16"/>
+                <w:szCs w:val="16"/>
+              </w:rPr>
+            </w:pPr>
+            <w:r>
+              <w:rPr>
+                <w:rFonts w:asciiTheme="minorHAnsi" w:eastAsia="Calibri" w:hAnsiTheme="minorHAnsi" w:cstheme="minorHAnsi"/>
                 <w:b/>
                 <w:bCs/>
-                <w:sz w:val="18"/>
-                <w:szCs w:val="18"/>
+                <w:sz w:val="16"/>
+                <w:szCs w:val="16"/>
               </w:rPr>
               <w:t>O1</w:t>
             </w:r>
@@ -405,14 +481,19 @@
             <w:pPr>
               <w:spacing w:after="40"/>
               <w:jc w:val="center"/>
-            </w:pPr>
-            <w:r>
-              <w:rPr>
-                <w:rFonts w:ascii="Calibri" w:eastAsia="Calibri" w:hAnsi="Calibri" w:cs="Calibri"/>
+              <w:rPr>
+                <w:rFonts w:asciiTheme="minorHAnsi" w:hAnsiTheme="minorHAnsi" w:cstheme="minorHAnsi"/>
+                <w:sz w:val="16"/>
+                <w:szCs w:val="16"/>
+              </w:rPr>
+            </w:pPr>
+            <w:r>
+              <w:rPr>
+                <w:rFonts w:asciiTheme="minorHAnsi" w:eastAsia="Calibri" w:hAnsiTheme="minorHAnsi" w:cstheme="minorHAnsi"/>
                 <w:b/>
                 <w:bCs/>
-                <w:sz w:val="18"/>
-                <w:szCs w:val="18"/>
+                <w:sz w:val="16"/>
+                <w:szCs w:val="16"/>
               </w:rPr>
               <w:t>O2</w:t>
             </w:r>
@@ -443,14 +524,19 @@
           <w:p>
             <w:pPr>
               <w:spacing w:after="40"/>
-            </w:pPr>
-            <w:r>
-              <w:rPr>
-                <w:rFonts w:ascii="Calibri" w:eastAsia="Calibri" w:hAnsi="Calibri" w:cs="Calibri"/>
+              <w:rPr>
+                <w:rFonts w:asciiTheme="minorHAnsi" w:hAnsiTheme="minorHAnsi" w:cstheme="minorHAnsi"/>
+                <w:sz w:val="16"/>
+                <w:szCs w:val="16"/>
+              </w:rPr>
+            </w:pPr>
+            <w:r>
+              <w:rPr>
+                <w:rFonts w:asciiTheme="minorHAnsi" w:eastAsia="Calibri" w:hAnsiTheme="minorHAnsi" w:cstheme="minorHAnsi"/>
                 <w:b/>
                 <w:bCs/>
-                <w:sz w:val="19"/>
-                <w:szCs w:val="19"/>
+                <w:sz w:val="16"/>
+                <w:szCs w:val="16"/>
               </w:rPr>
               <w:t>WP1: Framework: informational resilience of European democracy</w:t>
             </w:r>
@@ -463,10 +549,15 @@
                 <w:numId w:val="2"/>
               </w:numPr>
               <w:spacing w:after="30"/>
-            </w:pPr>
-            <w:r>
-              <w:rPr>
-                <w:rFonts w:ascii="Calibri" w:eastAsia="Calibri" w:hAnsi="Calibri" w:cs="Calibri"/>
+              <w:rPr>
+                <w:rFonts w:asciiTheme="minorHAnsi" w:hAnsiTheme="minorHAnsi" w:cstheme="minorHAnsi"/>
+                <w:sz w:val="16"/>
+                <w:szCs w:val="16"/>
+              </w:rPr>
+            </w:pPr>
+            <w:r>
+              <w:rPr>
+                <w:rFonts w:asciiTheme="minorHAnsi" w:eastAsia="Calibri" w:hAnsiTheme="minorHAnsi" w:cstheme="minorHAnsi"/>
                 <w:color w:val="444444"/>
                 <w:sz w:val="16"/>
                 <w:szCs w:val="16"/>
@@ -482,10 +573,15 @@
                 <w:numId w:val="2"/>
               </w:numPr>
               <w:spacing w:after="30"/>
-            </w:pPr>
-            <w:r>
-              <w:rPr>
-                <w:rFonts w:ascii="Calibri" w:eastAsia="Calibri" w:hAnsi="Calibri" w:cs="Calibri"/>
+              <w:rPr>
+                <w:rFonts w:asciiTheme="minorHAnsi" w:hAnsiTheme="minorHAnsi" w:cstheme="minorHAnsi"/>
+                <w:sz w:val="16"/>
+                <w:szCs w:val="16"/>
+              </w:rPr>
+            </w:pPr>
+            <w:r>
+              <w:rPr>
+                <w:rFonts w:asciiTheme="minorHAnsi" w:eastAsia="Calibri" w:hAnsiTheme="minorHAnsi" w:cstheme="minorHAnsi"/>
                 <w:color w:val="444444"/>
                 <w:sz w:val="16"/>
                 <w:szCs w:val="16"/>
@@ -500,10 +596,15 @@
                 <w:ilvl w:val="0"/>
                 <w:numId w:val="2"/>
               </w:numPr>
-            </w:pPr>
-            <w:r>
-              <w:rPr>
-                <w:rFonts w:ascii="Calibri" w:eastAsia="Calibri" w:hAnsi="Calibri" w:cs="Calibri"/>
+              <w:rPr>
+                <w:rFonts w:asciiTheme="minorHAnsi" w:hAnsiTheme="minorHAnsi" w:cstheme="minorHAnsi"/>
+                <w:sz w:val="16"/>
+                <w:szCs w:val="16"/>
+              </w:rPr>
+            </w:pPr>
+            <w:r>
+              <w:rPr>
+                <w:rFonts w:asciiTheme="minorHAnsi" w:eastAsia="Calibri" w:hAnsiTheme="minorHAnsi" w:cstheme="minorHAnsi"/>
                 <w:color w:val="444444"/>
                 <w:sz w:val="16"/>
                 <w:szCs w:val="16"/>
@@ -532,12 +633,17 @@
           <w:p>
             <w:pPr>
               <w:spacing w:after="40"/>
-            </w:pPr>
-            <w:r>
-              <w:rPr>
-                <w:rFonts w:ascii="Calibri" w:eastAsia="Calibri" w:hAnsi="Calibri" w:cs="Calibri"/>
-                <w:sz w:val="18"/>
-                <w:szCs w:val="18"/>
+              <w:rPr>
+                <w:rFonts w:asciiTheme="minorHAnsi" w:hAnsiTheme="minorHAnsi" w:cstheme="minorHAnsi"/>
+                <w:sz w:val="16"/>
+                <w:szCs w:val="16"/>
+              </w:rPr>
+            </w:pPr>
+            <w:r>
+              <w:rPr>
+                <w:rFonts w:asciiTheme="minorHAnsi" w:eastAsia="Calibri" w:hAnsiTheme="minorHAnsi" w:cstheme="minorHAnsi"/>
+                <w:sz w:val="16"/>
+                <w:szCs w:val="16"/>
               </w:rPr>
               <w:t>All three</w:t>
             </w:r>
@@ -563,15 +669,46 @@
           <w:p>
             <w:pPr>
               <w:spacing w:after="40"/>
-            </w:pPr>
-            <w:r>
-              <w:rPr>
-                <w:rFonts w:ascii="Calibri" w:eastAsia="Calibri" w:hAnsi="Calibri" w:cs="Calibri"/>
-                <w:sz w:val="18"/>
-                <w:szCs w:val="18"/>
+              <w:rPr>
+                <w:rFonts w:asciiTheme="minorHAnsi" w:eastAsia="Calibri" w:hAnsiTheme="minorHAnsi" w:cstheme="minorHAnsi"/>
+                <w:sz w:val="16"/>
+                <w:szCs w:val="16"/>
+              </w:rPr>
+            </w:pPr>
+            <w:r>
+              <w:rPr>
+                <w:rFonts w:asciiTheme="minorHAnsi" w:eastAsia="Calibri" w:hAnsiTheme="minorHAnsi" w:cstheme="minorHAnsi"/>
+                <w:sz w:val="16"/>
+                <w:szCs w:val="16"/>
               </w:rPr>
               <w:t>V-Dem Institute (Gothenburg), Steven Wilson</w:t>
             </w:r>
+            <w:r>
+              <w:rPr>
+                <w:rFonts w:asciiTheme="minorHAnsi" w:eastAsia="Calibri" w:hAnsiTheme="minorHAnsi" w:cstheme="minorHAnsi"/>
+                <w:sz w:val="16"/>
+                <w:szCs w:val="16"/>
+              </w:rPr>
+              <w:t xml:space="preserve"> OR</w:t>
+            </w:r>
+          </w:p>
+          <w:p>
+            <w:pPr>
+              <w:spacing w:after="40"/>
+              <w:rPr>
+                <w:rFonts w:asciiTheme="minorHAnsi" w:hAnsiTheme="minorHAnsi" w:cstheme="minorHAnsi"/>
+                <w:sz w:val="16"/>
+                <w:szCs w:val="16"/>
+              </w:rPr>
+            </w:pPr>
+            <w:r>
+              <w:rPr>
+                <w:rFonts w:asciiTheme="minorHAnsi" w:eastAsia="Calibri" w:hAnsiTheme="minorHAnsi" w:cstheme="minorHAnsi"/>
+                <w:sz w:val="16"/>
+                <w:szCs w:val="16"/>
+              </w:rPr>
+              <w:t>Carl-Henrik Knutsen (Oslo)</w:t>
+            </w:r>
           </w:p>
         </w:tc>
         <w:tc>
@@ -594,12 +731,17 @@
           <w:p>
             <w:pPr>
               <w:spacing w:after="40"/>
-            </w:pPr>
-            <w:r>
-              <w:rPr>
-                <w:rFonts w:ascii="Calibri" w:eastAsia="Calibri" w:hAnsi="Calibri" w:cs="Calibri"/>
-                <w:sz w:val="18"/>
-                <w:szCs w:val="18"/>
+              <w:rPr>
+                <w:rFonts w:asciiTheme="minorHAnsi" w:hAnsiTheme="minorHAnsi" w:cstheme="minorHAnsi"/>
+                <w:sz w:val="16"/>
+                <w:szCs w:val="16"/>
+              </w:rPr>
+            </w:pPr>
+            <w:r>
+              <w:rPr>
+                <w:rFonts w:asciiTheme="minorHAnsi" w:eastAsia="Calibri" w:hAnsiTheme="minorHAnsi" w:cstheme="minorHAnsi"/>
+                <w:sz w:val="16"/>
+                <w:szCs w:val="16"/>
               </w:rPr>
               <w:t>Sweden</w:t>
             </w:r>
@@ -625,14 +767,61 @@
           <w:p>
             <w:pPr>
               <w:spacing w:after="40"/>
-            </w:pPr>
-            <w:r>
-              <w:rPr>
-                <w:rFonts w:ascii="Calibri" w:eastAsia="Calibri" w:hAnsi="Calibri" w:cs="Calibri"/>
-                <w:sz w:val="18"/>
-                <w:szCs w:val="18"/>
-              </w:rPr>
-              <w:t>Max Groemping (Griffith), V-Dem centre AUS/NZ (Sanhueza Petrarca and Maerz)</w:t>
+              <w:rPr>
+                <w:rFonts w:asciiTheme="minorHAnsi" w:hAnsiTheme="minorHAnsi" w:cstheme="minorHAnsi"/>
+                <w:sz w:val="16"/>
+                <w:szCs w:val="16"/>
+              </w:rPr>
+            </w:pPr>
+            <w:r>
+              <w:rPr>
+                <w:rFonts w:asciiTheme="minorHAnsi" w:eastAsia="Calibri" w:hAnsiTheme="minorHAnsi" w:cstheme="minorHAnsi"/>
+                <w:sz w:val="16"/>
+                <w:szCs w:val="16"/>
+              </w:rPr>
+              <w:t>V-Dem centre AUS/NZ (Sanhueza Petrarca and Maer</w:t>
+            </w:r>
+            <w:r>
+              <w:rPr>
+                <w:rFonts w:asciiTheme="minorHAnsi" w:eastAsia="Calibri" w:hAnsiTheme="minorHAnsi" w:cstheme="minorHAnsi"/>
+                <w:sz w:val="16"/>
+                <w:szCs w:val="16"/>
+              </w:rPr>
+              <w:t>z</w:t>
+            </w:r>
+            <w:r>
+              <w:rPr>
+                <w:rFonts w:asciiTheme="minorHAnsi" w:eastAsia="Calibri" w:hAnsiTheme="minorHAnsi" w:cstheme="minorHAnsi"/>
+                <w:sz w:val="16"/>
+                <w:szCs w:val="16"/>
+              </w:rPr>
+              <w:t>)</w:t>
+            </w:r>
+            <w:r>
+              <w:rPr>
+                <w:rFonts w:asciiTheme="minorHAnsi" w:eastAsia="Calibri" w:hAnsiTheme="minorHAnsi" w:cstheme="minorHAnsi"/>
+                <w:sz w:val="16"/>
+                <w:szCs w:val="16"/>
+              </w:rPr>
+              <w:t xml:space="preserve">, Max </w:t>
+            </w:r>
+            <w:proofErr w:type="spellStart"/>
+            <w:r>
+              <w:rPr>
+                <w:rFonts w:asciiTheme="minorHAnsi" w:eastAsia="Calibri" w:hAnsiTheme="minorHAnsi" w:cstheme="minorHAnsi"/>
+                <w:sz w:val="16"/>
+                <w:szCs w:val="16"/>
+              </w:rPr>
+              <w:t>Groemping</w:t>
+            </w:r>
+            <w:proofErr w:type="spellEnd"/>
+            <w:r>
+              <w:rPr>
+                <w:rFonts w:asciiTheme="minorHAnsi" w:eastAsia="Calibri" w:hAnsiTheme="minorHAnsi" w:cstheme="minorHAnsi"/>
+                <w:sz w:val="16"/>
+                <w:szCs w:val="16"/>
+              </w:rPr>
+              <w:t xml:space="preserve"> (Griffith)</w:t>
             </w:r>
           </w:p>
         </w:tc>
@@ -656,12 +845,17 @@
           <w:p>
             <w:pPr>
               <w:spacing w:after="40"/>
-            </w:pPr>
-            <w:r>
-              <w:rPr>
-                <w:rFonts w:ascii="Calibri" w:eastAsia="Calibri" w:hAnsi="Calibri" w:cs="Calibri"/>
-                <w:sz w:val="18"/>
-                <w:szCs w:val="18"/>
+              <w:rPr>
+                <w:rFonts w:asciiTheme="minorHAnsi" w:hAnsiTheme="minorHAnsi" w:cstheme="minorHAnsi"/>
+                <w:sz w:val="16"/>
+                <w:szCs w:val="16"/>
+              </w:rPr>
+            </w:pPr>
+            <w:r>
+              <w:rPr>
+                <w:rFonts w:asciiTheme="minorHAnsi" w:eastAsia="Calibri" w:hAnsiTheme="minorHAnsi" w:cstheme="minorHAnsi"/>
+                <w:sz w:val="16"/>
+                <w:szCs w:val="16"/>
               </w:rPr>
               <w:t>Australia, Australia</w:t>
             </w:r>
@@ -687,12 +881,17 @@
           <w:p>
             <w:pPr>
               <w:spacing w:after="40"/>
-            </w:pPr>
-            <w:r>
-              <w:rPr>
-                <w:rFonts w:ascii="Calibri" w:eastAsia="Calibri" w:hAnsi="Calibri" w:cs="Calibri"/>
-                <w:sz w:val="18"/>
-                <w:szCs w:val="18"/>
+              <w:rPr>
+                <w:rFonts w:asciiTheme="minorHAnsi" w:hAnsiTheme="minorHAnsi" w:cstheme="minorHAnsi"/>
+                <w:sz w:val="16"/>
+                <w:szCs w:val="16"/>
+              </w:rPr>
+            </w:pPr>
+            <w:r>
+              <w:rPr>
+                <w:rFonts w:asciiTheme="minorHAnsi" w:eastAsia="Calibri" w:hAnsiTheme="minorHAnsi" w:cstheme="minorHAnsi"/>
+                <w:sz w:val="16"/>
+                <w:szCs w:val="16"/>
               </w:rPr>
               <w:t>Months 0–12</w:t>
             </w:r>
@@ -719,12 +918,17 @@
           <w:p>
             <w:pPr>
               <w:jc w:val="center"/>
-            </w:pPr>
-            <w:r>
-              <w:rPr>
-                <w:rFonts w:ascii="Calibri" w:eastAsia="Calibri" w:hAnsi="Calibri" w:cs="Calibri"/>
-                <w:sz w:val="22"/>
-                <w:szCs w:val="22"/>
+              <w:rPr>
+                <w:rFonts w:asciiTheme="minorHAnsi" w:hAnsiTheme="minorHAnsi" w:cstheme="minorHAnsi"/>
+                <w:sz w:val="16"/>
+                <w:szCs w:val="16"/>
+              </w:rPr>
+            </w:pPr>
+            <w:r>
+              <w:rPr>
+                <w:rFonts w:asciiTheme="minorHAnsi" w:eastAsia="Calibri" w:hAnsiTheme="minorHAnsi" w:cstheme="minorHAnsi"/>
+                <w:sz w:val="16"/>
+                <w:szCs w:val="16"/>
               </w:rPr>
               <w:t>●</w:t>
             </w:r>
@@ -750,6 +954,11 @@
           <w:p>
             <w:pPr>
               <w:jc w:val="center"/>
+              <w:rPr>
+                <w:rFonts w:asciiTheme="minorHAnsi" w:hAnsiTheme="minorHAnsi" w:cstheme="minorHAnsi"/>
+                <w:sz w:val="16"/>
+                <w:szCs w:val="16"/>
+              </w:rPr>
             </w:pPr>
           </w:p>
         </w:tc>
@@ -778,14 +987,19 @@
           <w:p>
             <w:pPr>
               <w:spacing w:after="40"/>
-            </w:pPr>
-            <w:r>
-              <w:rPr>
-                <w:rFonts w:ascii="Calibri" w:eastAsia="Calibri" w:hAnsi="Calibri" w:cs="Calibri"/>
+              <w:rPr>
+                <w:rFonts w:asciiTheme="minorHAnsi" w:hAnsiTheme="minorHAnsi" w:cstheme="minorHAnsi"/>
+                <w:sz w:val="16"/>
+                <w:szCs w:val="16"/>
+              </w:rPr>
+            </w:pPr>
+            <w:r>
+              <w:rPr>
+                <w:rFonts w:asciiTheme="minorHAnsi" w:eastAsia="Calibri" w:hAnsiTheme="minorHAnsi" w:cstheme="minorHAnsi"/>
                 <w:b/>
                 <w:bCs/>
-                <w:sz w:val="19"/>
-                <w:szCs w:val="19"/>
+                <w:sz w:val="16"/>
+                <w:szCs w:val="16"/>
               </w:rPr>
               <w:t>WP2: Media integrity: protecting independent media and public debate from AI-generated manipulation</w:t>
             </w:r>
@@ -798,10 +1012,15 @@
                 <w:numId w:val="2"/>
               </w:numPr>
               <w:spacing w:after="30"/>
-            </w:pPr>
-            <w:r>
-              <w:rPr>
-                <w:rFonts w:ascii="Calibri" w:eastAsia="Calibri" w:hAnsi="Calibri" w:cs="Calibri"/>
+              <w:rPr>
+                <w:rFonts w:asciiTheme="minorHAnsi" w:hAnsiTheme="minorHAnsi" w:cstheme="minorHAnsi"/>
+                <w:sz w:val="16"/>
+                <w:szCs w:val="16"/>
+              </w:rPr>
+            </w:pPr>
+            <w:r>
+              <w:rPr>
+                <w:rFonts w:asciiTheme="minorHAnsi" w:eastAsia="Calibri" w:hAnsiTheme="minorHAnsi" w:cstheme="minorHAnsi"/>
                 <w:color w:val="444444"/>
                 <w:sz w:val="16"/>
                 <w:szCs w:val="16"/>
@@ -817,10 +1036,15 @@
                 <w:numId w:val="2"/>
               </w:numPr>
               <w:spacing w:after="30"/>
-            </w:pPr>
-            <w:r>
-              <w:rPr>
-                <w:rFonts w:ascii="Calibri" w:eastAsia="Calibri" w:hAnsi="Calibri" w:cs="Calibri"/>
+              <w:rPr>
+                <w:rFonts w:asciiTheme="minorHAnsi" w:hAnsiTheme="minorHAnsi" w:cstheme="minorHAnsi"/>
+                <w:sz w:val="16"/>
+                <w:szCs w:val="16"/>
+              </w:rPr>
+            </w:pPr>
+            <w:r>
+              <w:rPr>
+                <w:rFonts w:asciiTheme="minorHAnsi" w:eastAsia="Calibri" w:hAnsiTheme="minorHAnsi" w:cstheme="minorHAnsi"/>
                 <w:color w:val="444444"/>
                 <w:sz w:val="16"/>
                 <w:szCs w:val="16"/>
@@ -835,10 +1059,15 @@
                 <w:ilvl w:val="0"/>
                 <w:numId w:val="2"/>
               </w:numPr>
-            </w:pPr>
-            <w:r>
-              <w:rPr>
-                <w:rFonts w:ascii="Calibri" w:eastAsia="Calibri" w:hAnsi="Calibri" w:cs="Calibri"/>
+              <w:rPr>
+                <w:rFonts w:asciiTheme="minorHAnsi" w:hAnsiTheme="minorHAnsi" w:cstheme="minorHAnsi"/>
+                <w:sz w:val="16"/>
+                <w:szCs w:val="16"/>
+              </w:rPr>
+            </w:pPr>
+            <w:r>
+              <w:rPr>
+                <w:rFonts w:asciiTheme="minorHAnsi" w:eastAsia="Calibri" w:hAnsiTheme="minorHAnsi" w:cstheme="minorHAnsi"/>
                 <w:color w:val="444444"/>
                 <w:sz w:val="16"/>
                 <w:szCs w:val="16"/>
@@ -867,12 +1096,17 @@
           <w:p>
             <w:pPr>
               <w:spacing w:after="40"/>
-            </w:pPr>
-            <w:r>
-              <w:rPr>
-                <w:rFonts w:ascii="Calibri" w:eastAsia="Calibri" w:hAnsi="Calibri" w:cs="Calibri"/>
-                <w:sz w:val="18"/>
-                <w:szCs w:val="18"/>
+              <w:rPr>
+                <w:rFonts w:asciiTheme="minorHAnsi" w:hAnsiTheme="minorHAnsi" w:cstheme="minorHAnsi"/>
+                <w:sz w:val="16"/>
+                <w:szCs w:val="16"/>
+              </w:rPr>
+            </w:pPr>
+            <w:r>
+              <w:rPr>
+                <w:rFonts w:asciiTheme="minorHAnsi" w:eastAsia="Calibri" w:hAnsiTheme="minorHAnsi" w:cstheme="minorHAnsi"/>
+                <w:sz w:val="16"/>
+                <w:szCs w:val="16"/>
               </w:rPr>
               <w:t>Integrity (information environment)</w:t>
             </w:r>
@@ -898,15 +1132,40 @@
           <w:p>
             <w:pPr>
               <w:spacing w:after="40"/>
-            </w:pPr>
-            <w:r>
-              <w:rPr>
-                <w:rFonts w:ascii="Calibri" w:eastAsia="Calibri" w:hAnsi="Calibri" w:cs="Calibri"/>
-                <w:sz w:val="18"/>
-                <w:szCs w:val="18"/>
+              <w:rPr>
+                <w:rFonts w:asciiTheme="minorHAnsi" w:hAnsiTheme="minorHAnsi" w:cstheme="minorHAnsi"/>
+                <w:sz w:val="16"/>
+                <w:szCs w:val="16"/>
+              </w:rPr>
+            </w:pPr>
+            <w:r>
+              <w:rPr>
+                <w:rFonts w:asciiTheme="minorHAnsi" w:eastAsia="Calibri" w:hAnsiTheme="minorHAnsi" w:cstheme="minorHAnsi"/>
+                <w:sz w:val="16"/>
+                <w:szCs w:val="16"/>
                 <w:highlight w:val="yellow"/>
               </w:rPr>
-              <w:t>European fact-checking or media organisation (tbc)</w:t>
+              <w:t xml:space="preserve">European </w:t>
+            </w:r>
+            <w:proofErr w:type="gramStart"/>
+            <w:r>
+              <w:rPr>
+                <w:rFonts w:asciiTheme="minorHAnsi" w:eastAsia="Calibri" w:hAnsiTheme="minorHAnsi" w:cstheme="minorHAnsi"/>
+                <w:sz w:val="16"/>
+                <w:szCs w:val="16"/>
+                <w:highlight w:val="yellow"/>
+              </w:rPr>
+              <w:t>fact-checking</w:t>
+            </w:r>
+            <w:proofErr w:type="gramEnd"/>
+            <w:r>
+              <w:rPr>
+                <w:rFonts w:asciiTheme="minorHAnsi" w:eastAsia="Calibri" w:hAnsiTheme="minorHAnsi" w:cstheme="minorHAnsi"/>
+                <w:sz w:val="16"/>
+                <w:szCs w:val="16"/>
+                <w:highlight w:val="yellow"/>
+              </w:rPr>
+              <w:t xml:space="preserve"> or media organisation (tbc)</w:t>
             </w:r>
           </w:p>
         </w:tc>
@@ -930,12 +1189,17 @@
           <w:p>
             <w:pPr>
               <w:spacing w:after="40"/>
-            </w:pPr>
-            <w:r>
-              <w:rPr>
-                <w:rFonts w:ascii="Calibri" w:eastAsia="Calibri" w:hAnsi="Calibri" w:cs="Calibri"/>
-                <w:sz w:val="18"/>
-                <w:szCs w:val="18"/>
+              <w:rPr>
+                <w:rFonts w:asciiTheme="minorHAnsi" w:hAnsiTheme="minorHAnsi" w:cstheme="minorHAnsi"/>
+                <w:sz w:val="16"/>
+                <w:szCs w:val="16"/>
+              </w:rPr>
+            </w:pPr>
+            <w:r>
+              <w:rPr>
+                <w:rFonts w:asciiTheme="minorHAnsi" w:eastAsia="Calibri" w:hAnsiTheme="minorHAnsi" w:cstheme="minorHAnsi"/>
+                <w:sz w:val="16"/>
+                <w:szCs w:val="16"/>
               </w:rPr>
               <w:t>Europe</w:t>
             </w:r>
@@ -961,25 +1225,19 @@
           <w:p>
             <w:pPr>
               <w:spacing w:after="40"/>
-            </w:pPr>
-            <w:commentRangeStart w:id="0"/>
-            <w:r>
-              <w:rPr>
-                <w:rFonts w:ascii="Calibri" w:eastAsia="Calibri" w:hAnsi="Calibri" w:cs="Calibri"/>
-                <w:sz w:val="18"/>
-                <w:szCs w:val="18"/>
-                <w:highlight w:val="yellow"/>
-              </w:rPr>
-              <w:t>European disinformation expert (tbc)</w:t>
-            </w:r>
-            <w:commentRangeEnd w:id="0"/>
-            <w:r>
-              <w:rPr>
-                <w:rStyle w:val="CommentReference"/>
-                <w:sz w:val="20"/>
-                <w:szCs w:val="20"/>
-              </w:rPr>
-              <w:commentReference w:id="0"/>
+              <w:rPr>
+                <w:rFonts w:asciiTheme="minorHAnsi" w:hAnsiTheme="minorHAnsi" w:cstheme="minorHAnsi"/>
+                <w:sz w:val="16"/>
+                <w:szCs w:val="16"/>
+              </w:rPr>
+            </w:pPr>
+            <w:r>
+              <w:rPr>
+                <w:rFonts w:asciiTheme="minorHAnsi" w:eastAsia="Calibri" w:hAnsiTheme="minorHAnsi" w:cstheme="minorHAnsi"/>
+                <w:sz w:val="16"/>
+                <w:szCs w:val="16"/>
+              </w:rPr>
+              <w:t>Andrea Carson (UoM)</w:t>
             </w:r>
           </w:p>
         </w:tc>
@@ -1003,14 +1261,19 @@
           <w:p>
             <w:pPr>
               <w:spacing w:after="40"/>
-            </w:pPr>
-            <w:r>
-              <w:rPr>
-                <w:rFonts w:ascii="Calibri" w:eastAsia="Calibri" w:hAnsi="Calibri" w:cs="Calibri"/>
-                <w:sz w:val="18"/>
-                <w:szCs w:val="18"/>
-              </w:rPr>
-              <w:t>Europe</w:t>
+              <w:rPr>
+                <w:rFonts w:asciiTheme="minorHAnsi" w:hAnsiTheme="minorHAnsi" w:cstheme="minorHAnsi"/>
+                <w:sz w:val="16"/>
+                <w:szCs w:val="16"/>
+              </w:rPr>
+            </w:pPr>
+            <w:r>
+              <w:rPr>
+                <w:rFonts w:asciiTheme="minorHAnsi" w:hAnsiTheme="minorHAnsi" w:cstheme="minorHAnsi"/>
+                <w:sz w:val="16"/>
+                <w:szCs w:val="16"/>
+              </w:rPr>
+              <w:t>Australia</w:t>
             </w:r>
           </w:p>
         </w:tc>
@@ -1034,12 +1297,17 @@
           <w:p>
             <w:pPr>
               <w:spacing w:after="40"/>
-            </w:pPr>
-            <w:r>
-              <w:rPr>
-                <w:rFonts w:ascii="Calibri" w:eastAsia="Calibri" w:hAnsi="Calibri" w:cs="Calibri"/>
-                <w:sz w:val="18"/>
-                <w:szCs w:val="18"/>
+              <w:rPr>
+                <w:rFonts w:asciiTheme="minorHAnsi" w:hAnsiTheme="minorHAnsi" w:cstheme="minorHAnsi"/>
+                <w:sz w:val="16"/>
+                <w:szCs w:val="16"/>
+              </w:rPr>
+            </w:pPr>
+            <w:r>
+              <w:rPr>
+                <w:rFonts w:asciiTheme="minorHAnsi" w:eastAsia="Calibri" w:hAnsiTheme="minorHAnsi" w:cstheme="minorHAnsi"/>
+                <w:sz w:val="16"/>
+                <w:szCs w:val="16"/>
               </w:rPr>
               <w:t>Months 6–30</w:t>
             </w:r>
@@ -1066,12 +1334,17 @@
           <w:p>
             <w:pPr>
               <w:jc w:val="center"/>
-            </w:pPr>
-            <w:r>
-              <w:rPr>
-                <w:rFonts w:ascii="Calibri" w:eastAsia="Calibri" w:hAnsi="Calibri" w:cs="Calibri"/>
-                <w:sz w:val="22"/>
-                <w:szCs w:val="22"/>
+              <w:rPr>
+                <w:rFonts w:asciiTheme="minorHAnsi" w:hAnsiTheme="minorHAnsi" w:cstheme="minorHAnsi"/>
+                <w:sz w:val="16"/>
+                <w:szCs w:val="16"/>
+              </w:rPr>
+            </w:pPr>
+            <w:r>
+              <w:rPr>
+                <w:rFonts w:asciiTheme="minorHAnsi" w:eastAsia="Calibri" w:hAnsiTheme="minorHAnsi" w:cstheme="minorHAnsi"/>
+                <w:sz w:val="16"/>
+                <w:szCs w:val="16"/>
               </w:rPr>
               <w:t>●</w:t>
             </w:r>
@@ -1098,12 +1371,17 @@
           <w:p>
             <w:pPr>
               <w:jc w:val="center"/>
-            </w:pPr>
-            <w:r>
-              <w:rPr>
-                <w:rFonts w:ascii="Calibri" w:eastAsia="Calibri" w:hAnsi="Calibri" w:cs="Calibri"/>
-                <w:sz w:val="22"/>
-                <w:szCs w:val="22"/>
+              <w:rPr>
+                <w:rFonts w:asciiTheme="minorHAnsi" w:hAnsiTheme="minorHAnsi" w:cstheme="minorHAnsi"/>
+                <w:sz w:val="16"/>
+                <w:szCs w:val="16"/>
+              </w:rPr>
+            </w:pPr>
+            <w:r>
+              <w:rPr>
+                <w:rFonts w:asciiTheme="minorHAnsi" w:eastAsia="Calibri" w:hAnsiTheme="minorHAnsi" w:cstheme="minorHAnsi"/>
+                <w:sz w:val="16"/>
+                <w:szCs w:val="16"/>
               </w:rPr>
               <w:t>○</w:t>
             </w:r>
@@ -1134,14 +1412,19 @@
           <w:p>
             <w:pPr>
               <w:spacing w:after="40"/>
-            </w:pPr>
-            <w:r>
-              <w:rPr>
-                <w:rFonts w:ascii="Calibri" w:eastAsia="Calibri" w:hAnsi="Calibri" w:cs="Calibri"/>
+              <w:rPr>
+                <w:rFonts w:asciiTheme="minorHAnsi" w:hAnsiTheme="minorHAnsi" w:cstheme="minorHAnsi"/>
+                <w:sz w:val="16"/>
+                <w:szCs w:val="16"/>
+              </w:rPr>
+            </w:pPr>
+            <w:r>
+              <w:rPr>
+                <w:rFonts w:asciiTheme="minorHAnsi" w:eastAsia="Calibri" w:hAnsiTheme="minorHAnsi" w:cstheme="minorHAnsi"/>
                 <w:b/>
                 <w:bCs/>
-                <w:sz w:val="19"/>
-                <w:szCs w:val="19"/>
+                <w:sz w:val="16"/>
+                <w:szCs w:val="16"/>
               </w:rPr>
               <w:t>WP3: Evidence integrity in policy advice</w:t>
             </w:r>
@@ -1154,10 +1437,15 @@
                 <w:numId w:val="2"/>
               </w:numPr>
               <w:spacing w:after="30"/>
-            </w:pPr>
-            <w:r>
-              <w:rPr>
-                <w:rFonts w:ascii="Calibri" w:eastAsia="Calibri" w:hAnsi="Calibri" w:cs="Calibri"/>
+              <w:rPr>
+                <w:rFonts w:asciiTheme="minorHAnsi" w:hAnsiTheme="minorHAnsi" w:cstheme="minorHAnsi"/>
+                <w:sz w:val="16"/>
+                <w:szCs w:val="16"/>
+              </w:rPr>
+            </w:pPr>
+            <w:r>
+              <w:rPr>
+                <w:rFonts w:asciiTheme="minorHAnsi" w:eastAsia="Calibri" w:hAnsiTheme="minorHAnsi" w:cstheme="minorHAnsi"/>
                 <w:color w:val="444444"/>
                 <w:sz w:val="16"/>
                 <w:szCs w:val="16"/>
@@ -1173,10 +1461,15 @@
                 <w:numId w:val="2"/>
               </w:numPr>
               <w:spacing w:after="30"/>
-            </w:pPr>
-            <w:r>
-              <w:rPr>
-                <w:rFonts w:ascii="Calibri" w:eastAsia="Calibri" w:hAnsi="Calibri" w:cs="Calibri"/>
+              <w:rPr>
+                <w:rFonts w:asciiTheme="minorHAnsi" w:hAnsiTheme="minorHAnsi" w:cstheme="minorHAnsi"/>
+                <w:sz w:val="16"/>
+                <w:szCs w:val="16"/>
+              </w:rPr>
+            </w:pPr>
+            <w:r>
+              <w:rPr>
+                <w:rFonts w:asciiTheme="minorHAnsi" w:eastAsia="Calibri" w:hAnsiTheme="minorHAnsi" w:cstheme="minorHAnsi"/>
                 <w:color w:val="444444"/>
                 <w:sz w:val="16"/>
                 <w:szCs w:val="16"/>
@@ -1191,10 +1484,15 @@
                 <w:ilvl w:val="0"/>
                 <w:numId w:val="2"/>
               </w:numPr>
-            </w:pPr>
-            <w:r>
-              <w:rPr>
-                <w:rFonts w:ascii="Calibri" w:eastAsia="Calibri" w:hAnsi="Calibri" w:cs="Calibri"/>
+              <w:rPr>
+                <w:rFonts w:asciiTheme="minorHAnsi" w:hAnsiTheme="minorHAnsi" w:cstheme="minorHAnsi"/>
+                <w:sz w:val="16"/>
+                <w:szCs w:val="16"/>
+              </w:rPr>
+            </w:pPr>
+            <w:r>
+              <w:rPr>
+                <w:rFonts w:asciiTheme="minorHAnsi" w:eastAsia="Calibri" w:hAnsiTheme="minorHAnsi" w:cstheme="minorHAnsi"/>
                 <w:color w:val="444444"/>
                 <w:sz w:val="16"/>
                 <w:szCs w:val="16"/>
@@ -1223,12 +1521,17 @@
           <w:p>
             <w:pPr>
               <w:spacing w:after="40"/>
-            </w:pPr>
-            <w:r>
-              <w:rPr>
-                <w:rFonts w:ascii="Calibri" w:eastAsia="Calibri" w:hAnsi="Calibri" w:cs="Calibri"/>
-                <w:sz w:val="18"/>
-                <w:szCs w:val="18"/>
+              <w:rPr>
+                <w:rFonts w:asciiTheme="minorHAnsi" w:hAnsiTheme="minorHAnsi" w:cstheme="minorHAnsi"/>
+                <w:sz w:val="16"/>
+                <w:szCs w:val="16"/>
+              </w:rPr>
+            </w:pPr>
+            <w:r>
+              <w:rPr>
+                <w:rFonts w:asciiTheme="minorHAnsi" w:eastAsia="Calibri" w:hAnsiTheme="minorHAnsi" w:cstheme="minorHAnsi"/>
+                <w:sz w:val="16"/>
+                <w:szCs w:val="16"/>
               </w:rPr>
               <w:t>Integrity (information environment)</w:t>
             </w:r>
@@ -1254,12 +1557,17 @@
           <w:p>
             <w:pPr>
               <w:spacing w:after="40"/>
-            </w:pPr>
-            <w:r>
-              <w:rPr>
-                <w:rFonts w:ascii="Calibri" w:eastAsia="Calibri" w:hAnsi="Calibri" w:cs="Calibri"/>
-                <w:sz w:val="18"/>
-                <w:szCs w:val="18"/>
+              <w:rPr>
+                <w:rFonts w:asciiTheme="minorHAnsi" w:hAnsiTheme="minorHAnsi" w:cstheme="minorHAnsi"/>
+                <w:sz w:val="16"/>
+                <w:szCs w:val="16"/>
+              </w:rPr>
+            </w:pPr>
+            <w:r>
+              <w:rPr>
+                <w:rFonts w:asciiTheme="minorHAnsi" w:eastAsia="Calibri" w:hAnsiTheme="minorHAnsi" w:cstheme="minorHAnsi"/>
+                <w:sz w:val="16"/>
+                <w:szCs w:val="16"/>
                 <w:highlight w:val="yellow"/>
               </w:rPr>
               <w:t>European public body with a policy-making role or CSO (tbc)</w:t>
@@ -1286,12 +1594,17 @@
           <w:p>
             <w:pPr>
               <w:spacing w:after="40"/>
-            </w:pPr>
-            <w:r>
-              <w:rPr>
-                <w:rFonts w:ascii="Calibri" w:eastAsia="Calibri" w:hAnsi="Calibri" w:cs="Calibri"/>
-                <w:sz w:val="18"/>
-                <w:szCs w:val="18"/>
+              <w:rPr>
+                <w:rFonts w:asciiTheme="minorHAnsi" w:hAnsiTheme="minorHAnsi" w:cstheme="minorHAnsi"/>
+                <w:sz w:val="16"/>
+                <w:szCs w:val="16"/>
+              </w:rPr>
+            </w:pPr>
+            <w:r>
+              <w:rPr>
+                <w:rFonts w:asciiTheme="minorHAnsi" w:eastAsia="Calibri" w:hAnsiTheme="minorHAnsi" w:cstheme="minorHAnsi"/>
+                <w:sz w:val="16"/>
+                <w:szCs w:val="16"/>
               </w:rPr>
               <w:t>Europe</w:t>
             </w:r>
@@ -1317,14 +1630,37 @@
           <w:p>
             <w:pPr>
               <w:spacing w:after="40"/>
-            </w:pPr>
-            <w:r>
-              <w:rPr>
-                <w:rFonts w:ascii="Calibri" w:eastAsia="Calibri" w:hAnsi="Calibri" w:cs="Calibri"/>
-                <w:sz w:val="18"/>
-                <w:szCs w:val="18"/>
-              </w:rPr>
-              <w:t>Max Groemping (Griffith)</w:t>
+              <w:rPr>
+                <w:rFonts w:asciiTheme="minorHAnsi" w:hAnsiTheme="minorHAnsi" w:cstheme="minorHAnsi"/>
+                <w:sz w:val="16"/>
+                <w:szCs w:val="16"/>
+              </w:rPr>
+            </w:pPr>
+            <w:r>
+              <w:rPr>
+                <w:rFonts w:asciiTheme="minorHAnsi" w:eastAsia="Calibri" w:hAnsiTheme="minorHAnsi" w:cstheme="minorHAnsi"/>
+                <w:sz w:val="16"/>
+                <w:szCs w:val="16"/>
+              </w:rPr>
+              <w:t xml:space="preserve">Max </w:t>
+            </w:r>
+            <w:proofErr w:type="spellStart"/>
+            <w:r>
+              <w:rPr>
+                <w:rFonts w:asciiTheme="minorHAnsi" w:eastAsia="Calibri" w:hAnsiTheme="minorHAnsi" w:cstheme="minorHAnsi"/>
+                <w:sz w:val="16"/>
+                <w:szCs w:val="16"/>
+              </w:rPr>
+              <w:t>Groemping</w:t>
+            </w:r>
+            <w:proofErr w:type="spellEnd"/>
+            <w:r>
+              <w:rPr>
+                <w:rFonts w:asciiTheme="minorHAnsi" w:eastAsia="Calibri" w:hAnsiTheme="minorHAnsi" w:cstheme="minorHAnsi"/>
+                <w:sz w:val="16"/>
+                <w:szCs w:val="16"/>
+              </w:rPr>
+              <w:t xml:space="preserve"> (Griffith)</w:t>
             </w:r>
           </w:p>
         </w:tc>
@@ -1348,12 +1684,17 @@
           <w:p>
             <w:pPr>
               <w:spacing w:after="40"/>
-            </w:pPr>
-            <w:r>
-              <w:rPr>
-                <w:rFonts w:ascii="Calibri" w:eastAsia="Calibri" w:hAnsi="Calibri" w:cs="Calibri"/>
-                <w:sz w:val="18"/>
-                <w:szCs w:val="18"/>
+              <w:rPr>
+                <w:rFonts w:asciiTheme="minorHAnsi" w:hAnsiTheme="minorHAnsi" w:cstheme="minorHAnsi"/>
+                <w:sz w:val="16"/>
+                <w:szCs w:val="16"/>
+              </w:rPr>
+            </w:pPr>
+            <w:r>
+              <w:rPr>
+                <w:rFonts w:asciiTheme="minorHAnsi" w:eastAsia="Calibri" w:hAnsiTheme="minorHAnsi" w:cstheme="minorHAnsi"/>
+                <w:sz w:val="16"/>
+                <w:szCs w:val="16"/>
               </w:rPr>
               <w:t>Australia</w:t>
             </w:r>
@@ -1379,12 +1720,17 @@
           <w:p>
             <w:pPr>
               <w:spacing w:after="40"/>
-            </w:pPr>
-            <w:r>
-              <w:rPr>
-                <w:rFonts w:ascii="Calibri" w:eastAsia="Calibri" w:hAnsi="Calibri" w:cs="Calibri"/>
-                <w:sz w:val="18"/>
-                <w:szCs w:val="18"/>
+              <w:rPr>
+                <w:rFonts w:asciiTheme="minorHAnsi" w:hAnsiTheme="minorHAnsi" w:cstheme="minorHAnsi"/>
+                <w:sz w:val="16"/>
+                <w:szCs w:val="16"/>
+              </w:rPr>
+            </w:pPr>
+            <w:r>
+              <w:rPr>
+                <w:rFonts w:asciiTheme="minorHAnsi" w:eastAsia="Calibri" w:hAnsiTheme="minorHAnsi" w:cstheme="minorHAnsi"/>
+                <w:sz w:val="16"/>
+                <w:szCs w:val="16"/>
               </w:rPr>
               <w:t>Months 6–30</w:t>
             </w:r>
@@ -1411,12 +1757,17 @@
           <w:p>
             <w:pPr>
               <w:jc w:val="center"/>
-            </w:pPr>
-            <w:r>
-              <w:rPr>
-                <w:rFonts w:ascii="Calibri" w:eastAsia="Calibri" w:hAnsi="Calibri" w:cs="Calibri"/>
-                <w:sz w:val="22"/>
-                <w:szCs w:val="22"/>
+              <w:rPr>
+                <w:rFonts w:asciiTheme="minorHAnsi" w:hAnsiTheme="minorHAnsi" w:cstheme="minorHAnsi"/>
+                <w:sz w:val="16"/>
+                <w:szCs w:val="16"/>
+              </w:rPr>
+            </w:pPr>
+            <w:r>
+              <w:rPr>
+                <w:rFonts w:asciiTheme="minorHAnsi" w:eastAsia="Calibri" w:hAnsiTheme="minorHAnsi" w:cstheme="minorHAnsi"/>
+                <w:sz w:val="16"/>
+                <w:szCs w:val="16"/>
               </w:rPr>
               <w:t>●</w:t>
             </w:r>
@@ -1443,12 +1794,17 @@
           <w:p>
             <w:pPr>
               <w:jc w:val="center"/>
-            </w:pPr>
-            <w:r>
-              <w:rPr>
-                <w:rFonts w:ascii="Calibri" w:eastAsia="Calibri" w:hAnsi="Calibri" w:cs="Calibri"/>
-                <w:sz w:val="22"/>
-                <w:szCs w:val="22"/>
+              <w:rPr>
+                <w:rFonts w:asciiTheme="minorHAnsi" w:hAnsiTheme="minorHAnsi" w:cstheme="minorHAnsi"/>
+                <w:sz w:val="16"/>
+                <w:szCs w:val="16"/>
+              </w:rPr>
+            </w:pPr>
+            <w:r>
+              <w:rPr>
+                <w:rFonts w:asciiTheme="minorHAnsi" w:eastAsia="Calibri" w:hAnsiTheme="minorHAnsi" w:cstheme="minorHAnsi"/>
+                <w:sz w:val="16"/>
+                <w:szCs w:val="16"/>
               </w:rPr>
               <w:t>○</w:t>
             </w:r>
@@ -1479,14 +1835,19 @@
           <w:p>
             <w:pPr>
               <w:spacing w:after="40"/>
-            </w:pPr>
-            <w:r>
-              <w:rPr>
-                <w:rFonts w:ascii="Calibri" w:eastAsia="Calibri" w:hAnsi="Calibri" w:cs="Calibri"/>
+              <w:rPr>
+                <w:rFonts w:asciiTheme="minorHAnsi" w:hAnsiTheme="minorHAnsi" w:cstheme="minorHAnsi"/>
+                <w:sz w:val="16"/>
+                <w:szCs w:val="16"/>
+              </w:rPr>
+            </w:pPr>
+            <w:r>
+              <w:rPr>
+                <w:rFonts w:asciiTheme="minorHAnsi" w:eastAsia="Calibri" w:hAnsiTheme="minorHAnsi" w:cstheme="minorHAnsi"/>
                 <w:b/>
                 <w:bCs/>
-                <w:sz w:val="19"/>
-                <w:szCs w:val="19"/>
+                <w:sz w:val="16"/>
+                <w:szCs w:val="16"/>
               </w:rPr>
               <w:t>WP4: Equitable AI literacy: enabling every citizen to take part</w:t>
             </w:r>
@@ -1499,10 +1860,15 @@
                 <w:numId w:val="2"/>
               </w:numPr>
               <w:spacing w:after="30"/>
-            </w:pPr>
-            <w:r>
-              <w:rPr>
-                <w:rFonts w:ascii="Calibri" w:eastAsia="Calibri" w:hAnsi="Calibri" w:cs="Calibri"/>
+              <w:rPr>
+                <w:rFonts w:asciiTheme="minorHAnsi" w:hAnsiTheme="minorHAnsi" w:cstheme="minorHAnsi"/>
+                <w:sz w:val="16"/>
+                <w:szCs w:val="16"/>
+              </w:rPr>
+            </w:pPr>
+            <w:r>
+              <w:rPr>
+                <w:rFonts w:asciiTheme="minorHAnsi" w:eastAsia="Calibri" w:hAnsiTheme="minorHAnsi" w:cstheme="minorHAnsi"/>
                 <w:color w:val="444444"/>
                 <w:sz w:val="16"/>
                 <w:szCs w:val="16"/>
@@ -1518,10 +1884,15 @@
                 <w:numId w:val="2"/>
               </w:numPr>
               <w:spacing w:after="30"/>
-            </w:pPr>
-            <w:r>
-              <w:rPr>
-                <w:rFonts w:ascii="Calibri" w:eastAsia="Calibri" w:hAnsi="Calibri" w:cs="Calibri"/>
+              <w:rPr>
+                <w:rFonts w:asciiTheme="minorHAnsi" w:hAnsiTheme="minorHAnsi" w:cstheme="minorHAnsi"/>
+                <w:sz w:val="16"/>
+                <w:szCs w:val="16"/>
+              </w:rPr>
+            </w:pPr>
+            <w:r>
+              <w:rPr>
+                <w:rFonts w:asciiTheme="minorHAnsi" w:eastAsia="Calibri" w:hAnsiTheme="minorHAnsi" w:cstheme="minorHAnsi"/>
                 <w:color w:val="444444"/>
                 <w:sz w:val="16"/>
                 <w:szCs w:val="16"/>
@@ -1536,10 +1907,15 @@
                 <w:ilvl w:val="0"/>
                 <w:numId w:val="2"/>
               </w:numPr>
-            </w:pPr>
-            <w:r>
-              <w:rPr>
-                <w:rFonts w:ascii="Calibri" w:eastAsia="Calibri" w:hAnsi="Calibri" w:cs="Calibri"/>
+              <w:rPr>
+                <w:rFonts w:asciiTheme="minorHAnsi" w:hAnsiTheme="minorHAnsi" w:cstheme="minorHAnsi"/>
+                <w:sz w:val="16"/>
+                <w:szCs w:val="16"/>
+              </w:rPr>
+            </w:pPr>
+            <w:r>
+              <w:rPr>
+                <w:rFonts w:asciiTheme="minorHAnsi" w:eastAsia="Calibri" w:hAnsiTheme="minorHAnsi" w:cstheme="minorHAnsi"/>
                 <w:color w:val="444444"/>
                 <w:sz w:val="16"/>
                 <w:szCs w:val="16"/>
@@ -1568,12 +1944,17 @@
           <w:p>
             <w:pPr>
               <w:spacing w:after="40"/>
-            </w:pPr>
-            <w:r>
-              <w:rPr>
-                <w:rFonts w:ascii="Calibri" w:eastAsia="Calibri" w:hAnsi="Calibri" w:cs="Calibri"/>
-                <w:sz w:val="18"/>
-                <w:szCs w:val="18"/>
+              <w:rPr>
+                <w:rFonts w:asciiTheme="minorHAnsi" w:hAnsiTheme="minorHAnsi" w:cstheme="minorHAnsi"/>
+                <w:sz w:val="16"/>
+                <w:szCs w:val="16"/>
+              </w:rPr>
+            </w:pPr>
+            <w:r>
+              <w:rPr>
+                <w:rFonts w:asciiTheme="minorHAnsi" w:eastAsia="Calibri" w:hAnsiTheme="minorHAnsi" w:cstheme="minorHAnsi"/>
+                <w:sz w:val="16"/>
+                <w:szCs w:val="16"/>
               </w:rPr>
               <w:t>Integrity (information environment)</w:t>
             </w:r>
@@ -1599,12 +1980,17 @@
           <w:p>
             <w:pPr>
               <w:spacing w:after="40"/>
-            </w:pPr>
-            <w:r>
-              <w:rPr>
-                <w:rFonts w:ascii="Calibri" w:eastAsia="Calibri" w:hAnsi="Calibri" w:cs="Calibri"/>
-                <w:sz w:val="18"/>
-                <w:szCs w:val="18"/>
+              <w:rPr>
+                <w:rFonts w:asciiTheme="minorHAnsi" w:hAnsiTheme="minorHAnsi" w:cstheme="minorHAnsi"/>
+                <w:sz w:val="16"/>
+                <w:szCs w:val="16"/>
+              </w:rPr>
+            </w:pPr>
+            <w:r>
+              <w:rPr>
+                <w:rFonts w:asciiTheme="minorHAnsi" w:eastAsia="Calibri" w:hAnsiTheme="minorHAnsi" w:cstheme="minorHAnsi"/>
+                <w:sz w:val="16"/>
+                <w:szCs w:val="16"/>
                 <w:highlight w:val="yellow"/>
               </w:rPr>
               <w:t>European AI-literacy CSO such as Tactical Tech</w:t>
@@ -1631,12 +2017,17 @@
           <w:p>
             <w:pPr>
               <w:spacing w:after="40"/>
-            </w:pPr>
-            <w:r>
-              <w:rPr>
-                <w:rFonts w:ascii="Calibri" w:eastAsia="Calibri" w:hAnsi="Calibri" w:cs="Calibri"/>
-                <w:sz w:val="18"/>
-                <w:szCs w:val="18"/>
+              <w:rPr>
+                <w:rFonts w:asciiTheme="minorHAnsi" w:hAnsiTheme="minorHAnsi" w:cstheme="minorHAnsi"/>
+                <w:sz w:val="16"/>
+                <w:szCs w:val="16"/>
+              </w:rPr>
+            </w:pPr>
+            <w:r>
+              <w:rPr>
+                <w:rFonts w:asciiTheme="minorHAnsi" w:eastAsia="Calibri" w:hAnsiTheme="minorHAnsi" w:cstheme="minorHAnsi"/>
+                <w:sz w:val="16"/>
+                <w:szCs w:val="16"/>
               </w:rPr>
               <w:t>Germany</w:t>
             </w:r>
@@ -1662,12 +2053,17 @@
           <w:p>
             <w:pPr>
               <w:spacing w:after="40"/>
-            </w:pPr>
-            <w:r>
-              <w:rPr>
-                <w:rFonts w:ascii="Calibri" w:eastAsia="Calibri" w:hAnsi="Calibri" w:cs="Calibri"/>
-                <w:sz w:val="18"/>
-                <w:szCs w:val="18"/>
+              <w:rPr>
+                <w:rFonts w:asciiTheme="minorHAnsi" w:hAnsiTheme="minorHAnsi" w:cstheme="minorHAnsi"/>
+                <w:sz w:val="16"/>
+                <w:szCs w:val="16"/>
+              </w:rPr>
+            </w:pPr>
+            <w:r>
+              <w:rPr>
+                <w:rFonts w:asciiTheme="minorHAnsi" w:eastAsia="Calibri" w:hAnsiTheme="minorHAnsi" w:cstheme="minorHAnsi"/>
+                <w:sz w:val="16"/>
+                <w:szCs w:val="16"/>
                 <w:highlight w:val="yellow"/>
               </w:rPr>
               <w:t>European public body with a policy-making role (tbc)</w:t>
@@ -1694,12 +2090,17 @@
           <w:p>
             <w:pPr>
               <w:spacing w:after="40"/>
-            </w:pPr>
-            <w:r>
-              <w:rPr>
-                <w:rFonts w:ascii="Calibri" w:eastAsia="Calibri" w:hAnsi="Calibri" w:cs="Calibri"/>
-                <w:sz w:val="18"/>
-                <w:szCs w:val="18"/>
+              <w:rPr>
+                <w:rFonts w:asciiTheme="minorHAnsi" w:hAnsiTheme="minorHAnsi" w:cstheme="minorHAnsi"/>
+                <w:sz w:val="16"/>
+                <w:szCs w:val="16"/>
+              </w:rPr>
+            </w:pPr>
+            <w:r>
+              <w:rPr>
+                <w:rFonts w:asciiTheme="minorHAnsi" w:eastAsia="Calibri" w:hAnsiTheme="minorHAnsi" w:cstheme="minorHAnsi"/>
+                <w:sz w:val="16"/>
+                <w:szCs w:val="16"/>
               </w:rPr>
               <w:t>Europe</w:t>
             </w:r>
@@ -1725,12 +2126,17 @@
           <w:p>
             <w:pPr>
               <w:spacing w:after="40"/>
-            </w:pPr>
-            <w:r>
-              <w:rPr>
-                <w:rFonts w:ascii="Calibri" w:eastAsia="Calibri" w:hAnsi="Calibri" w:cs="Calibri"/>
-                <w:sz w:val="18"/>
-                <w:szCs w:val="18"/>
+              <w:rPr>
+                <w:rFonts w:asciiTheme="minorHAnsi" w:hAnsiTheme="minorHAnsi" w:cstheme="minorHAnsi"/>
+                <w:sz w:val="16"/>
+                <w:szCs w:val="16"/>
+              </w:rPr>
+            </w:pPr>
+            <w:r>
+              <w:rPr>
+                <w:rFonts w:asciiTheme="minorHAnsi" w:eastAsia="Calibri" w:hAnsiTheme="minorHAnsi" w:cstheme="minorHAnsi"/>
+                <w:sz w:val="16"/>
+                <w:szCs w:val="16"/>
               </w:rPr>
               <w:t>Months 6–30</w:t>
             </w:r>
@@ -1757,12 +2163,17 @@
           <w:p>
             <w:pPr>
               <w:jc w:val="center"/>
-            </w:pPr>
-            <w:r>
-              <w:rPr>
-                <w:rFonts w:ascii="Calibri" w:eastAsia="Calibri" w:hAnsi="Calibri" w:cs="Calibri"/>
-                <w:sz w:val="22"/>
-                <w:szCs w:val="22"/>
+              <w:rPr>
+                <w:rFonts w:asciiTheme="minorHAnsi" w:hAnsiTheme="minorHAnsi" w:cstheme="minorHAnsi"/>
+                <w:sz w:val="16"/>
+                <w:szCs w:val="16"/>
+              </w:rPr>
+            </w:pPr>
+            <w:r>
+              <w:rPr>
+                <w:rFonts w:asciiTheme="minorHAnsi" w:eastAsia="Calibri" w:hAnsiTheme="minorHAnsi" w:cstheme="minorHAnsi"/>
+                <w:sz w:val="16"/>
+                <w:szCs w:val="16"/>
               </w:rPr>
               <w:t>○</w:t>
             </w:r>
@@ -1789,12 +2200,17 @@
           <w:p>
             <w:pPr>
               <w:jc w:val="center"/>
-            </w:pPr>
-            <w:r>
-              <w:rPr>
-                <w:rFonts w:ascii="Calibri" w:eastAsia="Calibri" w:hAnsi="Calibri" w:cs="Calibri"/>
-                <w:sz w:val="22"/>
-                <w:szCs w:val="22"/>
+              <w:rPr>
+                <w:rFonts w:asciiTheme="minorHAnsi" w:hAnsiTheme="minorHAnsi" w:cstheme="minorHAnsi"/>
+                <w:sz w:val="16"/>
+                <w:szCs w:val="16"/>
+              </w:rPr>
+            </w:pPr>
+            <w:r>
+              <w:rPr>
+                <w:rFonts w:asciiTheme="minorHAnsi" w:eastAsia="Calibri" w:hAnsiTheme="minorHAnsi" w:cstheme="minorHAnsi"/>
+                <w:sz w:val="16"/>
+                <w:szCs w:val="16"/>
               </w:rPr>
               <w:t>●</w:t>
             </w:r>
@@ -1825,16 +2241,20 @@
           <w:p>
             <w:pPr>
               <w:spacing w:after="40"/>
-            </w:pPr>
-            <w:r>
-              <w:rPr>
-                <w:rFonts w:ascii="Calibri" w:eastAsia="Calibri" w:hAnsi="Calibri" w:cs="Calibri"/>
+              <w:rPr>
+                <w:rFonts w:asciiTheme="minorHAnsi" w:hAnsiTheme="minorHAnsi" w:cstheme="minorHAnsi"/>
+                <w:sz w:val="16"/>
+                <w:szCs w:val="16"/>
+              </w:rPr>
+            </w:pPr>
+            <w:r>
+              <w:rPr>
+                <w:rFonts w:asciiTheme="minorHAnsi" w:eastAsia="Calibri" w:hAnsiTheme="minorHAnsi" w:cstheme="minorHAnsi"/>
                 <w:b/>
                 <w:bCs/>
-                <w:sz w:val="19"/>
-                <w:szCs w:val="19"/>
-              </w:rPr>
-              <w:lastRenderedPageBreak/>
+                <w:sz w:val="16"/>
+                <w:szCs w:val="16"/>
+              </w:rPr>
               <w:t>WP5: Citizens’ judgment and participation in the age of AI</w:t>
             </w:r>
           </w:p>
@@ -1846,10 +2266,15 @@
                 <w:numId w:val="2"/>
               </w:numPr>
               <w:spacing w:after="30"/>
-            </w:pPr>
-            <w:r>
-              <w:rPr>
-                <w:rFonts w:ascii="Calibri" w:eastAsia="Calibri" w:hAnsi="Calibri" w:cs="Calibri"/>
+              <w:rPr>
+                <w:rFonts w:asciiTheme="minorHAnsi" w:hAnsiTheme="minorHAnsi" w:cstheme="minorHAnsi"/>
+                <w:sz w:val="16"/>
+                <w:szCs w:val="16"/>
+              </w:rPr>
+            </w:pPr>
+            <w:r>
+              <w:rPr>
+                <w:rFonts w:asciiTheme="minorHAnsi" w:eastAsia="Calibri" w:hAnsiTheme="minorHAnsi" w:cstheme="minorHAnsi"/>
                 <w:color w:val="444444"/>
                 <w:sz w:val="16"/>
                 <w:szCs w:val="16"/>
@@ -1865,10 +2290,15 @@
                 <w:numId w:val="2"/>
               </w:numPr>
               <w:spacing w:after="30"/>
-            </w:pPr>
-            <w:r>
-              <w:rPr>
-                <w:rFonts w:ascii="Calibri" w:eastAsia="Calibri" w:hAnsi="Calibri" w:cs="Calibri"/>
+              <w:rPr>
+                <w:rFonts w:asciiTheme="minorHAnsi" w:hAnsiTheme="minorHAnsi" w:cstheme="minorHAnsi"/>
+                <w:sz w:val="16"/>
+                <w:szCs w:val="16"/>
+              </w:rPr>
+            </w:pPr>
+            <w:r>
+              <w:rPr>
+                <w:rFonts w:asciiTheme="minorHAnsi" w:eastAsia="Calibri" w:hAnsiTheme="minorHAnsi" w:cstheme="minorHAnsi"/>
                 <w:color w:val="444444"/>
                 <w:sz w:val="16"/>
                 <w:szCs w:val="16"/>
@@ -1883,10 +2313,15 @@
                 <w:ilvl w:val="0"/>
                 <w:numId w:val="2"/>
               </w:numPr>
-            </w:pPr>
-            <w:r>
-              <w:rPr>
-                <w:rFonts w:ascii="Calibri" w:eastAsia="Calibri" w:hAnsi="Calibri" w:cs="Calibri"/>
+              <w:rPr>
+                <w:rFonts w:asciiTheme="minorHAnsi" w:hAnsiTheme="minorHAnsi" w:cstheme="minorHAnsi"/>
+                <w:sz w:val="16"/>
+                <w:szCs w:val="16"/>
+              </w:rPr>
+            </w:pPr>
+            <w:r>
+              <w:rPr>
+                <w:rFonts w:asciiTheme="minorHAnsi" w:eastAsia="Calibri" w:hAnsiTheme="minorHAnsi" w:cstheme="minorHAnsi"/>
                 <w:color w:val="444444"/>
                 <w:sz w:val="16"/>
                 <w:szCs w:val="16"/>
@@ -1915,12 +2350,17 @@
           <w:p>
             <w:pPr>
               <w:spacing w:after="40"/>
-            </w:pPr>
-            <w:r>
-              <w:rPr>
-                <w:rFonts w:ascii="Calibri" w:eastAsia="Calibri" w:hAnsi="Calibri" w:cs="Calibri"/>
-                <w:sz w:val="18"/>
-                <w:szCs w:val="18"/>
+              <w:rPr>
+                <w:rFonts w:asciiTheme="minorHAnsi" w:hAnsiTheme="minorHAnsi" w:cstheme="minorHAnsi"/>
+                <w:sz w:val="16"/>
+                <w:szCs w:val="16"/>
+              </w:rPr>
+            </w:pPr>
+            <w:r>
+              <w:rPr>
+                <w:rFonts w:asciiTheme="minorHAnsi" w:eastAsia="Calibri" w:hAnsiTheme="minorHAnsi" w:cstheme="minorHAnsi"/>
+                <w:sz w:val="16"/>
+                <w:szCs w:val="16"/>
               </w:rPr>
               <w:t>Autonomy (citizens)</w:t>
             </w:r>
@@ -1946,12 +2386,17 @@
           <w:p>
             <w:pPr>
               <w:spacing w:after="40"/>
-            </w:pPr>
-            <w:r>
-              <w:rPr>
-                <w:rFonts w:ascii="Calibri" w:eastAsia="Calibri" w:hAnsi="Calibri" w:cs="Calibri"/>
-                <w:sz w:val="18"/>
-                <w:szCs w:val="18"/>
+              <w:rPr>
+                <w:rFonts w:asciiTheme="minorHAnsi" w:hAnsiTheme="minorHAnsi" w:cstheme="minorHAnsi"/>
+                <w:sz w:val="16"/>
+                <w:szCs w:val="16"/>
+              </w:rPr>
+            </w:pPr>
+            <w:r>
+              <w:rPr>
+                <w:rFonts w:asciiTheme="minorHAnsi" w:eastAsia="Calibri" w:hAnsiTheme="minorHAnsi" w:cstheme="minorHAnsi"/>
+                <w:sz w:val="16"/>
+                <w:szCs w:val="16"/>
                 <w:highlight w:val="yellow"/>
               </w:rPr>
               <w:t>European expert, psychology or computer science (tbc)</w:t>
@@ -1978,12 +2423,17 @@
           <w:p>
             <w:pPr>
               <w:spacing w:after="40"/>
-            </w:pPr>
-            <w:r>
-              <w:rPr>
-                <w:rFonts w:ascii="Calibri" w:eastAsia="Calibri" w:hAnsi="Calibri" w:cs="Calibri"/>
-                <w:sz w:val="18"/>
-                <w:szCs w:val="18"/>
+              <w:rPr>
+                <w:rFonts w:asciiTheme="minorHAnsi" w:hAnsiTheme="minorHAnsi" w:cstheme="minorHAnsi"/>
+                <w:sz w:val="16"/>
+                <w:szCs w:val="16"/>
+              </w:rPr>
+            </w:pPr>
+            <w:r>
+              <w:rPr>
+                <w:rFonts w:asciiTheme="minorHAnsi" w:eastAsia="Calibri" w:hAnsiTheme="minorHAnsi" w:cstheme="minorHAnsi"/>
+                <w:sz w:val="16"/>
+                <w:szCs w:val="16"/>
               </w:rPr>
               <w:t>Europe</w:t>
             </w:r>
@@ -2009,15 +2459,19 @@
           <w:p>
             <w:pPr>
               <w:spacing w:after="40"/>
-            </w:pPr>
-            <w:r>
-              <w:rPr>
-                <w:rFonts w:ascii="Calibri" w:eastAsia="Calibri" w:hAnsi="Calibri" w:cs="Calibri"/>
-                <w:sz w:val="18"/>
-                <w:szCs w:val="18"/>
-                <w:highlight w:val="yellow"/>
-              </w:rPr>
-              <w:t>European expert, psychology or computer science (tbc)</w:t>
+              <w:rPr>
+                <w:rFonts w:asciiTheme="minorHAnsi" w:hAnsiTheme="minorHAnsi" w:cstheme="minorHAnsi"/>
+                <w:sz w:val="16"/>
+                <w:szCs w:val="16"/>
+              </w:rPr>
+            </w:pPr>
+            <w:r>
+              <w:rPr>
+                <w:rFonts w:asciiTheme="minorHAnsi" w:eastAsia="Calibri" w:hAnsiTheme="minorHAnsi" w:cstheme="minorHAnsi"/>
+                <w:sz w:val="16"/>
+                <w:szCs w:val="16"/>
+              </w:rPr>
+              <w:t>Ed Hovy (UoM)</w:t>
             </w:r>
           </w:p>
         </w:tc>
@@ -2041,12 +2495,17 @@
           <w:p>
             <w:pPr>
               <w:spacing w:after="40"/>
-            </w:pPr>
-            <w:r>
-              <w:rPr>
-                <w:rFonts w:ascii="Calibri" w:eastAsia="Calibri" w:hAnsi="Calibri" w:cs="Calibri"/>
-                <w:sz w:val="18"/>
-                <w:szCs w:val="18"/>
+              <w:rPr>
+                <w:rFonts w:asciiTheme="minorHAnsi" w:hAnsiTheme="minorHAnsi" w:cstheme="minorHAnsi"/>
+                <w:sz w:val="16"/>
+                <w:szCs w:val="16"/>
+              </w:rPr>
+            </w:pPr>
+            <w:r>
+              <w:rPr>
+                <w:rFonts w:asciiTheme="minorHAnsi" w:eastAsia="Calibri" w:hAnsiTheme="minorHAnsi" w:cstheme="minorHAnsi"/>
+                <w:sz w:val="16"/>
+                <w:szCs w:val="16"/>
               </w:rPr>
               <w:t>Europe</w:t>
             </w:r>
@@ -2072,12 +2531,17 @@
           <w:p>
             <w:pPr>
               <w:spacing w:after="40"/>
-            </w:pPr>
-            <w:r>
-              <w:rPr>
-                <w:rFonts w:ascii="Calibri" w:eastAsia="Calibri" w:hAnsi="Calibri" w:cs="Calibri"/>
-                <w:sz w:val="18"/>
-                <w:szCs w:val="18"/>
+              <w:rPr>
+                <w:rFonts w:asciiTheme="minorHAnsi" w:hAnsiTheme="minorHAnsi" w:cstheme="minorHAnsi"/>
+                <w:sz w:val="16"/>
+                <w:szCs w:val="16"/>
+              </w:rPr>
+            </w:pPr>
+            <w:r>
+              <w:rPr>
+                <w:rFonts w:asciiTheme="minorHAnsi" w:eastAsia="Calibri" w:hAnsiTheme="minorHAnsi" w:cstheme="minorHAnsi"/>
+                <w:sz w:val="16"/>
+                <w:szCs w:val="16"/>
               </w:rPr>
               <w:t>Months 6–30</w:t>
             </w:r>
@@ -2104,12 +2568,17 @@
           <w:p>
             <w:pPr>
               <w:jc w:val="center"/>
-            </w:pPr>
-            <w:r>
-              <w:rPr>
-                <w:rFonts w:ascii="Calibri" w:eastAsia="Calibri" w:hAnsi="Calibri" w:cs="Calibri"/>
-                <w:sz w:val="22"/>
-                <w:szCs w:val="22"/>
+              <w:rPr>
+                <w:rFonts w:asciiTheme="minorHAnsi" w:hAnsiTheme="minorHAnsi" w:cstheme="minorHAnsi"/>
+                <w:sz w:val="16"/>
+                <w:szCs w:val="16"/>
+              </w:rPr>
+            </w:pPr>
+            <w:r>
+              <w:rPr>
+                <w:rFonts w:asciiTheme="minorHAnsi" w:eastAsia="Calibri" w:hAnsiTheme="minorHAnsi" w:cstheme="minorHAnsi"/>
+                <w:sz w:val="16"/>
+                <w:szCs w:val="16"/>
               </w:rPr>
               <w:t>○</w:t>
             </w:r>
@@ -2136,12 +2605,17 @@
           <w:p>
             <w:pPr>
               <w:jc w:val="center"/>
-            </w:pPr>
-            <w:r>
-              <w:rPr>
-                <w:rFonts w:ascii="Calibri" w:eastAsia="Calibri" w:hAnsi="Calibri" w:cs="Calibri"/>
-                <w:sz w:val="22"/>
-                <w:szCs w:val="22"/>
+              <w:rPr>
+                <w:rFonts w:asciiTheme="minorHAnsi" w:hAnsiTheme="minorHAnsi" w:cstheme="minorHAnsi"/>
+                <w:sz w:val="16"/>
+                <w:szCs w:val="16"/>
+              </w:rPr>
+            </w:pPr>
+            <w:r>
+              <w:rPr>
+                <w:rFonts w:asciiTheme="minorHAnsi" w:eastAsia="Calibri" w:hAnsiTheme="minorHAnsi" w:cstheme="minorHAnsi"/>
+                <w:sz w:val="16"/>
+                <w:szCs w:val="16"/>
               </w:rPr>
               <w:t>●</w:t>
             </w:r>
@@ -2172,15 +2646,21 @@
           <w:p>
             <w:pPr>
               <w:spacing w:after="40"/>
-            </w:pPr>
-            <w:r>
-              <w:rPr>
-                <w:rFonts w:ascii="Calibri" w:eastAsia="Calibri" w:hAnsi="Calibri" w:cs="Calibri"/>
+              <w:rPr>
+                <w:rFonts w:asciiTheme="minorHAnsi" w:hAnsiTheme="minorHAnsi" w:cstheme="minorHAnsi"/>
+                <w:sz w:val="16"/>
+                <w:szCs w:val="16"/>
+              </w:rPr>
+            </w:pPr>
+            <w:r>
+              <w:rPr>
+                <w:rFonts w:asciiTheme="minorHAnsi" w:eastAsia="Calibri" w:hAnsiTheme="minorHAnsi" w:cstheme="minorHAnsi"/>
                 <w:b/>
                 <w:bCs/>
-                <w:sz w:val="19"/>
-                <w:szCs w:val="19"/>
-              </w:rPr>
+                <w:sz w:val="16"/>
+                <w:szCs w:val="16"/>
+              </w:rPr>
+              <w:lastRenderedPageBreak/>
               <w:t>WP6: Citizens’ trust in democratic institutions</w:t>
             </w:r>
           </w:p>
@@ -2192,10 +2672,15 @@
                 <w:numId w:val="2"/>
               </w:numPr>
               <w:spacing w:after="30"/>
-            </w:pPr>
-            <w:r>
-              <w:rPr>
-                <w:rFonts w:ascii="Calibri" w:eastAsia="Calibri" w:hAnsi="Calibri" w:cs="Calibri"/>
+              <w:rPr>
+                <w:rFonts w:asciiTheme="minorHAnsi" w:hAnsiTheme="minorHAnsi" w:cstheme="minorHAnsi"/>
+                <w:sz w:val="16"/>
+                <w:szCs w:val="16"/>
+              </w:rPr>
+            </w:pPr>
+            <w:r>
+              <w:rPr>
+                <w:rFonts w:asciiTheme="minorHAnsi" w:eastAsia="Calibri" w:hAnsiTheme="minorHAnsi" w:cstheme="minorHAnsi"/>
                 <w:color w:val="444444"/>
                 <w:sz w:val="16"/>
                 <w:szCs w:val="16"/>
@@ -2211,10 +2696,15 @@
                 <w:numId w:val="2"/>
               </w:numPr>
               <w:spacing w:after="30"/>
-            </w:pPr>
-            <w:r>
-              <w:rPr>
-                <w:rFonts w:ascii="Calibri" w:eastAsia="Calibri" w:hAnsi="Calibri" w:cs="Calibri"/>
+              <w:rPr>
+                <w:rFonts w:asciiTheme="minorHAnsi" w:hAnsiTheme="minorHAnsi" w:cstheme="minorHAnsi"/>
+                <w:sz w:val="16"/>
+                <w:szCs w:val="16"/>
+              </w:rPr>
+            </w:pPr>
+            <w:r>
+              <w:rPr>
+                <w:rFonts w:asciiTheme="minorHAnsi" w:eastAsia="Calibri" w:hAnsiTheme="minorHAnsi" w:cstheme="minorHAnsi"/>
                 <w:color w:val="444444"/>
                 <w:sz w:val="16"/>
                 <w:szCs w:val="16"/>
@@ -2229,10 +2719,15 @@
                 <w:ilvl w:val="0"/>
                 <w:numId w:val="2"/>
               </w:numPr>
-            </w:pPr>
-            <w:r>
-              <w:rPr>
-                <w:rFonts w:ascii="Calibri" w:eastAsia="Calibri" w:hAnsi="Calibri" w:cs="Calibri"/>
+              <w:rPr>
+                <w:rFonts w:asciiTheme="minorHAnsi" w:hAnsiTheme="minorHAnsi" w:cstheme="minorHAnsi"/>
+                <w:sz w:val="16"/>
+                <w:szCs w:val="16"/>
+              </w:rPr>
+            </w:pPr>
+            <w:r>
+              <w:rPr>
+                <w:rFonts w:asciiTheme="minorHAnsi" w:eastAsia="Calibri" w:hAnsiTheme="minorHAnsi" w:cstheme="minorHAnsi"/>
                 <w:color w:val="444444"/>
                 <w:sz w:val="16"/>
                 <w:szCs w:val="16"/>
@@ -2261,12 +2756,17 @@
           <w:p>
             <w:pPr>
               <w:spacing w:after="40"/>
-            </w:pPr>
-            <w:r>
-              <w:rPr>
-                <w:rFonts w:ascii="Calibri" w:eastAsia="Calibri" w:hAnsi="Calibri" w:cs="Calibri"/>
-                <w:sz w:val="18"/>
-                <w:szCs w:val="18"/>
+              <w:rPr>
+                <w:rFonts w:asciiTheme="minorHAnsi" w:hAnsiTheme="minorHAnsi" w:cstheme="minorHAnsi"/>
+                <w:sz w:val="16"/>
+                <w:szCs w:val="16"/>
+              </w:rPr>
+            </w:pPr>
+            <w:r>
+              <w:rPr>
+                <w:rFonts w:asciiTheme="minorHAnsi" w:eastAsia="Calibri" w:hAnsiTheme="minorHAnsi" w:cstheme="minorHAnsi"/>
+                <w:sz w:val="16"/>
+                <w:szCs w:val="16"/>
               </w:rPr>
               <w:t>Autonomy (citizens)</w:t>
             </w:r>
@@ -2292,14 +2792,37 @@
           <w:p>
             <w:pPr>
               <w:spacing w:after="40"/>
-            </w:pPr>
-            <w:r>
-              <w:rPr>
-                <w:rFonts w:ascii="Calibri" w:eastAsia="Calibri" w:hAnsi="Calibri" w:cs="Calibri"/>
-                <w:sz w:val="18"/>
-                <w:szCs w:val="18"/>
-              </w:rPr>
-              <w:t>Marta Kolczynska (Warsaw)</w:t>
+              <w:rPr>
+                <w:rFonts w:asciiTheme="minorHAnsi" w:hAnsiTheme="minorHAnsi" w:cstheme="minorHAnsi"/>
+                <w:sz w:val="16"/>
+                <w:szCs w:val="16"/>
+              </w:rPr>
+            </w:pPr>
+            <w:r>
+              <w:rPr>
+                <w:rFonts w:asciiTheme="minorHAnsi" w:eastAsia="Calibri" w:hAnsiTheme="minorHAnsi" w:cstheme="minorHAnsi"/>
+                <w:sz w:val="16"/>
+                <w:szCs w:val="16"/>
+              </w:rPr>
+              <w:t xml:space="preserve">Marta </w:t>
+            </w:r>
+            <w:proofErr w:type="spellStart"/>
+            <w:r>
+              <w:rPr>
+                <w:rFonts w:asciiTheme="minorHAnsi" w:eastAsia="Calibri" w:hAnsiTheme="minorHAnsi" w:cstheme="minorHAnsi"/>
+                <w:sz w:val="16"/>
+                <w:szCs w:val="16"/>
+              </w:rPr>
+              <w:t>Kolczynska</w:t>
+            </w:r>
+            <w:proofErr w:type="spellEnd"/>
+            <w:r>
+              <w:rPr>
+                <w:rFonts w:asciiTheme="minorHAnsi" w:eastAsia="Calibri" w:hAnsiTheme="minorHAnsi" w:cstheme="minorHAnsi"/>
+                <w:sz w:val="16"/>
+                <w:szCs w:val="16"/>
+              </w:rPr>
+              <w:t xml:space="preserve"> (Warsaw)</w:t>
             </w:r>
           </w:p>
         </w:tc>
@@ -2323,12 +2846,17 @@
           <w:p>
             <w:pPr>
               <w:spacing w:after="40"/>
-            </w:pPr>
-            <w:r>
-              <w:rPr>
-                <w:rFonts w:ascii="Calibri" w:eastAsia="Calibri" w:hAnsi="Calibri" w:cs="Calibri"/>
-                <w:sz w:val="18"/>
-                <w:szCs w:val="18"/>
+              <w:rPr>
+                <w:rFonts w:asciiTheme="minorHAnsi" w:hAnsiTheme="minorHAnsi" w:cstheme="minorHAnsi"/>
+                <w:sz w:val="16"/>
+                <w:szCs w:val="16"/>
+              </w:rPr>
+            </w:pPr>
+            <w:r>
+              <w:rPr>
+                <w:rFonts w:asciiTheme="minorHAnsi" w:eastAsia="Calibri" w:hAnsiTheme="minorHAnsi" w:cstheme="minorHAnsi"/>
+                <w:sz w:val="16"/>
+                <w:szCs w:val="16"/>
               </w:rPr>
               <w:t>Poland</w:t>
             </w:r>
@@ -2354,14 +2882,21 @@
           <w:p>
             <w:pPr>
               <w:spacing w:after="40"/>
-            </w:pPr>
-            <w:r>
-              <w:rPr>
-                <w:rFonts w:ascii="Calibri" w:eastAsia="Calibri" w:hAnsi="Calibri" w:cs="Calibri"/>
-                <w:sz w:val="18"/>
-                <w:szCs w:val="18"/>
-              </w:rPr>
-              <w:t>V-Dem centre AUS/NZ (Sanhueza Petrarca and Maerz)</w:t>
+              <w:rPr>
+                <w:rFonts w:asciiTheme="minorHAnsi" w:hAnsiTheme="minorHAnsi" w:cstheme="minorHAnsi"/>
+                <w:sz w:val="16"/>
+                <w:szCs w:val="16"/>
+                <w:lang w:val="de-DE"/>
+              </w:rPr>
+            </w:pPr>
+            <w:r>
+              <w:rPr>
+                <w:rFonts w:asciiTheme="minorHAnsi" w:eastAsia="Calibri" w:hAnsiTheme="minorHAnsi" w:cstheme="minorHAnsi"/>
+                <w:sz w:val="16"/>
+                <w:szCs w:val="16"/>
+                <w:lang w:val="de-DE"/>
+              </w:rPr>
+              <w:t>V-Dem centre AUS/NZ (Sanhueza Petrarca)</w:t>
             </w:r>
           </w:p>
         </w:tc>
@@ -2385,12 +2920,17 @@
           <w:p>
             <w:pPr>
               <w:spacing w:after="40"/>
-            </w:pPr>
-            <w:r>
-              <w:rPr>
-                <w:rFonts w:ascii="Calibri" w:eastAsia="Calibri" w:hAnsi="Calibri" w:cs="Calibri"/>
-                <w:sz w:val="18"/>
-                <w:szCs w:val="18"/>
+              <w:rPr>
+                <w:rFonts w:asciiTheme="minorHAnsi" w:hAnsiTheme="minorHAnsi" w:cstheme="minorHAnsi"/>
+                <w:sz w:val="16"/>
+                <w:szCs w:val="16"/>
+              </w:rPr>
+            </w:pPr>
+            <w:r>
+              <w:rPr>
+                <w:rFonts w:asciiTheme="minorHAnsi" w:eastAsia="Calibri" w:hAnsiTheme="minorHAnsi" w:cstheme="minorHAnsi"/>
+                <w:sz w:val="16"/>
+                <w:szCs w:val="16"/>
               </w:rPr>
               <w:t>Australia</w:t>
             </w:r>
@@ -2416,12 +2956,17 @@
           <w:p>
             <w:pPr>
               <w:spacing w:after="40"/>
-            </w:pPr>
-            <w:r>
-              <w:rPr>
-                <w:rFonts w:ascii="Calibri" w:eastAsia="Calibri" w:hAnsi="Calibri" w:cs="Calibri"/>
-                <w:sz w:val="18"/>
-                <w:szCs w:val="18"/>
+              <w:rPr>
+                <w:rFonts w:asciiTheme="minorHAnsi" w:hAnsiTheme="minorHAnsi" w:cstheme="minorHAnsi"/>
+                <w:sz w:val="16"/>
+                <w:szCs w:val="16"/>
+              </w:rPr>
+            </w:pPr>
+            <w:r>
+              <w:rPr>
+                <w:rFonts w:asciiTheme="minorHAnsi" w:eastAsia="Calibri" w:hAnsiTheme="minorHAnsi" w:cstheme="minorHAnsi"/>
+                <w:sz w:val="16"/>
+                <w:szCs w:val="16"/>
               </w:rPr>
               <w:t>Months 6–30</w:t>
             </w:r>
@@ -2448,12 +2993,17 @@
           <w:p>
             <w:pPr>
               <w:jc w:val="center"/>
-            </w:pPr>
-            <w:r>
-              <w:rPr>
-                <w:rFonts w:ascii="Calibri" w:eastAsia="Calibri" w:hAnsi="Calibri" w:cs="Calibri"/>
-                <w:sz w:val="22"/>
-                <w:szCs w:val="22"/>
+              <w:rPr>
+                <w:rFonts w:asciiTheme="minorHAnsi" w:hAnsiTheme="minorHAnsi" w:cstheme="minorHAnsi"/>
+                <w:sz w:val="16"/>
+                <w:szCs w:val="16"/>
+              </w:rPr>
+            </w:pPr>
+            <w:r>
+              <w:rPr>
+                <w:rFonts w:asciiTheme="minorHAnsi" w:eastAsia="Calibri" w:hAnsiTheme="minorHAnsi" w:cstheme="minorHAnsi"/>
+                <w:sz w:val="16"/>
+                <w:szCs w:val="16"/>
               </w:rPr>
               <w:t>○</w:t>
             </w:r>
@@ -2480,12 +3030,17 @@
           <w:p>
             <w:pPr>
               <w:jc w:val="center"/>
-            </w:pPr>
-            <w:r>
-              <w:rPr>
-                <w:rFonts w:ascii="Calibri" w:eastAsia="Calibri" w:hAnsi="Calibri" w:cs="Calibri"/>
-                <w:sz w:val="22"/>
-                <w:szCs w:val="22"/>
+              <w:rPr>
+                <w:rFonts w:asciiTheme="minorHAnsi" w:hAnsiTheme="minorHAnsi" w:cstheme="minorHAnsi"/>
+                <w:sz w:val="16"/>
+                <w:szCs w:val="16"/>
+              </w:rPr>
+            </w:pPr>
+            <w:r>
+              <w:rPr>
+                <w:rFonts w:asciiTheme="minorHAnsi" w:eastAsia="Calibri" w:hAnsiTheme="minorHAnsi" w:cstheme="minorHAnsi"/>
+                <w:sz w:val="16"/>
+                <w:szCs w:val="16"/>
               </w:rPr>
               <w:t>●</w:t>
             </w:r>
@@ -2516,14 +3071,19 @@
           <w:p>
             <w:pPr>
               <w:spacing w:after="40"/>
-            </w:pPr>
-            <w:r>
-              <w:rPr>
-                <w:rFonts w:ascii="Calibri" w:eastAsia="Calibri" w:hAnsi="Calibri" w:cs="Calibri"/>
+              <w:rPr>
+                <w:rFonts w:asciiTheme="minorHAnsi" w:hAnsiTheme="minorHAnsi" w:cstheme="minorHAnsi"/>
+                <w:sz w:val="16"/>
+                <w:szCs w:val="16"/>
+              </w:rPr>
+            </w:pPr>
+            <w:r>
+              <w:rPr>
+                <w:rFonts w:asciiTheme="minorHAnsi" w:eastAsia="Calibri" w:hAnsiTheme="minorHAnsi" w:cstheme="minorHAnsi"/>
                 <w:b/>
                 <w:bCs/>
-                <w:sz w:val="19"/>
-                <w:szCs w:val="19"/>
+                <w:sz w:val="16"/>
+                <w:szCs w:val="16"/>
               </w:rPr>
               <w:t>WP7: Deliberative democracy: AI-supported participation beyond elections</w:t>
             </w:r>
@@ -2536,10 +3096,15 @@
                 <w:numId w:val="2"/>
               </w:numPr>
               <w:spacing w:after="30"/>
-            </w:pPr>
-            <w:r>
-              <w:rPr>
-                <w:rFonts w:ascii="Calibri" w:eastAsia="Calibri" w:hAnsi="Calibri" w:cs="Calibri"/>
+              <w:rPr>
+                <w:rFonts w:asciiTheme="minorHAnsi" w:hAnsiTheme="minorHAnsi" w:cstheme="minorHAnsi"/>
+                <w:sz w:val="16"/>
+                <w:szCs w:val="16"/>
+              </w:rPr>
+            </w:pPr>
+            <w:r>
+              <w:rPr>
+                <w:rFonts w:asciiTheme="minorHAnsi" w:eastAsia="Calibri" w:hAnsiTheme="minorHAnsi" w:cstheme="minorHAnsi"/>
                 <w:color w:val="444444"/>
                 <w:sz w:val="16"/>
                 <w:szCs w:val="16"/>
@@ -2555,10 +3120,15 @@
                 <w:numId w:val="2"/>
               </w:numPr>
               <w:spacing w:after="30"/>
-            </w:pPr>
-            <w:r>
-              <w:rPr>
-                <w:rFonts w:ascii="Calibri" w:eastAsia="Calibri" w:hAnsi="Calibri" w:cs="Calibri"/>
+              <w:rPr>
+                <w:rFonts w:asciiTheme="minorHAnsi" w:hAnsiTheme="minorHAnsi" w:cstheme="minorHAnsi"/>
+                <w:sz w:val="16"/>
+                <w:szCs w:val="16"/>
+              </w:rPr>
+            </w:pPr>
+            <w:r>
+              <w:rPr>
+                <w:rFonts w:asciiTheme="minorHAnsi" w:eastAsia="Calibri" w:hAnsiTheme="minorHAnsi" w:cstheme="minorHAnsi"/>
                 <w:color w:val="444444"/>
                 <w:sz w:val="16"/>
                 <w:szCs w:val="16"/>
@@ -2573,10 +3143,15 @@
                 <w:ilvl w:val="0"/>
                 <w:numId w:val="2"/>
               </w:numPr>
-            </w:pPr>
-            <w:r>
-              <w:rPr>
-                <w:rFonts w:ascii="Calibri" w:eastAsia="Calibri" w:hAnsi="Calibri" w:cs="Calibri"/>
+              <w:rPr>
+                <w:rFonts w:asciiTheme="minorHAnsi" w:hAnsiTheme="minorHAnsi" w:cstheme="minorHAnsi"/>
+                <w:sz w:val="16"/>
+                <w:szCs w:val="16"/>
+              </w:rPr>
+            </w:pPr>
+            <w:r>
+              <w:rPr>
+                <w:rFonts w:asciiTheme="minorHAnsi" w:eastAsia="Calibri" w:hAnsiTheme="minorHAnsi" w:cstheme="minorHAnsi"/>
                 <w:color w:val="444444"/>
                 <w:sz w:val="16"/>
                 <w:szCs w:val="16"/>
@@ -2605,12 +3180,17 @@
           <w:p>
             <w:pPr>
               <w:spacing w:after="40"/>
-            </w:pPr>
-            <w:r>
-              <w:rPr>
-                <w:rFonts w:ascii="Calibri" w:eastAsia="Calibri" w:hAnsi="Calibri" w:cs="Calibri"/>
-                <w:sz w:val="18"/>
-                <w:szCs w:val="18"/>
+              <w:rPr>
+                <w:rFonts w:asciiTheme="minorHAnsi" w:hAnsiTheme="minorHAnsi" w:cstheme="minorHAnsi"/>
+                <w:sz w:val="16"/>
+                <w:szCs w:val="16"/>
+              </w:rPr>
+            </w:pPr>
+            <w:r>
+              <w:rPr>
+                <w:rFonts w:asciiTheme="minorHAnsi" w:eastAsia="Calibri" w:hAnsiTheme="minorHAnsi" w:cstheme="minorHAnsi"/>
+                <w:sz w:val="16"/>
+                <w:szCs w:val="16"/>
               </w:rPr>
               <w:t>Autonomy (citizens)</w:t>
             </w:r>
@@ -2636,12 +3216,17 @@
           <w:p>
             <w:pPr>
               <w:spacing w:after="40"/>
-            </w:pPr>
-            <w:r>
-              <w:rPr>
-                <w:rFonts w:ascii="Calibri" w:eastAsia="Calibri" w:hAnsi="Calibri" w:cs="Calibri"/>
-                <w:sz w:val="18"/>
-                <w:szCs w:val="18"/>
+              <w:rPr>
+                <w:rFonts w:asciiTheme="minorHAnsi" w:hAnsiTheme="minorHAnsi" w:cstheme="minorHAnsi"/>
+                <w:sz w:val="16"/>
+                <w:szCs w:val="16"/>
+              </w:rPr>
+            </w:pPr>
+            <w:r>
+              <w:rPr>
+                <w:rFonts w:asciiTheme="minorHAnsi" w:eastAsia="Calibri" w:hAnsiTheme="minorHAnsi" w:cstheme="minorHAnsi"/>
+                <w:sz w:val="16"/>
+                <w:szCs w:val="16"/>
               </w:rPr>
               <w:t>Nicole Curato (Birmingham)</w:t>
             </w:r>
@@ -2667,12 +3252,17 @@
           <w:p>
             <w:pPr>
               <w:spacing w:after="40"/>
-            </w:pPr>
-            <w:r>
-              <w:rPr>
-                <w:rFonts w:ascii="Calibri" w:eastAsia="Calibri" w:hAnsi="Calibri" w:cs="Calibri"/>
-                <w:sz w:val="18"/>
-                <w:szCs w:val="18"/>
+              <w:rPr>
+                <w:rFonts w:asciiTheme="minorHAnsi" w:hAnsiTheme="minorHAnsi" w:cstheme="minorHAnsi"/>
+                <w:sz w:val="16"/>
+                <w:szCs w:val="16"/>
+              </w:rPr>
+            </w:pPr>
+            <w:r>
+              <w:rPr>
+                <w:rFonts w:asciiTheme="minorHAnsi" w:eastAsia="Calibri" w:hAnsiTheme="minorHAnsi" w:cstheme="minorHAnsi"/>
+                <w:sz w:val="16"/>
+                <w:szCs w:val="16"/>
               </w:rPr>
               <w:t>UK</w:t>
             </w:r>
@@ -2698,12 +3288,17 @@
           <w:p>
             <w:pPr>
               <w:spacing w:after="40"/>
-            </w:pPr>
-            <w:r>
-              <w:rPr>
-                <w:rFonts w:ascii="Calibri" w:eastAsia="Calibri" w:hAnsi="Calibri" w:cs="Calibri"/>
-                <w:sz w:val="18"/>
-                <w:szCs w:val="18"/>
+              <w:rPr>
+                <w:rFonts w:asciiTheme="minorHAnsi" w:hAnsiTheme="minorHAnsi" w:cstheme="minorHAnsi"/>
+                <w:sz w:val="16"/>
+                <w:szCs w:val="16"/>
+              </w:rPr>
+            </w:pPr>
+            <w:r>
+              <w:rPr>
+                <w:rFonts w:asciiTheme="minorHAnsi" w:eastAsia="Calibri" w:hAnsiTheme="minorHAnsi" w:cstheme="minorHAnsi"/>
+                <w:sz w:val="16"/>
+                <w:szCs w:val="16"/>
                 <w:highlight w:val="yellow"/>
               </w:rPr>
               <w:t>JRC Competence Centre on Participatory and Deliberative Democracy (tbc)</w:t>
@@ -2730,12 +3325,17 @@
           <w:p>
             <w:pPr>
               <w:spacing w:after="40"/>
-            </w:pPr>
-            <w:r>
-              <w:rPr>
-                <w:rFonts w:ascii="Calibri" w:eastAsia="Calibri" w:hAnsi="Calibri" w:cs="Calibri"/>
-                <w:sz w:val="18"/>
-                <w:szCs w:val="18"/>
+              <w:rPr>
+                <w:rFonts w:asciiTheme="minorHAnsi" w:hAnsiTheme="minorHAnsi" w:cstheme="minorHAnsi"/>
+                <w:sz w:val="16"/>
+                <w:szCs w:val="16"/>
+              </w:rPr>
+            </w:pPr>
+            <w:r>
+              <w:rPr>
+                <w:rFonts w:asciiTheme="minorHAnsi" w:eastAsia="Calibri" w:hAnsiTheme="minorHAnsi" w:cstheme="minorHAnsi"/>
+                <w:sz w:val="16"/>
+                <w:szCs w:val="16"/>
               </w:rPr>
               <w:t>Europe</w:t>
             </w:r>
@@ -2761,12 +3361,17 @@
           <w:p>
             <w:pPr>
               <w:spacing w:after="40"/>
-            </w:pPr>
-            <w:r>
-              <w:rPr>
-                <w:rFonts w:ascii="Calibri" w:eastAsia="Calibri" w:hAnsi="Calibri" w:cs="Calibri"/>
-                <w:sz w:val="18"/>
-                <w:szCs w:val="18"/>
+              <w:rPr>
+                <w:rFonts w:asciiTheme="minorHAnsi" w:hAnsiTheme="minorHAnsi" w:cstheme="minorHAnsi"/>
+                <w:sz w:val="16"/>
+                <w:szCs w:val="16"/>
+              </w:rPr>
+            </w:pPr>
+            <w:r>
+              <w:rPr>
+                <w:rFonts w:asciiTheme="minorHAnsi" w:eastAsia="Calibri" w:hAnsiTheme="minorHAnsi" w:cstheme="minorHAnsi"/>
+                <w:sz w:val="16"/>
+                <w:szCs w:val="16"/>
               </w:rPr>
               <w:t>Months 6–30</w:t>
             </w:r>
@@ -2793,12 +3398,17 @@
           <w:p>
             <w:pPr>
               <w:jc w:val="center"/>
-            </w:pPr>
-            <w:r>
-              <w:rPr>
-                <w:rFonts w:ascii="Calibri" w:eastAsia="Calibri" w:hAnsi="Calibri" w:cs="Calibri"/>
-                <w:sz w:val="22"/>
-                <w:szCs w:val="22"/>
+              <w:rPr>
+                <w:rFonts w:asciiTheme="minorHAnsi" w:hAnsiTheme="minorHAnsi" w:cstheme="minorHAnsi"/>
+                <w:sz w:val="16"/>
+                <w:szCs w:val="16"/>
+              </w:rPr>
+            </w:pPr>
+            <w:r>
+              <w:rPr>
+                <w:rFonts w:asciiTheme="minorHAnsi" w:eastAsia="Calibri" w:hAnsiTheme="minorHAnsi" w:cstheme="minorHAnsi"/>
+                <w:sz w:val="16"/>
+                <w:szCs w:val="16"/>
               </w:rPr>
               <w:t>○</w:t>
             </w:r>
@@ -2825,12 +3435,17 @@
           <w:p>
             <w:pPr>
               <w:jc w:val="center"/>
-            </w:pPr>
-            <w:r>
-              <w:rPr>
-                <w:rFonts w:ascii="Calibri" w:eastAsia="Calibri" w:hAnsi="Calibri" w:cs="Calibri"/>
-                <w:sz w:val="22"/>
-                <w:szCs w:val="22"/>
+              <w:rPr>
+                <w:rFonts w:asciiTheme="minorHAnsi" w:hAnsiTheme="minorHAnsi" w:cstheme="minorHAnsi"/>
+                <w:sz w:val="16"/>
+                <w:szCs w:val="16"/>
+              </w:rPr>
+            </w:pPr>
+            <w:r>
+              <w:rPr>
+                <w:rFonts w:asciiTheme="minorHAnsi" w:eastAsia="Calibri" w:hAnsiTheme="minorHAnsi" w:cstheme="minorHAnsi"/>
+                <w:sz w:val="16"/>
+                <w:szCs w:val="16"/>
               </w:rPr>
               <w:t>●</w:t>
             </w:r>
@@ -2861,14 +3476,19 @@
           <w:p>
             <w:pPr>
               <w:spacing w:after="40"/>
-            </w:pPr>
-            <w:r>
-              <w:rPr>
-                <w:rFonts w:ascii="Calibri" w:eastAsia="Calibri" w:hAnsi="Calibri" w:cs="Calibri"/>
+              <w:rPr>
+                <w:rFonts w:asciiTheme="minorHAnsi" w:hAnsiTheme="minorHAnsi" w:cstheme="minorHAnsi"/>
+                <w:sz w:val="16"/>
+                <w:szCs w:val="16"/>
+              </w:rPr>
+            </w:pPr>
+            <w:r>
+              <w:rPr>
+                <w:rFonts w:asciiTheme="minorHAnsi" w:eastAsia="Calibri" w:hAnsiTheme="minorHAnsi" w:cstheme="minorHAnsi"/>
                 <w:b/>
                 <w:bCs/>
-                <w:sz w:val="19"/>
-                <w:szCs w:val="19"/>
+                <w:sz w:val="16"/>
+                <w:szCs w:val="16"/>
               </w:rPr>
               <w:t>WP8: AI governance: safeguards for democratic institutions</w:t>
             </w:r>
@@ -2881,10 +3501,15 @@
                 <w:numId w:val="2"/>
               </w:numPr>
               <w:spacing w:after="30"/>
-            </w:pPr>
-            <w:r>
-              <w:rPr>
-                <w:rFonts w:ascii="Calibri" w:eastAsia="Calibri" w:hAnsi="Calibri" w:cs="Calibri"/>
+              <w:rPr>
+                <w:rFonts w:asciiTheme="minorHAnsi" w:hAnsiTheme="minorHAnsi" w:cstheme="minorHAnsi"/>
+                <w:sz w:val="16"/>
+                <w:szCs w:val="16"/>
+              </w:rPr>
+            </w:pPr>
+            <w:r>
+              <w:rPr>
+                <w:rFonts w:asciiTheme="minorHAnsi" w:eastAsia="Calibri" w:hAnsiTheme="minorHAnsi" w:cstheme="minorHAnsi"/>
                 <w:color w:val="444444"/>
                 <w:sz w:val="16"/>
                 <w:szCs w:val="16"/>
@@ -2899,10 +3524,15 @@
                 <w:ilvl w:val="0"/>
                 <w:numId w:val="2"/>
               </w:numPr>
-            </w:pPr>
-            <w:r>
-              <w:rPr>
-                <w:rFonts w:ascii="Calibri" w:eastAsia="Calibri" w:hAnsi="Calibri" w:cs="Calibri"/>
+              <w:rPr>
+                <w:rFonts w:asciiTheme="minorHAnsi" w:hAnsiTheme="minorHAnsi" w:cstheme="minorHAnsi"/>
+                <w:sz w:val="16"/>
+                <w:szCs w:val="16"/>
+              </w:rPr>
+            </w:pPr>
+            <w:r>
+              <w:rPr>
+                <w:rFonts w:asciiTheme="minorHAnsi" w:eastAsia="Calibri" w:hAnsiTheme="minorHAnsi" w:cstheme="minorHAnsi"/>
                 <w:color w:val="444444"/>
                 <w:sz w:val="16"/>
                 <w:szCs w:val="16"/>
@@ -2931,12 +3561,17 @@
           <w:p>
             <w:pPr>
               <w:spacing w:after="40"/>
-            </w:pPr>
-            <w:r>
-              <w:rPr>
-                <w:rFonts w:ascii="Calibri" w:eastAsia="Calibri" w:hAnsi="Calibri" w:cs="Calibri"/>
-                <w:sz w:val="18"/>
-                <w:szCs w:val="18"/>
+              <w:rPr>
+                <w:rFonts w:asciiTheme="minorHAnsi" w:hAnsiTheme="minorHAnsi" w:cstheme="minorHAnsi"/>
+                <w:sz w:val="16"/>
+                <w:szCs w:val="16"/>
+              </w:rPr>
+            </w:pPr>
+            <w:r>
+              <w:rPr>
+                <w:rFonts w:asciiTheme="minorHAnsi" w:eastAsia="Calibri" w:hAnsiTheme="minorHAnsi" w:cstheme="minorHAnsi"/>
+                <w:sz w:val="16"/>
+                <w:szCs w:val="16"/>
               </w:rPr>
               <w:t>Accountability (institutions)</w:t>
             </w:r>
@@ -2963,17 +3598,60 @@
             <w:pPr>
               <w:spacing w:after="40"/>
               <w:rPr>
+                <w:rFonts w:asciiTheme="minorHAnsi" w:hAnsiTheme="minorHAnsi" w:cstheme="minorHAnsi"/>
+                <w:sz w:val="16"/>
+                <w:szCs w:val="16"/>
                 <w:lang w:val="de-DE"/>
               </w:rPr>
             </w:pPr>
             <w:r>
               <w:rPr>
-                <w:rFonts w:ascii="Calibri" w:eastAsia="Calibri" w:hAnsi="Calibri" w:cs="Calibri"/>
-                <w:sz w:val="18"/>
-                <w:szCs w:val="18"/>
+                <w:rFonts w:asciiTheme="minorHAnsi" w:eastAsia="Calibri" w:hAnsiTheme="minorHAnsi" w:cstheme="minorHAnsi"/>
+                <w:sz w:val="16"/>
+                <w:szCs w:val="16"/>
                 <w:lang w:val="de-DE"/>
               </w:rPr>
-              <w:t>Pascal Koenig (VUA), Kristina Weissmueller (VUA)</w:t>
+              <w:t xml:space="preserve">Pascal </w:t>
+            </w:r>
+            <w:proofErr w:type="spellStart"/>
+            <w:r>
+              <w:rPr>
+                <w:rFonts w:asciiTheme="minorHAnsi" w:eastAsia="Calibri" w:hAnsiTheme="minorHAnsi" w:cstheme="minorHAnsi"/>
+                <w:sz w:val="16"/>
+                <w:szCs w:val="16"/>
+                <w:lang w:val="de-DE"/>
+              </w:rPr>
+              <w:t>Koenig</w:t>
+            </w:r>
+            <w:proofErr w:type="spellEnd"/>
+            <w:r>
+              <w:rPr>
+                <w:rFonts w:asciiTheme="minorHAnsi" w:eastAsia="Calibri" w:hAnsiTheme="minorHAnsi" w:cstheme="minorHAnsi"/>
+                <w:sz w:val="16"/>
+                <w:szCs w:val="16"/>
+                <w:lang w:val="de-DE"/>
+              </w:rPr>
+              <w:t xml:space="preserve"> (VUA), Kristina </w:t>
+            </w:r>
+            <w:proofErr w:type="spellStart"/>
+            <w:r>
+              <w:rPr>
+                <w:rFonts w:asciiTheme="minorHAnsi" w:eastAsia="Calibri" w:hAnsiTheme="minorHAnsi" w:cstheme="minorHAnsi"/>
+                <w:sz w:val="16"/>
+                <w:szCs w:val="16"/>
+                <w:lang w:val="de-DE"/>
+              </w:rPr>
+              <w:t>Weissmueller</w:t>
+            </w:r>
+            <w:proofErr w:type="spellEnd"/>
+            <w:r>
+              <w:rPr>
+                <w:rFonts w:asciiTheme="minorHAnsi" w:eastAsia="Calibri" w:hAnsiTheme="minorHAnsi" w:cstheme="minorHAnsi"/>
+                <w:sz w:val="16"/>
+                <w:szCs w:val="16"/>
+                <w:lang w:val="de-DE"/>
+              </w:rPr>
+              <w:t xml:space="preserve"> (VUA)</w:t>
             </w:r>
           </w:p>
         </w:tc>
@@ -2997,12 +3675,17 @@
           <w:p>
             <w:pPr>
               <w:spacing w:after="40"/>
-            </w:pPr>
-            <w:r>
-              <w:rPr>
-                <w:rFonts w:ascii="Calibri" w:eastAsia="Calibri" w:hAnsi="Calibri" w:cs="Calibri"/>
-                <w:sz w:val="18"/>
-                <w:szCs w:val="18"/>
+              <w:rPr>
+                <w:rFonts w:asciiTheme="minorHAnsi" w:hAnsiTheme="minorHAnsi" w:cstheme="minorHAnsi"/>
+                <w:sz w:val="16"/>
+                <w:szCs w:val="16"/>
+              </w:rPr>
+            </w:pPr>
+            <w:r>
+              <w:rPr>
+                <w:rFonts w:asciiTheme="minorHAnsi" w:eastAsia="Calibri" w:hAnsiTheme="minorHAnsi" w:cstheme="minorHAnsi"/>
+                <w:sz w:val="16"/>
+                <w:szCs w:val="16"/>
               </w:rPr>
               <w:t>Netherlands</w:t>
             </w:r>
@@ -3028,12 +3711,17 @@
           <w:p>
             <w:pPr>
               <w:spacing w:after="40"/>
-            </w:pPr>
-            <w:r>
-              <w:rPr>
-                <w:rFonts w:ascii="Calibri" w:eastAsia="Calibri" w:hAnsi="Calibri" w:cs="Calibri"/>
-                <w:sz w:val="18"/>
-                <w:szCs w:val="18"/>
+              <w:rPr>
+                <w:rFonts w:asciiTheme="minorHAnsi" w:hAnsiTheme="minorHAnsi" w:cstheme="minorHAnsi"/>
+                <w:sz w:val="16"/>
+                <w:szCs w:val="16"/>
+              </w:rPr>
+            </w:pPr>
+            <w:r>
+              <w:rPr>
+                <w:rFonts w:asciiTheme="minorHAnsi" w:eastAsia="Calibri" w:hAnsiTheme="minorHAnsi" w:cstheme="minorHAnsi"/>
+                <w:sz w:val="16"/>
+                <w:szCs w:val="16"/>
                 <w:highlight w:val="yellow"/>
               </w:rPr>
               <w:t>Another European expert or CSO (tbc)</w:t>
@@ -3060,12 +3748,17 @@
           <w:p>
             <w:pPr>
               <w:spacing w:after="40"/>
-            </w:pPr>
-            <w:r>
-              <w:rPr>
-                <w:rFonts w:ascii="Calibri" w:eastAsia="Calibri" w:hAnsi="Calibri" w:cs="Calibri"/>
-                <w:sz w:val="18"/>
-                <w:szCs w:val="18"/>
+              <w:rPr>
+                <w:rFonts w:asciiTheme="minorHAnsi" w:hAnsiTheme="minorHAnsi" w:cstheme="minorHAnsi"/>
+                <w:sz w:val="16"/>
+                <w:szCs w:val="16"/>
+              </w:rPr>
+            </w:pPr>
+            <w:r>
+              <w:rPr>
+                <w:rFonts w:asciiTheme="minorHAnsi" w:eastAsia="Calibri" w:hAnsiTheme="minorHAnsi" w:cstheme="minorHAnsi"/>
+                <w:sz w:val="16"/>
+                <w:szCs w:val="16"/>
               </w:rPr>
               <w:t>Europe</w:t>
             </w:r>
@@ -3091,12 +3784,17 @@
           <w:p>
             <w:pPr>
               <w:spacing w:after="40"/>
-            </w:pPr>
-            <w:r>
-              <w:rPr>
-                <w:rFonts w:ascii="Calibri" w:eastAsia="Calibri" w:hAnsi="Calibri" w:cs="Calibri"/>
-                <w:sz w:val="18"/>
-                <w:szCs w:val="18"/>
+              <w:rPr>
+                <w:rFonts w:asciiTheme="minorHAnsi" w:hAnsiTheme="minorHAnsi" w:cstheme="minorHAnsi"/>
+                <w:sz w:val="16"/>
+                <w:szCs w:val="16"/>
+              </w:rPr>
+            </w:pPr>
+            <w:r>
+              <w:rPr>
+                <w:rFonts w:asciiTheme="minorHAnsi" w:eastAsia="Calibri" w:hAnsiTheme="minorHAnsi" w:cstheme="minorHAnsi"/>
+                <w:sz w:val="16"/>
+                <w:szCs w:val="16"/>
               </w:rPr>
               <w:t>Months 6–30</w:t>
             </w:r>
@@ -3123,12 +3821,17 @@
           <w:p>
             <w:pPr>
               <w:jc w:val="center"/>
-            </w:pPr>
-            <w:r>
-              <w:rPr>
-                <w:rFonts w:ascii="Calibri" w:eastAsia="Calibri" w:hAnsi="Calibri" w:cs="Calibri"/>
-                <w:sz w:val="22"/>
-                <w:szCs w:val="22"/>
+              <w:rPr>
+                <w:rFonts w:asciiTheme="minorHAnsi" w:hAnsiTheme="minorHAnsi" w:cstheme="minorHAnsi"/>
+                <w:sz w:val="16"/>
+                <w:szCs w:val="16"/>
+              </w:rPr>
+            </w:pPr>
+            <w:r>
+              <w:rPr>
+                <w:rFonts w:asciiTheme="minorHAnsi" w:eastAsia="Calibri" w:hAnsiTheme="minorHAnsi" w:cstheme="minorHAnsi"/>
+                <w:sz w:val="16"/>
+                <w:szCs w:val="16"/>
               </w:rPr>
               <w:t>●</w:t>
             </w:r>
@@ -3155,12 +3858,17 @@
           <w:p>
             <w:pPr>
               <w:jc w:val="center"/>
-            </w:pPr>
-            <w:r>
-              <w:rPr>
-                <w:rFonts w:ascii="Calibri" w:eastAsia="Calibri" w:hAnsi="Calibri" w:cs="Calibri"/>
-                <w:sz w:val="22"/>
-                <w:szCs w:val="22"/>
+              <w:rPr>
+                <w:rFonts w:asciiTheme="minorHAnsi" w:hAnsiTheme="minorHAnsi" w:cstheme="minorHAnsi"/>
+                <w:sz w:val="16"/>
+                <w:szCs w:val="16"/>
+              </w:rPr>
+            </w:pPr>
+            <w:r>
+              <w:rPr>
+                <w:rFonts w:asciiTheme="minorHAnsi" w:eastAsia="Calibri" w:hAnsiTheme="minorHAnsi" w:cstheme="minorHAnsi"/>
+                <w:sz w:val="16"/>
+                <w:szCs w:val="16"/>
               </w:rPr>
               <w:t>○</w:t>
             </w:r>
@@ -3191,14 +3899,19 @@
           <w:p>
             <w:pPr>
               <w:spacing w:after="40"/>
-            </w:pPr>
-            <w:r>
-              <w:rPr>
-                <w:rFonts w:ascii="Calibri" w:eastAsia="Calibri" w:hAnsi="Calibri" w:cs="Calibri"/>
+              <w:rPr>
+                <w:rFonts w:asciiTheme="minorHAnsi" w:hAnsiTheme="minorHAnsi" w:cstheme="minorHAnsi"/>
+                <w:sz w:val="16"/>
+                <w:szCs w:val="16"/>
+              </w:rPr>
+            </w:pPr>
+            <w:r>
+              <w:rPr>
+                <w:rFonts w:asciiTheme="minorHAnsi" w:eastAsia="Calibri" w:hAnsiTheme="minorHAnsi" w:cstheme="minorHAnsi"/>
                 <w:b/>
                 <w:bCs/>
-                <w:sz w:val="19"/>
-                <w:szCs w:val="19"/>
+                <w:sz w:val="16"/>
+                <w:szCs w:val="16"/>
               </w:rPr>
               <w:t>WP9: Executive traceability: how governments turn information into action</w:t>
             </w:r>
@@ -3211,10 +3924,15 @@
                 <w:numId w:val="2"/>
               </w:numPr>
               <w:spacing w:after="30"/>
-            </w:pPr>
-            <w:r>
-              <w:rPr>
-                <w:rFonts w:ascii="Calibri" w:eastAsia="Calibri" w:hAnsi="Calibri" w:cs="Calibri"/>
+              <w:rPr>
+                <w:rFonts w:asciiTheme="minorHAnsi" w:hAnsiTheme="minorHAnsi" w:cstheme="minorHAnsi"/>
+                <w:sz w:val="16"/>
+                <w:szCs w:val="16"/>
+              </w:rPr>
+            </w:pPr>
+            <w:r>
+              <w:rPr>
+                <w:rFonts w:asciiTheme="minorHAnsi" w:eastAsia="Calibri" w:hAnsiTheme="minorHAnsi" w:cstheme="minorHAnsi"/>
                 <w:color w:val="444444"/>
                 <w:sz w:val="16"/>
                 <w:szCs w:val="16"/>
@@ -3230,10 +3948,15 @@
                 <w:numId w:val="2"/>
               </w:numPr>
               <w:spacing w:after="30"/>
-            </w:pPr>
-            <w:r>
-              <w:rPr>
-                <w:rFonts w:ascii="Calibri" w:eastAsia="Calibri" w:hAnsi="Calibri" w:cs="Calibri"/>
+              <w:rPr>
+                <w:rFonts w:asciiTheme="minorHAnsi" w:hAnsiTheme="minorHAnsi" w:cstheme="minorHAnsi"/>
+                <w:sz w:val="16"/>
+                <w:szCs w:val="16"/>
+              </w:rPr>
+            </w:pPr>
+            <w:r>
+              <w:rPr>
+                <w:rFonts w:asciiTheme="minorHAnsi" w:eastAsia="Calibri" w:hAnsiTheme="minorHAnsi" w:cstheme="minorHAnsi"/>
                 <w:color w:val="444444"/>
                 <w:sz w:val="16"/>
                 <w:szCs w:val="16"/>
@@ -3248,10 +3971,15 @@
                 <w:ilvl w:val="0"/>
                 <w:numId w:val="2"/>
               </w:numPr>
-            </w:pPr>
-            <w:r>
-              <w:rPr>
-                <w:rFonts w:ascii="Calibri" w:eastAsia="Calibri" w:hAnsi="Calibri" w:cs="Calibri"/>
+              <w:rPr>
+                <w:rFonts w:asciiTheme="minorHAnsi" w:hAnsiTheme="minorHAnsi" w:cstheme="minorHAnsi"/>
+                <w:sz w:val="16"/>
+                <w:szCs w:val="16"/>
+              </w:rPr>
+            </w:pPr>
+            <w:r>
+              <w:rPr>
+                <w:rFonts w:asciiTheme="minorHAnsi" w:eastAsia="Calibri" w:hAnsiTheme="minorHAnsi" w:cstheme="minorHAnsi"/>
                 <w:color w:val="444444"/>
                 <w:sz w:val="16"/>
                 <w:szCs w:val="16"/>
@@ -3280,12 +4008,17 @@
           <w:p>
             <w:pPr>
               <w:spacing w:after="40"/>
-            </w:pPr>
-            <w:r>
-              <w:rPr>
-                <w:rFonts w:ascii="Calibri" w:eastAsia="Calibri" w:hAnsi="Calibri" w:cs="Calibri"/>
-                <w:sz w:val="18"/>
-                <w:szCs w:val="18"/>
+              <w:rPr>
+                <w:rFonts w:asciiTheme="minorHAnsi" w:hAnsiTheme="minorHAnsi" w:cstheme="minorHAnsi"/>
+                <w:sz w:val="16"/>
+                <w:szCs w:val="16"/>
+              </w:rPr>
+            </w:pPr>
+            <w:r>
+              <w:rPr>
+                <w:rFonts w:asciiTheme="minorHAnsi" w:eastAsia="Calibri" w:hAnsiTheme="minorHAnsi" w:cstheme="minorHAnsi"/>
+                <w:sz w:val="16"/>
+                <w:szCs w:val="16"/>
               </w:rPr>
               <w:t>Accountability (institutions)</w:t>
             </w:r>
@@ -3311,12 +4044,17 @@
           <w:p>
             <w:pPr>
               <w:spacing w:after="40"/>
-            </w:pPr>
-            <w:r>
-              <w:rPr>
-                <w:rFonts w:ascii="Calibri" w:eastAsia="Calibri" w:hAnsi="Calibri" w:cs="Calibri"/>
-                <w:sz w:val="18"/>
-                <w:szCs w:val="18"/>
+              <w:rPr>
+                <w:rFonts w:asciiTheme="minorHAnsi" w:hAnsiTheme="minorHAnsi" w:cstheme="minorHAnsi"/>
+                <w:sz w:val="16"/>
+                <w:szCs w:val="16"/>
+              </w:rPr>
+            </w:pPr>
+            <w:r>
+              <w:rPr>
+                <w:rFonts w:asciiTheme="minorHAnsi" w:eastAsia="Calibri" w:hAnsiTheme="minorHAnsi" w:cstheme="minorHAnsi"/>
+                <w:sz w:val="16"/>
+                <w:szCs w:val="16"/>
               </w:rPr>
               <w:t>Aurel Croissant (Heidelberg)</w:t>
             </w:r>
@@ -3342,12 +4080,17 @@
           <w:p>
             <w:pPr>
               <w:spacing w:after="40"/>
-            </w:pPr>
-            <w:r>
-              <w:rPr>
-                <w:rFonts w:ascii="Calibri" w:eastAsia="Calibri" w:hAnsi="Calibri" w:cs="Calibri"/>
-                <w:sz w:val="18"/>
-                <w:szCs w:val="18"/>
+              <w:rPr>
+                <w:rFonts w:asciiTheme="minorHAnsi" w:hAnsiTheme="minorHAnsi" w:cstheme="minorHAnsi"/>
+                <w:sz w:val="16"/>
+                <w:szCs w:val="16"/>
+              </w:rPr>
+            </w:pPr>
+            <w:r>
+              <w:rPr>
+                <w:rFonts w:asciiTheme="minorHAnsi" w:eastAsia="Calibri" w:hAnsiTheme="minorHAnsi" w:cstheme="minorHAnsi"/>
+                <w:sz w:val="16"/>
+                <w:szCs w:val="16"/>
               </w:rPr>
               <w:t>Germany</w:t>
             </w:r>
@@ -3373,12 +4116,48 @@
           <w:p>
             <w:pPr>
               <w:spacing w:after="40"/>
-            </w:pPr>
-            <w:r>
-              <w:rPr>
-                <w:rFonts w:ascii="Calibri" w:eastAsia="Calibri" w:hAnsi="Calibri" w:cs="Calibri"/>
-                <w:sz w:val="18"/>
-                <w:szCs w:val="18"/>
+              <w:rPr>
+                <w:rFonts w:asciiTheme="minorHAnsi" w:hAnsiTheme="minorHAnsi" w:cstheme="minorHAnsi"/>
+                <w:sz w:val="16"/>
+                <w:szCs w:val="16"/>
+                <w:lang w:val="de-DE"/>
+              </w:rPr>
+            </w:pPr>
+            <w:r>
+              <w:rPr>
+                <w:rFonts w:asciiTheme="minorHAnsi" w:eastAsia="Calibri" w:hAnsiTheme="minorHAnsi" w:cstheme="minorHAnsi"/>
+                <w:sz w:val="16"/>
+                <w:szCs w:val="16"/>
+                <w:lang w:val="de-DE"/>
+              </w:rPr>
+              <w:t>Seraphine Maerz (</w:t>
+            </w:r>
+            <w:proofErr w:type="spellStart"/>
+            <w:r>
+              <w:rPr>
+                <w:rFonts w:asciiTheme="minorHAnsi" w:eastAsia="Calibri" w:hAnsiTheme="minorHAnsi" w:cstheme="minorHAnsi"/>
+                <w:sz w:val="16"/>
+                <w:szCs w:val="16"/>
+                <w:lang w:val="de-DE"/>
+              </w:rPr>
+              <w:t>UoM</w:t>
+            </w:r>
+            <w:proofErr w:type="spellEnd"/>
+            <w:r>
+              <w:rPr>
+                <w:rFonts w:asciiTheme="minorHAnsi" w:eastAsia="Calibri" w:hAnsiTheme="minorHAnsi" w:cstheme="minorHAnsi"/>
+                <w:sz w:val="16"/>
+                <w:szCs w:val="16"/>
+                <w:lang w:val="de-DE"/>
+              </w:rPr>
+              <w:t xml:space="preserve">), </w:t>
+            </w:r>
+            <w:r>
+              <w:rPr>
+                <w:rFonts w:asciiTheme="minorHAnsi" w:eastAsia="Calibri" w:hAnsiTheme="minorHAnsi" w:cstheme="minorHAnsi"/>
+                <w:sz w:val="16"/>
+                <w:szCs w:val="16"/>
+                <w:lang w:val="de-DE"/>
               </w:rPr>
               <w:t>Ken Benoit (SMU)</w:t>
             </w:r>
@@ -3404,12 +4183,17 @@
           <w:p>
             <w:pPr>
               <w:spacing w:after="40"/>
-            </w:pPr>
-            <w:r>
-              <w:rPr>
-                <w:rFonts w:ascii="Calibri" w:eastAsia="Calibri" w:hAnsi="Calibri" w:cs="Calibri"/>
-                <w:sz w:val="18"/>
-                <w:szCs w:val="18"/>
+              <w:rPr>
+                <w:rFonts w:asciiTheme="minorHAnsi" w:hAnsiTheme="minorHAnsi" w:cstheme="minorHAnsi"/>
+                <w:sz w:val="16"/>
+                <w:szCs w:val="16"/>
+              </w:rPr>
+            </w:pPr>
+            <w:r>
+              <w:rPr>
+                <w:rFonts w:asciiTheme="minorHAnsi" w:eastAsia="Calibri" w:hAnsiTheme="minorHAnsi" w:cstheme="minorHAnsi"/>
+                <w:sz w:val="16"/>
+                <w:szCs w:val="16"/>
               </w:rPr>
               <w:t>Singapore</w:t>
             </w:r>
@@ -3435,12 +4219,17 @@
           <w:p>
             <w:pPr>
               <w:spacing w:after="40"/>
-            </w:pPr>
-            <w:r>
-              <w:rPr>
-                <w:rFonts w:ascii="Calibri" w:eastAsia="Calibri" w:hAnsi="Calibri" w:cs="Calibri"/>
-                <w:sz w:val="18"/>
-                <w:szCs w:val="18"/>
+              <w:rPr>
+                <w:rFonts w:asciiTheme="minorHAnsi" w:hAnsiTheme="minorHAnsi" w:cstheme="minorHAnsi"/>
+                <w:sz w:val="16"/>
+                <w:szCs w:val="16"/>
+              </w:rPr>
+            </w:pPr>
+            <w:r>
+              <w:rPr>
+                <w:rFonts w:asciiTheme="minorHAnsi" w:eastAsia="Calibri" w:hAnsiTheme="minorHAnsi" w:cstheme="minorHAnsi"/>
+                <w:sz w:val="16"/>
+                <w:szCs w:val="16"/>
               </w:rPr>
               <w:t>Months 6–30</w:t>
             </w:r>
@@ -3467,12 +4256,17 @@
           <w:p>
             <w:pPr>
               <w:jc w:val="center"/>
-            </w:pPr>
-            <w:r>
-              <w:rPr>
-                <w:rFonts w:ascii="Calibri" w:eastAsia="Calibri" w:hAnsi="Calibri" w:cs="Calibri"/>
-                <w:sz w:val="22"/>
-                <w:szCs w:val="22"/>
+              <w:rPr>
+                <w:rFonts w:asciiTheme="minorHAnsi" w:hAnsiTheme="minorHAnsi" w:cstheme="minorHAnsi"/>
+                <w:sz w:val="16"/>
+                <w:szCs w:val="16"/>
+              </w:rPr>
+            </w:pPr>
+            <w:r>
+              <w:rPr>
+                <w:rFonts w:asciiTheme="minorHAnsi" w:eastAsia="Calibri" w:hAnsiTheme="minorHAnsi" w:cstheme="minorHAnsi"/>
+                <w:sz w:val="16"/>
+                <w:szCs w:val="16"/>
               </w:rPr>
               <w:t>●</w:t>
             </w:r>
@@ -3499,12 +4293,17 @@
           <w:p>
             <w:pPr>
               <w:jc w:val="center"/>
-            </w:pPr>
-            <w:r>
-              <w:rPr>
-                <w:rFonts w:ascii="Calibri" w:eastAsia="Calibri" w:hAnsi="Calibri" w:cs="Calibri"/>
-                <w:sz w:val="22"/>
-                <w:szCs w:val="22"/>
+              <w:rPr>
+                <w:rFonts w:asciiTheme="minorHAnsi" w:hAnsiTheme="minorHAnsi" w:cstheme="minorHAnsi"/>
+                <w:sz w:val="16"/>
+                <w:szCs w:val="16"/>
+              </w:rPr>
+            </w:pPr>
+            <w:r>
+              <w:rPr>
+                <w:rFonts w:asciiTheme="minorHAnsi" w:eastAsia="Calibri" w:hAnsiTheme="minorHAnsi" w:cstheme="minorHAnsi"/>
+                <w:sz w:val="16"/>
+                <w:szCs w:val="16"/>
               </w:rPr>
               <w:t>○</w:t>
             </w:r>
@@ -3535,14 +4334,19 @@
           <w:p>
             <w:pPr>
               <w:spacing w:after="40"/>
-            </w:pPr>
-            <w:r>
-              <w:rPr>
-                <w:rFonts w:ascii="Calibri" w:eastAsia="Calibri" w:hAnsi="Calibri" w:cs="Calibri"/>
+              <w:rPr>
+                <w:rFonts w:asciiTheme="minorHAnsi" w:hAnsiTheme="minorHAnsi" w:cstheme="minorHAnsi"/>
+                <w:sz w:val="16"/>
+                <w:szCs w:val="16"/>
+              </w:rPr>
+            </w:pPr>
+            <w:r>
+              <w:rPr>
+                <w:rFonts w:asciiTheme="minorHAnsi" w:eastAsia="Calibri" w:hAnsiTheme="minorHAnsi" w:cstheme="minorHAnsi"/>
                 <w:b/>
                 <w:bCs/>
-                <w:sz w:val="19"/>
-                <w:szCs w:val="19"/>
+                <w:sz w:val="16"/>
+                <w:szCs w:val="16"/>
               </w:rPr>
               <w:t>WP10: Resilience Radar: monitoring threats to European democracy</w:t>
             </w:r>
@@ -3555,10 +4359,15 @@
                 <w:numId w:val="2"/>
               </w:numPr>
               <w:spacing w:after="30"/>
-            </w:pPr>
-            <w:r>
-              <w:rPr>
-                <w:rFonts w:ascii="Calibri" w:eastAsia="Calibri" w:hAnsi="Calibri" w:cs="Calibri"/>
+              <w:rPr>
+                <w:rFonts w:asciiTheme="minorHAnsi" w:hAnsiTheme="minorHAnsi" w:cstheme="minorHAnsi"/>
+                <w:sz w:val="16"/>
+                <w:szCs w:val="16"/>
+              </w:rPr>
+            </w:pPr>
+            <w:r>
+              <w:rPr>
+                <w:rFonts w:asciiTheme="minorHAnsi" w:eastAsia="Calibri" w:hAnsiTheme="minorHAnsi" w:cstheme="minorHAnsi"/>
                 <w:color w:val="444444"/>
                 <w:sz w:val="16"/>
                 <w:szCs w:val="16"/>
@@ -3574,10 +4383,15 @@
                 <w:numId w:val="2"/>
               </w:numPr>
               <w:spacing w:after="30"/>
-            </w:pPr>
-            <w:r>
-              <w:rPr>
-                <w:rFonts w:ascii="Calibri" w:eastAsia="Calibri" w:hAnsi="Calibri" w:cs="Calibri"/>
+              <w:rPr>
+                <w:rFonts w:asciiTheme="minorHAnsi" w:hAnsiTheme="minorHAnsi" w:cstheme="minorHAnsi"/>
+                <w:sz w:val="16"/>
+                <w:szCs w:val="16"/>
+              </w:rPr>
+            </w:pPr>
+            <w:r>
+              <w:rPr>
+                <w:rFonts w:asciiTheme="minorHAnsi" w:eastAsia="Calibri" w:hAnsiTheme="minorHAnsi" w:cstheme="minorHAnsi"/>
                 <w:color w:val="444444"/>
                 <w:sz w:val="16"/>
                 <w:szCs w:val="16"/>
@@ -3592,10 +4406,15 @@
                 <w:ilvl w:val="0"/>
                 <w:numId w:val="2"/>
               </w:numPr>
-            </w:pPr>
-            <w:r>
-              <w:rPr>
-                <w:rFonts w:ascii="Calibri" w:eastAsia="Calibri" w:hAnsi="Calibri" w:cs="Calibri"/>
+              <w:rPr>
+                <w:rFonts w:asciiTheme="minorHAnsi" w:hAnsiTheme="minorHAnsi" w:cstheme="minorHAnsi"/>
+                <w:sz w:val="16"/>
+                <w:szCs w:val="16"/>
+              </w:rPr>
+            </w:pPr>
+            <w:r>
+              <w:rPr>
+                <w:rFonts w:asciiTheme="minorHAnsi" w:eastAsia="Calibri" w:hAnsiTheme="minorHAnsi" w:cstheme="minorHAnsi"/>
                 <w:color w:val="444444"/>
                 <w:sz w:val="16"/>
                 <w:szCs w:val="16"/>
@@ -3624,12 +4443,17 @@
           <w:p>
             <w:pPr>
               <w:spacing w:after="40"/>
-            </w:pPr>
-            <w:r>
-              <w:rPr>
-                <w:rFonts w:ascii="Calibri" w:eastAsia="Calibri" w:hAnsi="Calibri" w:cs="Calibri"/>
-                <w:sz w:val="18"/>
-                <w:szCs w:val="18"/>
+              <w:rPr>
+                <w:rFonts w:asciiTheme="minorHAnsi" w:hAnsiTheme="minorHAnsi" w:cstheme="minorHAnsi"/>
+                <w:sz w:val="16"/>
+                <w:szCs w:val="16"/>
+              </w:rPr>
+            </w:pPr>
+            <w:r>
+              <w:rPr>
+                <w:rFonts w:asciiTheme="minorHAnsi" w:eastAsia="Calibri" w:hAnsiTheme="minorHAnsi" w:cstheme="minorHAnsi"/>
+                <w:sz w:val="16"/>
+                <w:szCs w:val="16"/>
               </w:rPr>
               <w:t>Accountability (institutions)</w:t>
             </w:r>
@@ -3655,12 +4479,17 @@
           <w:p>
             <w:pPr>
               <w:spacing w:after="40"/>
-            </w:pPr>
-            <w:r>
-              <w:rPr>
-                <w:rFonts w:ascii="Calibri" w:eastAsia="Calibri" w:hAnsi="Calibri" w:cs="Calibri"/>
-                <w:sz w:val="18"/>
-                <w:szCs w:val="18"/>
+              <w:rPr>
+                <w:rFonts w:asciiTheme="minorHAnsi" w:hAnsiTheme="minorHAnsi" w:cstheme="minorHAnsi"/>
+                <w:sz w:val="16"/>
+                <w:szCs w:val="16"/>
+              </w:rPr>
+            </w:pPr>
+            <w:r>
+              <w:rPr>
+                <w:rFonts w:asciiTheme="minorHAnsi" w:eastAsia="Calibri" w:hAnsiTheme="minorHAnsi" w:cstheme="minorHAnsi"/>
+                <w:sz w:val="16"/>
+                <w:szCs w:val="16"/>
               </w:rPr>
               <w:t>V-Dem Institute, Steven Wilson (Gothenburg)</w:t>
             </w:r>
@@ -3686,12 +4515,17 @@
           <w:p>
             <w:pPr>
               <w:spacing w:after="40"/>
-            </w:pPr>
-            <w:r>
-              <w:rPr>
-                <w:rFonts w:ascii="Calibri" w:eastAsia="Calibri" w:hAnsi="Calibri" w:cs="Calibri"/>
-                <w:sz w:val="18"/>
-                <w:szCs w:val="18"/>
+              <w:rPr>
+                <w:rFonts w:asciiTheme="minorHAnsi" w:hAnsiTheme="minorHAnsi" w:cstheme="minorHAnsi"/>
+                <w:sz w:val="16"/>
+                <w:szCs w:val="16"/>
+              </w:rPr>
+            </w:pPr>
+            <w:r>
+              <w:rPr>
+                <w:rFonts w:asciiTheme="minorHAnsi" w:eastAsia="Calibri" w:hAnsiTheme="minorHAnsi" w:cstheme="minorHAnsi"/>
+                <w:sz w:val="16"/>
+                <w:szCs w:val="16"/>
               </w:rPr>
               <w:t>Sweden</w:t>
             </w:r>
@@ -3717,12 +4551,17 @@
           <w:p>
             <w:pPr>
               <w:spacing w:after="40"/>
-            </w:pPr>
-            <w:r>
-              <w:rPr>
-                <w:rFonts w:ascii="Calibri" w:eastAsia="Calibri" w:hAnsi="Calibri" w:cs="Calibri"/>
-                <w:sz w:val="18"/>
-                <w:szCs w:val="18"/>
+              <w:rPr>
+                <w:rFonts w:asciiTheme="minorHAnsi" w:hAnsiTheme="minorHAnsi" w:cstheme="minorHAnsi"/>
+                <w:sz w:val="16"/>
+                <w:szCs w:val="16"/>
+              </w:rPr>
+            </w:pPr>
+            <w:r>
+              <w:rPr>
+                <w:rFonts w:asciiTheme="minorHAnsi" w:eastAsia="Calibri" w:hAnsiTheme="minorHAnsi" w:cstheme="minorHAnsi"/>
+                <w:sz w:val="16"/>
+                <w:szCs w:val="16"/>
               </w:rPr>
               <w:t>Carl-Henrik Knutsen (Oslo)</w:t>
             </w:r>
@@ -3748,12 +4587,17 @@
           <w:p>
             <w:pPr>
               <w:spacing w:after="40"/>
-            </w:pPr>
-            <w:r>
-              <w:rPr>
-                <w:rFonts w:ascii="Calibri" w:eastAsia="Calibri" w:hAnsi="Calibri" w:cs="Calibri"/>
-                <w:sz w:val="18"/>
-                <w:szCs w:val="18"/>
+              <w:rPr>
+                <w:rFonts w:asciiTheme="minorHAnsi" w:hAnsiTheme="minorHAnsi" w:cstheme="minorHAnsi"/>
+                <w:sz w:val="16"/>
+                <w:szCs w:val="16"/>
+              </w:rPr>
+            </w:pPr>
+            <w:r>
+              <w:rPr>
+                <w:rFonts w:asciiTheme="minorHAnsi" w:eastAsia="Calibri" w:hAnsiTheme="minorHAnsi" w:cstheme="minorHAnsi"/>
+                <w:sz w:val="16"/>
+                <w:szCs w:val="16"/>
               </w:rPr>
               <w:t>Norway</w:t>
             </w:r>
@@ -3779,12 +4623,17 @@
           <w:p>
             <w:pPr>
               <w:spacing w:after="40"/>
-            </w:pPr>
-            <w:r>
-              <w:rPr>
-                <w:rFonts w:ascii="Calibri" w:eastAsia="Calibri" w:hAnsi="Calibri" w:cs="Calibri"/>
-                <w:sz w:val="18"/>
-                <w:szCs w:val="18"/>
+              <w:rPr>
+                <w:rFonts w:asciiTheme="minorHAnsi" w:hAnsiTheme="minorHAnsi" w:cstheme="minorHAnsi"/>
+                <w:sz w:val="16"/>
+                <w:szCs w:val="16"/>
+              </w:rPr>
+            </w:pPr>
+            <w:r>
+              <w:rPr>
+                <w:rFonts w:asciiTheme="minorHAnsi" w:eastAsia="Calibri" w:hAnsiTheme="minorHAnsi" w:cstheme="minorHAnsi"/>
+                <w:sz w:val="16"/>
+                <w:szCs w:val="16"/>
               </w:rPr>
               <w:t>Months 18–30</w:t>
             </w:r>
@@ -3811,12 +4660,17 @@
           <w:p>
             <w:pPr>
               <w:jc w:val="center"/>
-            </w:pPr>
-            <w:r>
-              <w:rPr>
-                <w:rFonts w:ascii="Calibri" w:eastAsia="Calibri" w:hAnsi="Calibri" w:cs="Calibri"/>
-                <w:sz w:val="22"/>
-                <w:szCs w:val="22"/>
+              <w:rPr>
+                <w:rFonts w:asciiTheme="minorHAnsi" w:hAnsiTheme="minorHAnsi" w:cstheme="minorHAnsi"/>
+                <w:sz w:val="16"/>
+                <w:szCs w:val="16"/>
+              </w:rPr>
+            </w:pPr>
+            <w:r>
+              <w:rPr>
+                <w:rFonts w:asciiTheme="minorHAnsi" w:eastAsia="Calibri" w:hAnsiTheme="minorHAnsi" w:cstheme="minorHAnsi"/>
+                <w:sz w:val="16"/>
+                <w:szCs w:val="16"/>
               </w:rPr>
               <w:t>●</w:t>
             </w:r>
@@ -3842,6 +4696,11 @@
           <w:p>
             <w:pPr>
               <w:jc w:val="center"/>
+              <w:rPr>
+                <w:rFonts w:asciiTheme="minorHAnsi" w:hAnsiTheme="minorHAnsi" w:cstheme="minorHAnsi"/>
+                <w:sz w:val="16"/>
+                <w:szCs w:val="16"/>
+              </w:rPr>
             </w:pPr>
           </w:p>
         </w:tc>
@@ -3870,14 +4729,19 @@
           <w:p>
             <w:pPr>
               <w:spacing w:after="40"/>
-            </w:pPr>
-            <w:r>
-              <w:rPr>
-                <w:rFonts w:ascii="Calibri" w:eastAsia="Calibri" w:hAnsi="Calibri" w:cs="Calibri"/>
+              <w:rPr>
+                <w:rFonts w:asciiTheme="minorHAnsi" w:hAnsiTheme="minorHAnsi" w:cstheme="minorHAnsi"/>
+                <w:sz w:val="16"/>
+                <w:szCs w:val="16"/>
+              </w:rPr>
+            </w:pPr>
+            <w:r>
+              <w:rPr>
+                <w:rFonts w:asciiTheme="minorHAnsi" w:eastAsia="Calibri" w:hAnsiTheme="minorHAnsi" w:cstheme="minorHAnsi"/>
                 <w:b/>
                 <w:bCs/>
-                <w:sz w:val="19"/>
-                <w:szCs w:val="19"/>
+                <w:sz w:val="16"/>
+                <w:szCs w:val="16"/>
               </w:rPr>
               <w:t>WP11: Findings, dissemination and civic engagement</w:t>
             </w:r>
@@ -3890,10 +4754,15 @@
                 <w:numId w:val="2"/>
               </w:numPr>
               <w:spacing w:after="30"/>
-            </w:pPr>
-            <w:r>
-              <w:rPr>
-                <w:rFonts w:ascii="Calibri" w:eastAsia="Calibri" w:hAnsi="Calibri" w:cs="Calibri"/>
+              <w:rPr>
+                <w:rFonts w:asciiTheme="minorHAnsi" w:hAnsiTheme="minorHAnsi" w:cstheme="minorHAnsi"/>
+                <w:sz w:val="16"/>
+                <w:szCs w:val="16"/>
+              </w:rPr>
+            </w:pPr>
+            <w:r>
+              <w:rPr>
+                <w:rFonts w:asciiTheme="minorHAnsi" w:eastAsia="Calibri" w:hAnsiTheme="minorHAnsi" w:cstheme="minorHAnsi"/>
                 <w:color w:val="444444"/>
                 <w:sz w:val="16"/>
                 <w:szCs w:val="16"/>
@@ -3909,15 +4778,40 @@
                 <w:numId w:val="2"/>
               </w:numPr>
               <w:spacing w:after="30"/>
-            </w:pPr>
-            <w:r>
-              <w:rPr>
-                <w:rFonts w:ascii="Calibri" w:eastAsia="Calibri" w:hAnsi="Calibri" w:cs="Calibri"/>
+              <w:rPr>
+                <w:rFonts w:asciiTheme="minorHAnsi" w:hAnsiTheme="minorHAnsi" w:cstheme="minorHAnsi"/>
+                <w:sz w:val="16"/>
+                <w:szCs w:val="16"/>
+              </w:rPr>
+            </w:pPr>
+            <w:r>
+              <w:rPr>
+                <w:rFonts w:asciiTheme="minorHAnsi" w:eastAsia="Calibri" w:hAnsiTheme="minorHAnsi" w:cstheme="minorHAnsi"/>
                 <w:color w:val="444444"/>
                 <w:sz w:val="16"/>
                 <w:szCs w:val="16"/>
               </w:rPr>
-              <w:t>Uptake by EU institutions, decision-makers, CSOs</w:t>
+              <w:t xml:space="preserve">Uptake by EU institutions, </w:t>
+            </w:r>
+            <w:proofErr w:type="gramStart"/>
+            <w:r>
+              <w:rPr>
+                <w:rFonts w:asciiTheme="minorHAnsi" w:eastAsia="Calibri" w:hAnsiTheme="minorHAnsi" w:cstheme="minorHAnsi"/>
+                <w:color w:val="444444"/>
+                <w:sz w:val="16"/>
+                <w:szCs w:val="16"/>
+              </w:rPr>
+              <w:t>decision-makers</w:t>
+            </w:r>
+            <w:proofErr w:type="gramEnd"/>
+            <w:r>
+              <w:rPr>
+                <w:rFonts w:asciiTheme="minorHAnsi" w:eastAsia="Calibri" w:hAnsiTheme="minorHAnsi" w:cstheme="minorHAnsi"/>
+                <w:color w:val="444444"/>
+                <w:sz w:val="16"/>
+                <w:szCs w:val="16"/>
+              </w:rPr>
+              <w:t>, CSOs</w:t>
             </w:r>
           </w:p>
           <w:p>
@@ -3927,10 +4821,15 @@
                 <w:ilvl w:val="0"/>
                 <w:numId w:val="2"/>
               </w:numPr>
-            </w:pPr>
-            <w:r>
-              <w:rPr>
-                <w:rFonts w:ascii="Calibri" w:eastAsia="Calibri" w:hAnsi="Calibri" w:cs="Calibri"/>
+              <w:rPr>
+                <w:rFonts w:asciiTheme="minorHAnsi" w:hAnsiTheme="minorHAnsi" w:cstheme="minorHAnsi"/>
+                <w:sz w:val="16"/>
+                <w:szCs w:val="16"/>
+              </w:rPr>
+            </w:pPr>
+            <w:r>
+              <w:rPr>
+                <w:rFonts w:asciiTheme="minorHAnsi" w:eastAsia="Calibri" w:hAnsiTheme="minorHAnsi" w:cstheme="minorHAnsi"/>
                 <w:color w:val="444444"/>
                 <w:sz w:val="16"/>
                 <w:szCs w:val="16"/>
@@ -3959,12 +4858,17 @@
           <w:p>
             <w:pPr>
               <w:spacing w:after="40"/>
-            </w:pPr>
-            <w:r>
-              <w:rPr>
-                <w:rFonts w:ascii="Calibri" w:eastAsia="Calibri" w:hAnsi="Calibri" w:cs="Calibri"/>
-                <w:sz w:val="18"/>
-                <w:szCs w:val="18"/>
+              <w:rPr>
+                <w:rFonts w:asciiTheme="minorHAnsi" w:hAnsiTheme="minorHAnsi" w:cstheme="minorHAnsi"/>
+                <w:sz w:val="16"/>
+                <w:szCs w:val="16"/>
+              </w:rPr>
+            </w:pPr>
+            <w:r>
+              <w:rPr>
+                <w:rFonts w:asciiTheme="minorHAnsi" w:eastAsia="Calibri" w:hAnsiTheme="minorHAnsi" w:cstheme="minorHAnsi"/>
+                <w:sz w:val="16"/>
+                <w:szCs w:val="16"/>
               </w:rPr>
               <w:t>All three</w:t>
             </w:r>
@@ -3990,12 +4894,17 @@
           <w:p>
             <w:pPr>
               <w:spacing w:after="40"/>
-            </w:pPr>
-            <w:r>
-              <w:rPr>
-                <w:rFonts w:ascii="Calibri" w:eastAsia="Calibri" w:hAnsi="Calibri" w:cs="Calibri"/>
-                <w:sz w:val="18"/>
-                <w:szCs w:val="18"/>
+              <w:rPr>
+                <w:rFonts w:asciiTheme="minorHAnsi" w:hAnsiTheme="minorHAnsi" w:cstheme="minorHAnsi"/>
+                <w:sz w:val="16"/>
+                <w:szCs w:val="16"/>
+              </w:rPr>
+            </w:pPr>
+            <w:r>
+              <w:rPr>
+                <w:rFonts w:asciiTheme="minorHAnsi" w:eastAsia="Calibri" w:hAnsiTheme="minorHAnsi" w:cstheme="minorHAnsi"/>
+                <w:sz w:val="16"/>
+                <w:szCs w:val="16"/>
                 <w:highlight w:val="yellow"/>
               </w:rPr>
               <w:t>European civil-society engagement partner (tbc)</w:t>
@@ -4022,12 +4931,17 @@
           <w:p>
             <w:pPr>
               <w:spacing w:after="40"/>
-            </w:pPr>
-            <w:r>
-              <w:rPr>
-                <w:rFonts w:ascii="Calibri" w:eastAsia="Calibri" w:hAnsi="Calibri" w:cs="Calibri"/>
-                <w:sz w:val="18"/>
-                <w:szCs w:val="18"/>
+              <w:rPr>
+                <w:rFonts w:asciiTheme="minorHAnsi" w:hAnsiTheme="minorHAnsi" w:cstheme="minorHAnsi"/>
+                <w:sz w:val="16"/>
+                <w:szCs w:val="16"/>
+              </w:rPr>
+            </w:pPr>
+            <w:r>
+              <w:rPr>
+                <w:rFonts w:asciiTheme="minorHAnsi" w:eastAsia="Calibri" w:hAnsiTheme="minorHAnsi" w:cstheme="minorHAnsi"/>
+                <w:sz w:val="16"/>
+                <w:szCs w:val="16"/>
               </w:rPr>
               <w:t>Belgium</w:t>
             </w:r>
@@ -4053,14 +4967,19 @@
           <w:p>
             <w:pPr>
               <w:spacing w:after="40"/>
-            </w:pPr>
-            <w:r>
-              <w:rPr>
-                <w:rFonts w:ascii="Calibri" w:eastAsia="Calibri" w:hAnsi="Calibri" w:cs="Calibri"/>
-                <w:sz w:val="18"/>
-                <w:szCs w:val="18"/>
-              </w:rPr>
-              <w:t>V-Dem Institute (Gothenburg), Steven Wilson</w:t>
+              <w:rPr>
+                <w:rFonts w:asciiTheme="minorHAnsi" w:hAnsiTheme="minorHAnsi" w:cstheme="minorHAnsi"/>
+                <w:sz w:val="16"/>
+                <w:szCs w:val="16"/>
+              </w:rPr>
+            </w:pPr>
+            <w:r>
+              <w:rPr>
+                <w:rFonts w:asciiTheme="minorHAnsi" w:eastAsia="Calibri" w:hAnsiTheme="minorHAnsi" w:cstheme="minorHAnsi"/>
+                <w:sz w:val="16"/>
+                <w:szCs w:val="16"/>
+              </w:rPr>
+              <w:t>IDEA (Cecilia Hammar)</w:t>
             </w:r>
           </w:p>
         </w:tc>
@@ -4084,12 +5003,17 @@
           <w:p>
             <w:pPr>
               <w:spacing w:after="40"/>
-            </w:pPr>
-            <w:r>
-              <w:rPr>
-                <w:rFonts w:ascii="Calibri" w:eastAsia="Calibri" w:hAnsi="Calibri" w:cs="Calibri"/>
-                <w:sz w:val="18"/>
-                <w:szCs w:val="18"/>
+              <w:rPr>
+                <w:rFonts w:asciiTheme="minorHAnsi" w:hAnsiTheme="minorHAnsi" w:cstheme="minorHAnsi"/>
+                <w:sz w:val="16"/>
+                <w:szCs w:val="16"/>
+              </w:rPr>
+            </w:pPr>
+            <w:r>
+              <w:rPr>
+                <w:rFonts w:asciiTheme="minorHAnsi" w:eastAsia="Calibri" w:hAnsiTheme="minorHAnsi" w:cstheme="minorHAnsi"/>
+                <w:sz w:val="16"/>
+                <w:szCs w:val="16"/>
               </w:rPr>
               <w:t>Sweden</w:t>
             </w:r>
@@ -4115,12 +5039,17 @@
           <w:p>
             <w:pPr>
               <w:spacing w:after="40"/>
-            </w:pPr>
-            <w:r>
-              <w:rPr>
-                <w:rFonts w:ascii="Calibri" w:eastAsia="Calibri" w:hAnsi="Calibri" w:cs="Calibri"/>
-                <w:sz w:val="18"/>
-                <w:szCs w:val="18"/>
+              <w:rPr>
+                <w:rFonts w:asciiTheme="minorHAnsi" w:hAnsiTheme="minorHAnsi" w:cstheme="minorHAnsi"/>
+                <w:sz w:val="16"/>
+                <w:szCs w:val="16"/>
+              </w:rPr>
+            </w:pPr>
+            <w:r>
+              <w:rPr>
+                <w:rFonts w:asciiTheme="minorHAnsi" w:eastAsia="Calibri" w:hAnsiTheme="minorHAnsi" w:cstheme="minorHAnsi"/>
+                <w:sz w:val="16"/>
+                <w:szCs w:val="16"/>
               </w:rPr>
               <w:t>Months 18–36</w:t>
             </w:r>
@@ -4147,12 +5076,17 @@
           <w:p>
             <w:pPr>
               <w:jc w:val="center"/>
-            </w:pPr>
-            <w:r>
-              <w:rPr>
-                <w:rFonts w:ascii="Calibri" w:eastAsia="Calibri" w:hAnsi="Calibri" w:cs="Calibri"/>
-                <w:sz w:val="22"/>
-                <w:szCs w:val="22"/>
+              <w:rPr>
+                <w:rFonts w:asciiTheme="minorHAnsi" w:hAnsiTheme="minorHAnsi" w:cstheme="minorHAnsi"/>
+                <w:sz w:val="16"/>
+                <w:szCs w:val="16"/>
+              </w:rPr>
+            </w:pPr>
+            <w:r>
+              <w:rPr>
+                <w:rFonts w:asciiTheme="minorHAnsi" w:eastAsia="Calibri" w:hAnsiTheme="minorHAnsi" w:cstheme="minorHAnsi"/>
+                <w:sz w:val="16"/>
+                <w:szCs w:val="16"/>
               </w:rPr>
               <w:t>●</w:t>
             </w:r>
@@ -4179,12 +5113,17 @@
           <w:p>
             <w:pPr>
               <w:jc w:val="center"/>
-            </w:pPr>
-            <w:r>
-              <w:rPr>
-                <w:rFonts w:ascii="Calibri" w:eastAsia="Calibri" w:hAnsi="Calibri" w:cs="Calibri"/>
-                <w:sz w:val="22"/>
-                <w:szCs w:val="22"/>
+              <w:rPr>
+                <w:rFonts w:asciiTheme="minorHAnsi" w:hAnsiTheme="minorHAnsi" w:cstheme="minorHAnsi"/>
+                <w:sz w:val="16"/>
+                <w:szCs w:val="16"/>
+              </w:rPr>
+            </w:pPr>
+            <w:r>
+              <w:rPr>
+                <w:rFonts w:asciiTheme="minorHAnsi" w:eastAsia="Calibri" w:hAnsiTheme="minorHAnsi" w:cstheme="minorHAnsi"/>
+                <w:sz w:val="16"/>
+                <w:szCs w:val="16"/>
               </w:rPr>
               <w:t>○</w:t>
             </w:r>
@@ -4215,16 +5154,20 @@
           <w:p>
             <w:pPr>
               <w:spacing w:after="40"/>
-            </w:pPr>
-            <w:r>
-              <w:rPr>
-                <w:rFonts w:ascii="Calibri" w:eastAsia="Calibri" w:hAnsi="Calibri" w:cs="Calibri"/>
+              <w:rPr>
+                <w:rFonts w:asciiTheme="minorHAnsi" w:hAnsiTheme="minorHAnsi" w:cstheme="minorHAnsi"/>
+                <w:sz w:val="16"/>
+                <w:szCs w:val="16"/>
+              </w:rPr>
+            </w:pPr>
+            <w:r>
+              <w:rPr>
+                <w:rFonts w:asciiTheme="minorHAnsi" w:eastAsia="Calibri" w:hAnsiTheme="minorHAnsi" w:cstheme="minorHAnsi"/>
                 <w:b/>
                 <w:bCs/>
-                <w:sz w:val="19"/>
-                <w:szCs w:val="19"/>
-              </w:rPr>
-              <w:lastRenderedPageBreak/>
+                <w:sz w:val="16"/>
+                <w:szCs w:val="16"/>
+              </w:rPr>
               <w:t>WP12: Project management</w:t>
             </w:r>
           </w:p>
@@ -4236,10 +5179,15 @@
                 <w:numId w:val="2"/>
               </w:numPr>
               <w:spacing w:after="30"/>
-            </w:pPr>
-            <w:r>
-              <w:rPr>
-                <w:rFonts w:ascii="Calibri" w:eastAsia="Calibri" w:hAnsi="Calibri" w:cs="Calibri"/>
+              <w:rPr>
+                <w:rFonts w:asciiTheme="minorHAnsi" w:hAnsiTheme="minorHAnsi" w:cstheme="minorHAnsi"/>
+                <w:sz w:val="16"/>
+                <w:szCs w:val="16"/>
+              </w:rPr>
+            </w:pPr>
+            <w:r>
+              <w:rPr>
+                <w:rFonts w:asciiTheme="minorHAnsi" w:eastAsia="Calibri" w:hAnsiTheme="minorHAnsi" w:cstheme="minorHAnsi"/>
                 <w:color w:val="444444"/>
                 <w:sz w:val="16"/>
                 <w:szCs w:val="16"/>
@@ -4254,10 +5202,15 @@
                 <w:ilvl w:val="0"/>
                 <w:numId w:val="2"/>
               </w:numPr>
-            </w:pPr>
-            <w:r>
-              <w:rPr>
-                <w:rFonts w:ascii="Calibri" w:eastAsia="Calibri" w:hAnsi="Calibri" w:cs="Calibri"/>
+              <w:rPr>
+                <w:rFonts w:asciiTheme="minorHAnsi" w:hAnsiTheme="minorHAnsi" w:cstheme="minorHAnsi"/>
+                <w:sz w:val="16"/>
+                <w:szCs w:val="16"/>
+              </w:rPr>
+            </w:pPr>
+            <w:r>
+              <w:rPr>
+                <w:rFonts w:asciiTheme="minorHAnsi" w:eastAsia="Calibri" w:hAnsiTheme="minorHAnsi" w:cstheme="minorHAnsi"/>
                 <w:color w:val="444444"/>
                 <w:sz w:val="16"/>
                 <w:szCs w:val="16"/>
@@ -4286,12 +5239,17 @@
           <w:p>
             <w:pPr>
               <w:spacing w:after="40"/>
-            </w:pPr>
-            <w:r>
-              <w:rPr>
-                <w:rFonts w:ascii="Calibri" w:eastAsia="Calibri" w:hAnsi="Calibri" w:cs="Calibri"/>
-                <w:sz w:val="18"/>
-                <w:szCs w:val="18"/>
+              <w:rPr>
+                <w:rFonts w:asciiTheme="minorHAnsi" w:hAnsiTheme="minorHAnsi" w:cstheme="minorHAnsi"/>
+                <w:sz w:val="16"/>
+                <w:szCs w:val="16"/>
+              </w:rPr>
+            </w:pPr>
+            <w:r>
+              <w:rPr>
+                <w:rFonts w:asciiTheme="minorHAnsi" w:eastAsia="Calibri" w:hAnsiTheme="minorHAnsi" w:cstheme="minorHAnsi"/>
+                <w:sz w:val="16"/>
+                <w:szCs w:val="16"/>
               </w:rPr>
               <w:t>All three</w:t>
             </w:r>
@@ -4317,15 +5275,28 @@
           <w:p>
             <w:pPr>
               <w:spacing w:after="40"/>
-            </w:pPr>
-            <w:r>
-              <w:rPr>
-                <w:rFonts w:ascii="Calibri" w:eastAsia="Calibri" w:hAnsi="Calibri" w:cs="Calibri"/>
-                <w:sz w:val="18"/>
-                <w:szCs w:val="18"/>
+              <w:rPr>
+                <w:rFonts w:asciiTheme="minorHAnsi" w:eastAsia="Calibri" w:hAnsiTheme="minorHAnsi" w:cstheme="minorHAnsi"/>
+                <w:sz w:val="16"/>
+                <w:szCs w:val="16"/>
+              </w:rPr>
+            </w:pPr>
+            <w:r>
+              <w:rPr>
+                <w:rFonts w:asciiTheme="minorHAnsi" w:eastAsia="Calibri" w:hAnsiTheme="minorHAnsi" w:cstheme="minorHAnsi"/>
+                <w:sz w:val="16"/>
+                <w:szCs w:val="16"/>
               </w:rPr>
               <w:t>V-Dem Institute (Gothenburg), Steven Wilson</w:t>
             </w:r>
+            <w:r>
+              <w:rPr>
+                <w:rFonts w:asciiTheme="minorHAnsi" w:eastAsia="Calibri" w:hAnsiTheme="minorHAnsi" w:cstheme="minorHAnsi"/>
+                <w:sz w:val="16"/>
+                <w:szCs w:val="16"/>
+              </w:rPr>
+              <w:t xml:space="preserve"> OR Carl-Henrik Knutsen (Oslo)</w:t>
+            </w:r>
           </w:p>
         </w:tc>
         <w:tc>
@@ -4348,12 +5319,17 @@
           <w:p>
             <w:pPr>
               <w:spacing w:after="40"/>
-            </w:pPr>
-            <w:r>
-              <w:rPr>
-                <w:rFonts w:ascii="Calibri" w:eastAsia="Calibri" w:hAnsi="Calibri" w:cs="Calibri"/>
-                <w:sz w:val="18"/>
-                <w:szCs w:val="18"/>
+              <w:rPr>
+                <w:rFonts w:asciiTheme="minorHAnsi" w:hAnsiTheme="minorHAnsi" w:cstheme="minorHAnsi"/>
+                <w:sz w:val="16"/>
+                <w:szCs w:val="16"/>
+              </w:rPr>
+            </w:pPr>
+            <w:r>
+              <w:rPr>
+                <w:rFonts w:asciiTheme="minorHAnsi" w:eastAsia="Calibri" w:hAnsiTheme="minorHAnsi" w:cstheme="minorHAnsi"/>
+                <w:sz w:val="16"/>
+                <w:szCs w:val="16"/>
               </w:rPr>
               <w:t>Sweden</w:t>
             </w:r>
@@ -4379,12 +5355,17 @@
           <w:p>
             <w:pPr>
               <w:spacing w:after="40"/>
-            </w:pPr>
-            <w:r>
-              <w:rPr>
-                <w:rFonts w:ascii="Calibri" w:eastAsia="Calibri" w:hAnsi="Calibri" w:cs="Calibri"/>
-                <w:sz w:val="18"/>
-                <w:szCs w:val="18"/>
+              <w:rPr>
+                <w:rFonts w:asciiTheme="minorHAnsi" w:hAnsiTheme="minorHAnsi" w:cstheme="minorHAnsi"/>
+                <w:sz w:val="16"/>
+                <w:szCs w:val="16"/>
+              </w:rPr>
+            </w:pPr>
+            <w:r>
+              <w:rPr>
+                <w:rFonts w:asciiTheme="minorHAnsi" w:eastAsia="Calibri" w:hAnsiTheme="minorHAnsi" w:cstheme="minorHAnsi"/>
+                <w:sz w:val="16"/>
+                <w:szCs w:val="16"/>
               </w:rPr>
               <w:t>Project Manager (V-Dem Institute)</w:t>
             </w:r>
@@ -4410,12 +5391,17 @@
           <w:p>
             <w:pPr>
               <w:spacing w:after="40"/>
-            </w:pPr>
-            <w:r>
-              <w:rPr>
-                <w:rFonts w:ascii="Calibri" w:eastAsia="Calibri" w:hAnsi="Calibri" w:cs="Calibri"/>
-                <w:sz w:val="18"/>
-                <w:szCs w:val="18"/>
+              <w:rPr>
+                <w:rFonts w:asciiTheme="minorHAnsi" w:hAnsiTheme="minorHAnsi" w:cstheme="minorHAnsi"/>
+                <w:sz w:val="16"/>
+                <w:szCs w:val="16"/>
+              </w:rPr>
+            </w:pPr>
+            <w:r>
+              <w:rPr>
+                <w:rFonts w:asciiTheme="minorHAnsi" w:eastAsia="Calibri" w:hAnsiTheme="minorHAnsi" w:cstheme="minorHAnsi"/>
+                <w:sz w:val="16"/>
+                <w:szCs w:val="16"/>
               </w:rPr>
               <w:t>Sweden</w:t>
             </w:r>
@@ -4441,12 +5427,17 @@
           <w:p>
             <w:pPr>
               <w:spacing w:after="40"/>
-            </w:pPr>
-            <w:r>
-              <w:rPr>
-                <w:rFonts w:ascii="Calibri" w:eastAsia="Calibri" w:hAnsi="Calibri" w:cs="Calibri"/>
-                <w:sz w:val="18"/>
-                <w:szCs w:val="18"/>
+              <w:rPr>
+                <w:rFonts w:asciiTheme="minorHAnsi" w:hAnsiTheme="minorHAnsi" w:cstheme="minorHAnsi"/>
+                <w:sz w:val="16"/>
+                <w:szCs w:val="16"/>
+              </w:rPr>
+            </w:pPr>
+            <w:r>
+              <w:rPr>
+                <w:rFonts w:asciiTheme="minorHAnsi" w:eastAsia="Calibri" w:hAnsiTheme="minorHAnsi" w:cstheme="minorHAnsi"/>
+                <w:sz w:val="16"/>
+                <w:szCs w:val="16"/>
               </w:rPr>
               <w:t>Months 0–36</w:t>
             </w:r>
@@ -4472,6 +5463,11 @@
           <w:p>
             <w:pPr>
               <w:jc w:val="center"/>
+              <w:rPr>
+                <w:rFonts w:asciiTheme="minorHAnsi" w:hAnsiTheme="minorHAnsi" w:cstheme="minorHAnsi"/>
+                <w:sz w:val="16"/>
+                <w:szCs w:val="16"/>
+              </w:rPr>
             </w:pPr>
           </w:p>
         </w:tc>
@@ -4495,6 +5491,11 @@
           <w:p>
             <w:pPr>
               <w:jc w:val="center"/>
+              <w:rPr>
+                <w:rFonts w:asciiTheme="minorHAnsi" w:hAnsiTheme="minorHAnsi" w:cstheme="minorHAnsi"/>
+                <w:sz w:val="16"/>
+                <w:szCs w:val="16"/>
+              </w:rPr>
             </w:pPr>
           </w:p>
         </w:tc>
@@ -4522,82 +5523,119 @@
           <w:p>
             <w:pPr>
               <w:spacing w:after="40"/>
-            </w:pPr>
-            <w:r>
-              <w:rPr>
-                <w:rFonts w:ascii="Calibri" w:eastAsia="Calibri" w:hAnsi="Calibri" w:cs="Calibri"/>
+              <w:rPr>
+                <w:rFonts w:asciiTheme="minorHAnsi" w:hAnsiTheme="minorHAnsi" w:cstheme="minorHAnsi"/>
+                <w:sz w:val="16"/>
+                <w:szCs w:val="16"/>
+              </w:rPr>
+            </w:pPr>
+            <w:r>
+              <w:rPr>
+                <w:rFonts w:asciiTheme="minorHAnsi" w:eastAsia="Calibri" w:hAnsiTheme="minorHAnsi" w:cstheme="minorHAnsi"/>
                 <w:b/>
                 <w:bCs/>
-                <w:sz w:val="18"/>
-                <w:szCs w:val="18"/>
-              </w:rPr>
-              <w:t>WPs per call outcome (main focus / contributing)</w:t>
-            </w:r>
-          </w:p>
-        </w:tc>
-        <w:tc>
-          <w:tcPr>
-            <w:tcW w:w="500" w:type="dxa"/>
-            <w:tcBorders>
-              <w:top w:val="single" w:sz="4" w:space="0" w:color="999999"/>
-              <w:left w:val="single" w:sz="4" w:space="0" w:color="999999"/>
-              <w:bottom w:val="single" w:sz="4" w:space="0" w:color="999999"/>
-              <w:right w:val="single" w:sz="4" w:space="0" w:color="999999"/>
-            </w:tcBorders>
-            <w:shd w:val="clear" w:color="auto" w:fill="D9E2F3"/>
-            <w:tcMar>
-              <w:top w:w="60" w:type="dxa"/>
-              <w:left w:w="80" w:type="dxa"/>
-              <w:bottom w:w="60" w:type="dxa"/>
-              <w:right w:w="80" w:type="dxa"/>
-            </w:tcMar>
-            <w:vAlign w:val="center"/>
-          </w:tcPr>
-          <w:p>
-            <w:pPr>
-              <w:jc w:val="center"/>
-            </w:pPr>
-            <w:r>
-              <w:rPr>
-                <w:rFonts w:ascii="Calibri" w:eastAsia="Calibri" w:hAnsi="Calibri" w:cs="Calibri"/>
+                <w:sz w:val="16"/>
+                <w:szCs w:val="16"/>
+              </w:rPr>
+              <w:t>WPs per call outcome (</w:t>
+            </w:r>
+            <w:proofErr w:type="gramStart"/>
+            <w:r>
+              <w:rPr>
+                <w:rFonts w:asciiTheme="minorHAnsi" w:eastAsia="Calibri" w:hAnsiTheme="minorHAnsi" w:cstheme="minorHAnsi"/>
                 <w:b/>
                 <w:bCs/>
-                <w:sz w:val="18"/>
-                <w:szCs w:val="18"/>
-              </w:rPr>
-              <w:t>7 / 4</w:t>
-            </w:r>
-          </w:p>
-        </w:tc>
-        <w:tc>
-          <w:tcPr>
-            <w:tcW w:w="500" w:type="dxa"/>
-            <w:tcBorders>
-              <w:top w:val="single" w:sz="4" w:space="0" w:color="999999"/>
-              <w:left w:val="single" w:sz="4" w:space="0" w:color="999999"/>
-              <w:bottom w:val="single" w:sz="4" w:space="0" w:color="999999"/>
-              <w:right w:val="single" w:sz="4" w:space="0" w:color="999999"/>
-            </w:tcBorders>
-            <w:shd w:val="clear" w:color="auto" w:fill="D9E2F3"/>
-            <w:tcMar>
-              <w:top w:w="60" w:type="dxa"/>
-              <w:left w:w="80" w:type="dxa"/>
-              <w:bottom w:w="60" w:type="dxa"/>
-              <w:right w:w="80" w:type="dxa"/>
-            </w:tcMar>
-            <w:vAlign w:val="center"/>
-          </w:tcPr>
-          <w:p>
-            <w:pPr>
-              <w:jc w:val="center"/>
-            </w:pPr>
-            <w:r>
-              <w:rPr>
-                <w:rFonts w:ascii="Calibri" w:eastAsia="Calibri" w:hAnsi="Calibri" w:cs="Calibri"/>
+                <w:sz w:val="16"/>
+                <w:szCs w:val="16"/>
+              </w:rPr>
+              <w:t>main focus</w:t>
+            </w:r>
+            <w:proofErr w:type="gramEnd"/>
+            <w:r>
+              <w:rPr>
+                <w:rFonts w:asciiTheme="minorHAnsi" w:eastAsia="Calibri" w:hAnsiTheme="minorHAnsi" w:cstheme="minorHAnsi"/>
                 <w:b/>
                 <w:bCs/>
-                <w:sz w:val="18"/>
-                <w:szCs w:val="18"/>
+                <w:sz w:val="16"/>
+                <w:szCs w:val="16"/>
+              </w:rPr>
+              <w:t xml:space="preserve"> / contributing)</w:t>
+            </w:r>
+          </w:p>
+        </w:tc>
+        <w:tc>
+          <w:tcPr>
+            <w:tcW w:w="500" w:type="dxa"/>
+            <w:tcBorders>
+              <w:top w:val="single" w:sz="4" w:space="0" w:color="999999"/>
+              <w:left w:val="single" w:sz="4" w:space="0" w:color="999999"/>
+              <w:bottom w:val="single" w:sz="4" w:space="0" w:color="999999"/>
+              <w:right w:val="single" w:sz="4" w:space="0" w:color="999999"/>
+            </w:tcBorders>
+            <w:shd w:val="clear" w:color="auto" w:fill="D9E2F3"/>
+            <w:tcMar>
+              <w:top w:w="60" w:type="dxa"/>
+              <w:left w:w="80" w:type="dxa"/>
+              <w:bottom w:w="60" w:type="dxa"/>
+              <w:right w:w="80" w:type="dxa"/>
+            </w:tcMar>
+            <w:vAlign w:val="center"/>
+          </w:tcPr>
+          <w:p>
+            <w:pPr>
+              <w:jc w:val="center"/>
+              <w:rPr>
+                <w:rFonts w:asciiTheme="minorHAnsi" w:hAnsiTheme="minorHAnsi" w:cstheme="minorHAnsi"/>
+                <w:sz w:val="16"/>
+                <w:szCs w:val="16"/>
+              </w:rPr>
+            </w:pPr>
+            <w:r>
+              <w:rPr>
+                <w:rFonts w:asciiTheme="minorHAnsi" w:eastAsia="Calibri" w:hAnsiTheme="minorHAnsi" w:cstheme="minorHAnsi"/>
+                <w:b/>
+                <w:bCs/>
+                <w:sz w:val="16"/>
+                <w:szCs w:val="16"/>
+              </w:rPr>
+              <w:t>7 / 4</w:t>
+            </w:r>
+          </w:p>
+        </w:tc>
+        <w:tc>
+          <w:tcPr>
+            <w:tcW w:w="500" w:type="dxa"/>
+            <w:tcBorders>
+              <w:top w:val="single" w:sz="4" w:space="0" w:color="999999"/>
+              <w:left w:val="single" w:sz="4" w:space="0" w:color="999999"/>
+              <w:bottom w:val="single" w:sz="4" w:space="0" w:color="999999"/>
+              <w:right w:val="single" w:sz="4" w:space="0" w:color="999999"/>
+            </w:tcBorders>
+            <w:shd w:val="clear" w:color="auto" w:fill="D9E2F3"/>
+            <w:tcMar>
+              <w:top w:w="60" w:type="dxa"/>
+              <w:left w:w="80" w:type="dxa"/>
+              <w:bottom w:w="60" w:type="dxa"/>
+              <w:right w:w="80" w:type="dxa"/>
+            </w:tcMar>
+            <w:vAlign w:val="center"/>
+          </w:tcPr>
+          <w:p>
+            <w:pPr>
+              <w:jc w:val="center"/>
+              <w:rPr>
+                <w:rFonts w:asciiTheme="minorHAnsi" w:hAnsiTheme="minorHAnsi" w:cstheme="minorHAnsi"/>
+                <w:sz w:val="16"/>
+                <w:szCs w:val="16"/>
+              </w:rPr>
+            </w:pPr>
+            <w:r>
+              <w:rPr>
+                <w:rFonts w:asciiTheme="minorHAnsi" w:eastAsia="Calibri" w:hAnsiTheme="minorHAnsi" w:cstheme="minorHAnsi"/>
+                <w:b/>
+                <w:bCs/>
+                <w:sz w:val="16"/>
+                <w:szCs w:val="16"/>
               </w:rPr>
               <w:t>4 / 5</w:t>
             </w:r>
@@ -4608,184 +5646,19 @@
     <w:p>
       <w:pPr>
         <w:spacing w:after="60"/>
+        <w:rPr>
+          <w:rFonts w:asciiTheme="minorHAnsi" w:hAnsiTheme="minorHAnsi" w:cstheme="minorHAnsi"/>
+          <w:sz w:val="16"/>
+          <w:szCs w:val="16"/>
+        </w:rPr>
       </w:pPr>
       <w:r>
         <w:rPr>
-          <w:rFonts w:ascii="Calibri" w:eastAsia="Calibri" w:hAnsi="Calibri" w:cs="Calibri"/>
-          <w:sz w:val="18"/>
-          <w:szCs w:val="18"/>
+          <w:rFonts w:asciiTheme="minorHAnsi" w:eastAsia="Calibri" w:hAnsiTheme="minorHAnsi" w:cstheme="minorHAnsi"/>
+          <w:sz w:val="16"/>
+          <w:szCs w:val="16"/>
         </w:rPr>
         <w:t xml:space="preserve"> </w:t>
-      </w:r>
-    </w:p>
-    <w:p>
-      <w:pPr>
-        <w:keepNext/>
-        <w:spacing w:before="240" w:after="80"/>
-      </w:pPr>
-      <w:r>
-        <w:rPr>
-          <w:rFonts w:ascii="Calibri" w:eastAsia="Calibri" w:hAnsi="Calibri" w:cs="Calibri"/>
-          <w:b/>
-          <w:bCs/>
-          <w:sz w:val="24"/>
-          <w:szCs w:val="24"/>
-        </w:rPr>
-        <w:t>What we do not yet cover</w:t>
-      </w:r>
-    </w:p>
-    <w:p>
-      <w:pPr>
-        <w:pStyle w:val="ListParagraph"/>
-        <w:numPr>
-          <w:ilvl w:val="0"/>
-          <w:numId w:val="2"/>
-        </w:numPr>
-        <w:spacing w:after="40"/>
-      </w:pPr>
-      <w:r>
-        <w:rPr>
-          <w:rFonts w:ascii="Calibri" w:eastAsia="Calibri" w:hAnsi="Calibri" w:cs="Calibri"/>
-        </w:rPr>
-        <w:t>Eligibility: policy-making body and CSO not yet confirmed</w:t>
-      </w:r>
-    </w:p>
-    <w:p>
-      <w:pPr>
-        <w:pStyle w:val="ListParagraph"/>
-        <w:numPr>
-          <w:ilvl w:val="0"/>
-          <w:numId w:val="2"/>
-        </w:numPr>
-        <w:spacing w:after="40"/>
-      </w:pPr>
-      <w:commentRangeStart w:id="1"/>
-      <w:r>
-        <w:rPr>
-          <w:rFonts w:ascii="Calibri" w:eastAsia="Calibri" w:hAnsi="Calibri" w:cs="Calibri"/>
-        </w:rPr>
-        <w:t>Supporting and protecting civil society: no WP</w:t>
-      </w:r>
-    </w:p>
-    <w:p>
-      <w:pPr>
-        <w:pStyle w:val="ListParagraph"/>
-        <w:numPr>
-          <w:ilvl w:val="0"/>
-          <w:numId w:val="2"/>
-        </w:numPr>
-        <w:spacing w:after="40"/>
-      </w:pPr>
-      <w:r>
-        <w:rPr>
-          <w:rFonts w:ascii="Calibri" w:eastAsia="Calibri" w:hAnsi="Calibri" w:cs="Calibri"/>
-        </w:rPr>
-        <w:t>Free and fair elections: no WP</w:t>
-      </w:r>
-    </w:p>
-    <w:p>
-      <w:pPr>
-        <w:pStyle w:val="ListParagraph"/>
-        <w:numPr>
-          <w:ilvl w:val="0"/>
-          <w:numId w:val="2"/>
-        </w:numPr>
-        <w:spacing w:after="40"/>
-      </w:pPr>
-      <w:r>
-        <w:rPr>
-          <w:rFonts w:ascii="Calibri" w:eastAsia="Calibri" w:hAnsi="Calibri" w:cs="Calibri"/>
-        </w:rPr>
-        <w:t>Digital and civic tech: no partner or tool</w:t>
-      </w:r>
-    </w:p>
-    <w:p>
-      <w:pPr>
-        <w:pStyle w:val="ListParagraph"/>
-        <w:numPr>
-          <w:ilvl w:val="0"/>
-          <w:numId w:val="2"/>
-        </w:numPr>
-        <w:spacing w:after="40"/>
-      </w:pPr>
-      <w:r>
-        <w:rPr>
-          <w:rFonts w:ascii="Calibri" w:eastAsia="Calibri" w:hAnsi="Calibri" w:cs="Calibri"/>
-        </w:rPr>
-        <w:t>Hostile actors: no WP focus</w:t>
-      </w:r>
-      <w:commentRangeEnd w:id="1"/>
-      <w:r>
-        <w:rPr>
-          <w:rStyle w:val="CommentReference"/>
-          <w:sz w:val="20"/>
-          <w:szCs w:val="20"/>
-        </w:rPr>
-        <w:commentReference w:id="1"/>
-      </w:r>
-    </w:p>
-    <w:p>
-      <w:pPr>
-        <w:pStyle w:val="ListParagraph"/>
-        <w:numPr>
-          <w:ilvl w:val="0"/>
-          <w:numId w:val="2"/>
-        </w:numPr>
-        <w:spacing w:after="40"/>
-      </w:pPr>
-      <w:r>
-        <w:rPr>
-          <w:rFonts w:ascii="Calibri" w:eastAsia="Calibri" w:hAnsi="Calibri" w:cs="Calibri"/>
-        </w:rPr>
-        <w:t>Inclusiveness: socioeconomic status, employment, religion, disability not read across WPs</w:t>
-      </w:r>
-    </w:p>
-    <w:p>
-      <w:pPr>
-        <w:pStyle w:val="ListParagraph"/>
-        <w:numPr>
-          <w:ilvl w:val="0"/>
-          <w:numId w:val="2"/>
-        </w:numPr>
-        <w:spacing w:after="40"/>
-      </w:pPr>
-      <w:r>
-        <w:rPr>
-          <w:rFonts w:ascii="Calibri" w:eastAsia="Calibri" w:hAnsi="Calibri" w:cs="Calibri"/>
-        </w:rPr>
-        <w:t>Disciplines: psychology, computer science, law, ethics, gender studies, sociology</w:t>
-      </w:r>
-    </w:p>
-    <w:p>
-      <w:pPr>
-        <w:pStyle w:val="ListParagraph"/>
-        <w:numPr>
-          <w:ilvl w:val="0"/>
-          <w:numId w:val="2"/>
-        </w:numPr>
-        <w:spacing w:after="40"/>
-      </w:pPr>
-      <w:r>
-        <w:rPr>
-          <w:rFonts w:ascii="Calibri" w:eastAsia="Calibri" w:hAnsi="Calibri" w:cs="Calibri"/>
-        </w:rPr>
-        <w:t>FAIR data, EOSC, data spaces: no plan</w:t>
-      </w:r>
-    </w:p>
-    <w:p>
-      <w:pPr>
-        <w:pStyle w:val="ListParagraph"/>
-        <w:numPr>
-          <w:ilvl w:val="0"/>
-          <w:numId w:val="2"/>
-        </w:numPr>
-        <w:spacing w:after="40"/>
-      </w:pPr>
-      <w:r>
-        <w:rPr>
-          <w:rFonts w:ascii="Calibri" w:eastAsia="Calibri" w:hAnsi="Calibri" w:cs="Calibri"/>
-        </w:rPr>
-        <w:t>Non-duplication with earlier Horizon Europe projects and mid-term assessment: not yet mapped</w:t>
       </w:r>
     </w:p>
     <w:sectPr>
@@ -4796,58 +5669,6 @@
     </w:sectPr>
   </w:body>
 </w:document>
-</file>
-
-<file path=word/comments.xml><?xml version="1.0" encoding="utf-8"?>
-<w:comments xmlns:wpc="http://schemas.microsoft.com/office/word/2010/wordprocessingCanvas" xmlns:cx="http://schemas.microsoft.com/office/drawing/2014/chartex" xmlns:cx1="http://schemas.microsoft.com/office/drawing/2015/9/8/chartex" xmlns:cx2="http://schemas.microsoft.com/office/drawing/2015/10/21/chartex" xmlns:cx3="http://schemas.microsoft.com/office/drawing/2016/5/9/chartex" xmlns:cx4="http://schemas.microsoft.com/office/drawing/2016/5/10/chartex" xmlns:cx5="http://schemas.microsoft.com/office/drawing/2016/5/11/chartex" xmlns:cx6="http://schemas.microsoft.com/office/drawing/2016/5/12/chartex" xmlns:cx7="http://schemas.microsoft.com/office/drawing/2016/5/13/chartex" xmlns:cx8="http://schemas.microsoft.com/office/drawing/2016/5/14/chartex" xmlns:mc="http://schemas.openxmlformats.org/markup-compatibility/2006" xmlns:m="http://schemas.openxmlformats.org/officeDocument/2006/math" xmlns:aink="http://schemas.microsoft.com/office/drawing/2016/ink" xmlns:am3d="http://schemas.microsoft.com/office/drawing/2017/model3d" xmlns:oel="http://schemas.microsoft.com/office/2019/extlst" xmlns:r="http://schemas.openxmlformats.org/officeDocument/2006/relationships" xmlns:wp14="http://schemas.microsoft.com/office/word/2010/wordprocessingDrawing" xmlns:wp="http://schemas.openxmlformats.org/drawingml/2006/wordprocessingDrawing" xmlns:wpg="http://schemas.microsoft.com/office/word/2010/wordprocessingGroup" xmlns:wpi="http://schemas.microsoft.com/office/word/2010/wordprocessingInk" xmlns:wps="http://schemas.microsoft.com/office/word/2010/wordprocessingShape" xmlns:o="urn:schemas-microsoft-com:office:office" xmlns:v="urn:schemas-microsoft-com:vml" xmlns:w10="urn:schemas-microsoft-com:office:word" xmlns:w="http://schemas.openxmlformats.org/wordprocessingml/2006/main" xmlns:w14="http://schemas.microsoft.com/office/word/2010/wordml" xmlns:w15="http://schemas.microsoft.com/office/word/2012/wordml" xmlns:w16cex="http://schemas.microsoft.com/office/word/2018/wordml/cex" xmlns:w16cid="http://schemas.microsoft.com/office/word/2016/wordml/cid" xmlns:w16="http://schemas.microsoft.com/office/word/2018/wordml" xmlns:w16sdtdh="http://schemas.microsoft.com/office/word/2020/wordml/sdtdatahash" xmlns:w16sdtfl="http://schemas.microsoft.com/office/word/2024/wordml/sdtformatlock" xmlns:w16se="http://schemas.microsoft.com/office/word/2015/wordml/symex" xmlns:w16du="http://schemas.microsoft.com/office/word/2023/wordml/word16du" xmlns:wne="http://schemas.microsoft.com/office/word/2006/wordml" mc:Ignorable="w14 w15 w16se w16cid w16 w16cex w16sdtdh w16sdtfl w16du wp14">
-  <w:comment w:id="0" w:author="Seraphine Maerz" w:date="2026-10-08T10:29:00Z" w:initials="SM">
-    <w:p>
-      <w:r>
-        <w:rPr>
-          <w:rStyle w:val="CommentReference"/>
-        </w:rPr>
-        <w:annotationRef/>
-      </w:r>
-      <w:r>
-        <w:t>Without UniMelb experts such as Andrea Carson and Ed Hovy we have a lot of gaps to fill here which is why I suggest to NOT focus on dem09 for now</w:t>
-      </w:r>
-    </w:p>
-  </w:comment>
-  <w:comment w:id="1" w:author="Seraphine Maerz" w:date="2026-10-08T10:29:00Z" w:initials="SM">
-    <w:p>
-      <w:r>
-        <w:rPr>
-          <w:rStyle w:val="CommentReference"/>
-        </w:rPr>
-        <w:annotationRef/>
-      </w:r>
-      <w:r>
-        <w:t>We might have also failed in tailoring the WPs here more to the actual key words in the call...</w:t>
-      </w:r>
-    </w:p>
-  </w:comment>
-</w:comments>
-</file>
-
-<file path=word/commentsExtended.xml><?xml version="1.0" encoding="utf-8"?>
-<w15:commentsEx xmlns:wpc="http://schemas.microsoft.com/office/word/2010/wordprocessingCanvas" xmlns:cx="http://schemas.microsoft.com/office/drawing/2014/chartex" xmlns:cx1="http://schemas.microsoft.com/office/drawing/2015/9/8/chartex" xmlns:cx2="http://schemas.microsoft.com/office/drawing/2015/10/21/chartex" xmlns:cx3="http://schemas.microsoft.com/office/drawing/2016/5/9/chartex" xmlns:cx4="http://schemas.microsoft.com/office/drawing/2016/5/10/chartex" xmlns:cx5="http://schemas.microsoft.com/office/drawing/2016/5/11/chartex" xmlns:cx6="http://schemas.microsoft.com/office/drawing/2016/5/12/chartex" xmlns:cx7="http://schemas.microsoft.com/office/drawing/2016/5/13/chartex" xmlns:cx8="http://schemas.microsoft.com/office/drawing/2016/5/14/chartex" xmlns:mc="http://schemas.openxmlformats.org/markup-compatibility/2006" xmlns:m="http://schemas.openxmlformats.org/officeDocument/2006/math" xmlns:aink="http://schemas.microsoft.com/office/drawing/2016/ink" xmlns:am3d="http://schemas.microsoft.com/office/drawing/2017/model3d" xmlns:oel="http://schemas.microsoft.com/office/2019/extlst" xmlns:r="http://schemas.openxmlformats.org/officeDocument/2006/relationships" xmlns:wp14="http://schemas.microsoft.com/office/word/2010/wordprocessingDrawing" xmlns:wp="http://schemas.openxmlformats.org/drawingml/2006/wordprocessingDrawing" xmlns:wpg="http://schemas.microsoft.com/office/word/2010/wordprocessingGroup" xmlns:wpi="http://schemas.microsoft.com/office/word/2010/wordprocessingInk" xmlns:wps="http://schemas.microsoft.com/office/word/2010/wordprocessingShape" xmlns:o="urn:schemas-microsoft-com:office:office" xmlns:v="urn:schemas-microsoft-com:vml" xmlns:w10="urn:schemas-microsoft-com:office:word" xmlns:w="http://schemas.openxmlformats.org/wordprocessingml/2006/main" xmlns:w14="http://schemas.microsoft.com/office/word/2010/wordml" xmlns:w15="http://schemas.microsoft.com/office/word/2012/wordml" xmlns:w16cex="http://schemas.microsoft.com/office/word/2018/wordml/cex" xmlns:w16cid="http://schemas.microsoft.com/office/word/2016/wordml/cid" xmlns:w16="http://schemas.microsoft.com/office/word/2018/wordml" xmlns:w16sdtdh="http://schemas.microsoft.com/office/word/2020/wordml/sdtdatahash" xmlns:w16sdtfl="http://schemas.microsoft.com/office/word/2024/wordml/sdtformatlock" xmlns:w16se="http://schemas.microsoft.com/office/word/2015/wordml/symex" xmlns:w16du="http://schemas.microsoft.com/office/word/2023/wordml/word16du" xmlns:wne="http://schemas.microsoft.com/office/word/2006/wordml" mc:Ignorable="w14 w15 w16se w16cid w16 w16cex w16sdtdh w16sdtfl w16du wp14">
-  <w15:commentEx w15:paraId="179817B9" w15:done="0"/>
-  <w15:commentEx w15:paraId="508238C0" w15:done="0"/>
-</w15:commentsEx>
-</file>
-
-<file path=word/commentsExtensible.xml><?xml version="1.0" encoding="utf-8"?>
-<w16cex:commentsExtensible xmlns:wpc="http://schemas.microsoft.com/office/word/2010/wordprocessingCanvas" xmlns:cx="http://schemas.microsoft.com/office/drawing/2014/chartex" xmlns:cx1="http://schemas.microsoft.com/office/drawing/2015/9/8/chartex" xmlns:cx2="http://schemas.microsoft.com/office/drawing/2015/10/21/chartex" xmlns:cx3="http://schemas.microsoft.com/office/drawing/2016/5/9/chartex" xmlns:cx4="http://schemas.microsoft.com/office/drawing/2016/5/10/chartex" xmlns:cx5="http://schemas.microsoft.com/office/drawing/2016/5/11/chartex" xmlns:cx6="http://schemas.microsoft.com/office/drawing/2016/5/12/chartex" xmlns:cx7="http://schemas.microsoft.com/office/drawing/2016/5/13/chartex" xmlns:cx8="http://schemas.microsoft.com/office/drawing/2016/5/14/chartex" xmlns:cr="http://schemas.microsoft.com/office/comments/2020/reactions" xmlns:mc="http://schemas.openxmlformats.org/markup-compatibility/2006" xmlns:m="http://schemas.openxmlformats.org/officeDocument/2006/math" xmlns:aink="http://schemas.microsoft.com/office/drawing/2016/ink" xmlns:am3d="http://schemas.microsoft.com/office/drawing/2017/model3d" xmlns:oel="http://schemas.microsoft.com/office/2019/extlst" xmlns:r="http://schemas.openxmlformats.org/officeDocument/2006/relationships" xmlns:wp14="http://schemas.microsoft.com/office/word/2010/wordprocessingDrawing" xmlns:wp="http://schemas.openxmlformats.org/drawingml/2006/wordprocessingDrawing" xmlns:wpg="http://schemas.microsoft.com/office/word/2010/wordprocessingGroup" xmlns:wpi="http://schemas.microsoft.com/office/word/2010/wordprocessingInk" xmlns:wps="http://schemas.microsoft.com/office/word/2010/wordprocessingShape" xmlns:o="urn:schemas-microsoft-com:office:office" xmlns:v="urn:schemas-microsoft-com:vml" xmlns:w10="urn:schemas-microsoft-com:office:word" xmlns:w="http://schemas.openxmlformats.org/wordprocessingml/2006/main" xmlns:w14="http://schemas.microsoft.com/office/word/2010/wordml" xmlns:w15="http://schemas.microsoft.com/office/word/2012/wordml" xmlns:w16cex="http://schemas.microsoft.com/office/word/2018/wordml/cex" xmlns:w16cid="http://schemas.microsoft.com/office/word/2016/wordml/cid" xmlns:w16="http://schemas.microsoft.com/office/word/2018/wordml" xmlns:w16sdtdh="http://schemas.microsoft.com/office/word/2020/wordml/sdtdatahash" xmlns:w16sdtfl="http://schemas.microsoft.com/office/word/2024/wordml/sdtformatlock" xmlns:w16se="http://schemas.microsoft.com/office/word/2015/wordml/symex" xmlns:w16du="http://schemas.microsoft.com/office/word/2023/wordml/word16du" xmlns:wne="http://schemas.microsoft.com/office/word/2006/wordml" mc:Ignorable="w14 w15 w16se w16cid w16 w16cex w16sdtdh w16sdtfl cr w16du wp14">
-  <w16cex:commentExtensible w16cex:durableId="1CF598AF" w16cex:dateUtc="2026-10-07T23:29:00Z"/>
-  <w16cex:commentExtensible w16cex:durableId="4D957C70" w16cex:dateUtc="2026-10-07T23:29:00Z"/>
-</w16cex:commentsExtensible>
-</file>
-
-<file path=word/commentsIds.xml><?xml version="1.0" encoding="utf-8"?>
-<w16cid:commentsIds xmlns:wpc="http://schemas.microsoft.com/office/word/2010/wordprocessingCanvas" xmlns:cx="http://schemas.microsoft.com/office/drawing/2014/chartex" xmlns:cx1="http://schemas.microsoft.com/office/drawing/2015/9/8/chartex" xmlns:cx2="http://schemas.microsoft.com/office/drawing/2015/10/21/chartex" xmlns:cx3="http://schemas.microsoft.com/office/drawing/2016/5/9/chartex" xmlns:cx4="http://schemas.microsoft.com/office/drawing/2016/5/10/chartex" xmlns:cx5="http://schemas.microsoft.com/office/drawing/2016/5/11/chartex" xmlns:cx6="http://schemas.microsoft.com/office/drawing/2016/5/12/chartex" xmlns:cx7="http://schemas.microsoft.com/office/drawing/2016/5/13/chartex" xmlns:cx8="http://schemas.microsoft.com/office/drawing/2016/5/14/chartex" xmlns:mc="http://schemas.openxmlformats.org/markup-compatibility/2006" xmlns:m="http://schemas.openxmlformats.org/officeDocument/2006/math" xmlns:aink="http://schemas.microsoft.com/office/drawing/2016/ink" xmlns:am3d="http://schemas.microsoft.com/office/drawing/2017/model3d" xmlns:oel="http://schemas.microsoft.com/office/2019/extlst" xmlns:r="http://schemas.openxmlformats.org/officeDocument/2006/relationships" xmlns:wp14="http://schemas.microsoft.com/office/word/2010/wordprocessingDrawing" xmlns:wp="http://schemas.openxmlformats.org/drawingml/2006/wordprocessingDrawing" xmlns:wpg="http://schemas.microsoft.com/office/word/2010/wordprocessingGroup" xmlns:wpi="http://schemas.microsoft.com/office/word/2010/wordprocessingInk" xmlns:wps="http://schemas.microsoft.com/office/word/2010/wordprocessingShape" xmlns:o="urn:schemas-microsoft-com:office:office" xmlns:v="urn:schemas-microsoft-com:vml" xmlns:w10="urn:schemas-microsoft-com:office:word" xmlns:w="http://schemas.openxmlformats.org/wordprocessingml/2006/main" xmlns:w14="http://schemas.microsoft.com/office/word/2010/wordml" xmlns:w15="http://schemas.microsoft.com/office/word/2012/wordml" xmlns:w16cex="http://schemas.microsoft.com/office/word/2018/wordml/cex" xmlns:w16cid="http://schemas.microsoft.com/office/word/2016/wordml/cid" xmlns:w16="http://schemas.microsoft.com/office/word/2018/wordml" xmlns:w16sdtdh="http://schemas.microsoft.com/office/word/2020/wordml/sdtdatahash" xmlns:w16sdtfl="http://schemas.microsoft.com/office/word/2024/wordml/sdtformatlock" xmlns:w16se="http://schemas.microsoft.com/office/word/2015/wordml/symex" xmlns:w16du="http://schemas.microsoft.com/office/word/2023/wordml/word16du" xmlns:wne="http://schemas.microsoft.com/office/word/2006/wordml" mc:Ignorable="w14 w15 w16se w16cid w16 w16cex w16sdtdh w16sdtfl w16du wp14">
-  <w16cid:commentId w16cid:paraId="179817B9" w16cid:durableId="1CF598AF"/>
-  <w16cid:commentId w16cid:paraId="508238C0" w16cid:durableId="4D957C70"/>
-</w16cid:commentsIds>
 </file>
 
 <file path=word/numbering.xml><?xml version="1.0" encoding="utf-8"?>
@@ -5005,14 +5826,6 @@
     </w:lvlOverride>
   </w:num>
 </w:numbering>
-</file>
-
-<file path=word/people.xml><?xml version="1.0" encoding="utf-8"?>
-<w15:people xmlns:wpc="http://schemas.microsoft.com/office/word/2010/wordprocessingCanvas" xmlns:cx="http://schemas.microsoft.com/office/drawing/2014/chartex" xmlns:cx1="http://schemas.microsoft.com/office/drawing/2015/9/8/chartex" xmlns:cx2="http://schemas.microsoft.com/office/drawing/2015/10/21/chartex" xmlns:cx3="http://schemas.microsoft.com/office/drawing/2016/5/9/chartex" xmlns:cx4="http://schemas.microsoft.com/office/drawing/2016/5/10/chartex" xmlns:cx5="http://schemas.microsoft.com/office/drawing/2016/5/11/chartex" xmlns:cx6="http://schemas.microsoft.com/office/drawing/2016/5/12/chartex" xmlns:cx7="http://schemas.microsoft.com/office/drawing/2016/5/13/chartex" xmlns:cx8="http://schemas.microsoft.com/office/drawing/2016/5/14/chartex" xmlns:mc="http://schemas.openxmlformats.org/markup-compatibility/2006" xmlns:m="http://schemas.openxmlformats.org/officeDocument/2006/math" xmlns:aink="http://schemas.microsoft.com/office/drawing/2016/ink" xmlns:am3d="http://schemas.microsoft.com/office/drawing/2017/model3d" xmlns:oel="http://schemas.microsoft.com/office/2019/extlst" xmlns:r="http://schemas.openxmlformats.org/officeDocument/2006/relationships" xmlns:wp14="http://schemas.microsoft.com/office/word/2010/wordprocessingDrawing" xmlns:wp="http://schemas.openxmlformats.org/drawingml/2006/wordprocessingDrawing" xmlns:wpg="http://schemas.microsoft.com/office/word/2010/wordprocessingGroup" xmlns:wpi="http://schemas.microsoft.com/office/word/2010/wordprocessingInk" xmlns:wps="http://schemas.microsoft.com/office/word/2010/wordprocessingShape" xmlns:o="urn:schemas-microsoft-com:office:office" xmlns:v="urn:schemas-microsoft-com:vml" xmlns:w10="urn:schemas-microsoft-com:office:word" xmlns:w="http://schemas.openxmlformats.org/wordprocessingml/2006/main" xmlns:w14="http://schemas.microsoft.com/office/word/2010/wordml" xmlns:w15="http://schemas.microsoft.com/office/word/2012/wordml" xmlns:w16cex="http://schemas.microsoft.com/office/word/2018/wordml/cex" xmlns:w16cid="http://schemas.microsoft.com/office/word/2016/wordml/cid" xmlns:w16="http://schemas.microsoft.com/office/word/2018/wordml" xmlns:w16sdtdh="http://schemas.microsoft.com/office/word/2020/wordml/sdtdatahash" xmlns:w16sdtfl="http://schemas.microsoft.com/office/word/2024/wordml/sdtformatlock" xmlns:w16se="http://schemas.microsoft.com/office/word/2015/wordml/symex" xmlns:w16du="http://schemas.microsoft.com/office/word/2023/wordml/word16du" xmlns:wne="http://schemas.microsoft.com/office/word/2006/wordml" mc:Ignorable="w14 w15 w16se w16cid w16 w16cex w16sdtdh w16sdtfl w16du wp14">
-  <w15:person w15:author="Seraphine Maerz">
-    <w15:presenceInfo w15:providerId="AD" w15:userId="S::seraphine.maerz@unimelb.edu.au::4feade39-31e1-4165-8606-bd94ba2c25d0"/>
-  </w15:person>
-</w15:people>
 </file>
 
 <file path=word/styles.xml><?xml version="1.0" encoding="utf-8"?>

--- a/wp_leads_dem09.docx
+++ b/wp_leads_dem09.docx
@@ -670,7 +670,7 @@
             <w:pPr>
               <w:spacing w:after="40"/>
               <w:rPr>
-                <w:rFonts w:asciiTheme="minorHAnsi" w:eastAsia="Calibri" w:hAnsiTheme="minorHAnsi" w:cstheme="minorHAnsi"/>
+                <w:rFonts w:asciiTheme="minorHAnsi" w:hAnsiTheme="minorHAnsi" w:cstheme="minorHAnsi"/>
                 <w:sz w:val="16"/>
                 <w:szCs w:val="16"/>
               </w:rPr>
@@ -689,26 +689,18 @@
                 <w:sz w:val="16"/>
                 <w:szCs w:val="16"/>
               </w:rPr>
-              <w:t xml:space="preserve"> OR</w:t>
-            </w:r>
-          </w:p>
-          <w:p>
-            <w:pPr>
-              <w:spacing w:after="40"/>
-              <w:rPr>
-                <w:rFonts w:asciiTheme="minorHAnsi" w:hAnsiTheme="minorHAnsi" w:cstheme="minorHAnsi"/>
-                <w:sz w:val="16"/>
-                <w:szCs w:val="16"/>
-              </w:rPr>
-            </w:pPr>
-            <w:r>
-              <w:rPr>
-                <w:rFonts w:asciiTheme="minorHAnsi" w:eastAsia="Calibri" w:hAnsiTheme="minorHAnsi" w:cstheme="minorHAnsi"/>
-                <w:sz w:val="16"/>
-                <w:szCs w:val="16"/>
-              </w:rPr>
-              <w:t>Carl-Henrik Knutsen (Oslo)</w:t>
-            </w:r>
+              <w:t xml:space="preserve"> </w:t>
+            </w:r>
+          </w:p>
+          <w:p>
+            <w:pPr>
+              <w:spacing w:after="40"/>
+              <w:rPr>
+                <w:rFonts w:asciiTheme="minorHAnsi" w:hAnsiTheme="minorHAnsi" w:cstheme="minorHAnsi"/>
+                <w:sz w:val="16"/>
+                <w:szCs w:val="16"/>
+              </w:rPr>
+            </w:pPr>
           </w:p>
         </w:tc>
         <w:tc>
@@ -1141,31 +1133,27 @@
             <w:r>
               <w:rPr>
                 <w:rFonts w:asciiTheme="minorHAnsi" w:eastAsia="Calibri" w:hAnsiTheme="minorHAnsi" w:cstheme="minorHAnsi"/>
+                <w:sz w:val="17"/>
+                <w:szCs w:val="17"/>
+              </w:rPr>
+              <w:t>Filippo Trevisan (IUL University Florence)</w:t>
+            </w:r>
+            <w:r>
+              <w:rPr>
+                <w:rFonts w:asciiTheme="minorHAnsi" w:eastAsia="Calibri" w:hAnsiTheme="minorHAnsi" w:cstheme="minorHAnsi"/>
+                <w:sz w:val="17"/>
+                <w:szCs w:val="17"/>
+              </w:rPr>
+              <w:t xml:space="preserve">, </w:t>
+            </w:r>
+            <w:r>
+              <w:rPr>
+                <w:rFonts w:asciiTheme="minorHAnsi" w:eastAsia="Calibri" w:hAnsiTheme="minorHAnsi" w:cstheme="minorHAnsi"/>
                 <w:sz w:val="16"/>
                 <w:szCs w:val="16"/>
                 <w:highlight w:val="yellow"/>
               </w:rPr>
-              <w:t xml:space="preserve">European </w:t>
-            </w:r>
-            <w:proofErr w:type="gramStart"/>
-            <w:r>
-              <w:rPr>
-                <w:rFonts w:asciiTheme="minorHAnsi" w:eastAsia="Calibri" w:hAnsiTheme="minorHAnsi" w:cstheme="minorHAnsi"/>
-                <w:sz w:val="16"/>
-                <w:szCs w:val="16"/>
-                <w:highlight w:val="yellow"/>
-              </w:rPr>
-              <w:t>fact-checking</w:t>
-            </w:r>
-            <w:proofErr w:type="gramEnd"/>
-            <w:r>
-              <w:rPr>
-                <w:rFonts w:asciiTheme="minorHAnsi" w:eastAsia="Calibri" w:hAnsiTheme="minorHAnsi" w:cstheme="minorHAnsi"/>
-                <w:sz w:val="16"/>
-                <w:szCs w:val="16"/>
-                <w:highlight w:val="yellow"/>
-              </w:rPr>
-              <w:t xml:space="preserve"> or media organisation (tbc)</w:t>
+              <w:t>European fact-checking or media organisation (tbc)</w:t>
             </w:r>
           </w:p>
         </w:tc>
@@ -4150,16 +4138,7 @@
                 <w:szCs w:val="16"/>
                 <w:lang w:val="de-DE"/>
               </w:rPr>
-              <w:t xml:space="preserve">), </w:t>
-            </w:r>
-            <w:r>
-              <w:rPr>
-                <w:rFonts w:asciiTheme="minorHAnsi" w:eastAsia="Calibri" w:hAnsiTheme="minorHAnsi" w:cstheme="minorHAnsi"/>
-                <w:sz w:val="16"/>
-                <w:szCs w:val="16"/>
-                <w:lang w:val="de-DE"/>
-              </w:rPr>
-              <w:t>Ken Benoit (SMU)</w:t>
+              <w:t>), Ken Benoit (SMU)</w:t>
             </w:r>
           </w:p>
         </w:tc>
@@ -5295,7 +5274,7 @@
                 <w:sz w:val="16"/>
                 <w:szCs w:val="16"/>
               </w:rPr>
-              <w:t xml:space="preserve"> OR Carl-Henrik Knutsen (Oslo)</w:t>
+              <w:t xml:space="preserve"> </w:t>
             </w:r>
           </w:p>
         </w:tc>
